--- a/ADG/02장/2장_실습문제.docx
+++ b/ADG/02장/2장_실습문제.docx
@@ -51,34 +51,34 @@
           <w:rFonts w:ascii="맑은 고딕" w:hAnsi="맑은 고딕" w:eastAsia="맑은 고딕"/>
           <w:sz w:val="21"/>
         </w:rPr>
-        <w:t>① Maximum Performance</w:t>
-      </w:r>
-    </w:p>
-    <w:p>
-      <w:r>
-        <w:rPr>
-          <w:rFonts w:ascii="맑은 고딕" w:hAnsi="맑은 고딕" w:eastAsia="맑은 고딕"/>
-          <w:sz w:val="21"/>
-        </w:rPr>
-        <w:t>② Maximum Protection</w:t>
-      </w:r>
-    </w:p>
-    <w:p>
-      <w:r>
-        <w:rPr>
-          <w:rFonts w:ascii="맑은 고딕" w:hAnsi="맑은 고딕" w:eastAsia="맑은 고딕"/>
-          <w:sz w:val="21"/>
-        </w:rPr>
-        <w:t>③ Maximum Availability</w:t>
-      </w:r>
-    </w:p>
-    <w:p>
-      <w:r>
-        <w:rPr>
-          <w:rFonts w:ascii="맑은 고딕" w:hAnsi="맑은 고딕" w:eastAsia="맑은 고딕"/>
-          <w:sz w:val="21"/>
-        </w:rPr>
-        <w:t>④ Maximum Recovery</w:t>
+        <w:t>① Maximum Recovery</w:t>
+      </w:r>
+    </w:p>
+    <w:p>
+      <w:r>
+        <w:rPr>
+          <w:rFonts w:ascii="맑은 고딕" w:hAnsi="맑은 고딕" w:eastAsia="맑은 고딕"/>
+          <w:sz w:val="21"/>
+        </w:rPr>
+        <w:t>② Maximum Performance</w:t>
+      </w:r>
+    </w:p>
+    <w:p>
+      <w:r>
+        <w:rPr>
+          <w:rFonts w:ascii="맑은 고딕" w:hAnsi="맑은 고딕" w:eastAsia="맑은 고딕"/>
+          <w:sz w:val="21"/>
+        </w:rPr>
+        <w:t>③ Maximum Protection</w:t>
+      </w:r>
+    </w:p>
+    <w:p>
+      <w:r>
+        <w:rPr>
+          <w:rFonts w:ascii="맑은 고딕" w:hAnsi="맑은 고딕" w:eastAsia="맑은 고딕"/>
+          <w:sz w:val="21"/>
+        </w:rPr>
+        <w:t>④ Maximum Availability</w:t>
       </w:r>
     </w:p>
     <w:p>
@@ -105,7 +105,7 @@
           <w:rFonts w:ascii="맑은 고딕" w:hAnsi="맑은 고딕" w:eastAsia="맑은 고딕"/>
           <w:sz w:val="21"/>
         </w:rPr>
-        <w:t>① LOG_ARCHIVE_DEST_n</w:t>
+        <w:t>① STANDBY_ARCHIVE_DEST</w:t>
       </w:r>
     </w:p>
     <w:p>
@@ -123,16 +123,16 @@
           <w:rFonts w:ascii="맑은 고딕" w:hAnsi="맑은 고딕" w:eastAsia="맑은 고딕"/>
           <w:sz w:val="21"/>
         </w:rPr>
-        <w:t>③ STANDBY_ARCHIVE_DEST</w:t>
-      </w:r>
-    </w:p>
-    <w:p>
-      <w:r>
-        <w:rPr>
-          <w:rFonts w:ascii="맑은 고딕" w:hAnsi="맑은 고딕" w:eastAsia="맑은 고딕"/>
-          <w:sz w:val="21"/>
-        </w:rPr>
-        <w:t>④ REMOTE_ARCHIVE_DEST</w:t>
+        <w:t>③ REMOTE_ARCHIVE_DEST</w:t>
+      </w:r>
+    </w:p>
+    <w:p>
+      <w:r>
+        <w:rPr>
+          <w:rFonts w:ascii="맑은 고딕" w:hAnsi="맑은 고딕" w:eastAsia="맑은 고딕"/>
+          <w:sz w:val="21"/>
+        </w:rPr>
+        <w:t>④ LOG_ARCHIVE_DEST_n</w:t>
       </w:r>
     </w:p>
     <w:p>
@@ -159,16 +159,16 @@
           <w:rFonts w:ascii="맑은 고딕" w:hAnsi="맑은 고딕" w:eastAsia="맑은 고딕"/>
           <w:sz w:val="21"/>
         </w:rPr>
-        <w:t>① tnsnames.ora의 넷 서비스 이름</w:t>
-      </w:r>
-    </w:p>
-    <w:p>
-      <w:r>
-        <w:rPr>
-          <w:rFonts w:ascii="맑은 고딕" w:hAnsi="맑은 고딕" w:eastAsia="맑은 고딕"/>
-          <w:sz w:val="21"/>
-        </w:rPr>
-        <w:t>② 운영체제 호스트명</w:t>
+        <w:t>① 리스너 이름</w:t>
+      </w:r>
+    </w:p>
+    <w:p>
+      <w:r>
+        <w:rPr>
+          <w:rFonts w:ascii="맑은 고딕" w:hAnsi="맑은 고딕" w:eastAsia="맑은 고딕"/>
+          <w:sz w:val="21"/>
+        </w:rPr>
+        <w:t>② tnsnames.ora의 넷 서비스 이름</w:t>
       </w:r>
     </w:p>
     <w:p>
@@ -186,7 +186,7 @@
           <w:rFonts w:ascii="맑은 고딕" w:hAnsi="맑은 고딕" w:eastAsia="맑은 고딕"/>
           <w:sz w:val="21"/>
         </w:rPr>
-        <w:t>④ 리스너 이름</w:t>
+        <w:t>④ 운영체제 호스트명</w:t>
       </w:r>
     </w:p>
     <w:p>
@@ -222,7 +222,7 @@
           <w:rFonts w:ascii="맑은 고딕" w:hAnsi="맑은 고딕" w:eastAsia="맑은 고딕"/>
           <w:sz w:val="21"/>
         </w:rPr>
-        <w:t>② TTnn</w:t>
+        <w:t>② RFS</w:t>
       </w:r>
     </w:p>
     <w:p>
@@ -240,7 +240,7 @@
           <w:rFonts w:ascii="맑은 고딕" w:hAnsi="맑은 고딕" w:eastAsia="맑은 고딕"/>
           <w:sz w:val="21"/>
         </w:rPr>
-        <w:t>④ RFS</w:t>
+        <w:t>④ TTnn</w:t>
       </w:r>
     </w:p>
     <w:p>
@@ -267,34 +267,34 @@
           <w:rFonts w:ascii="맑은 고딕" w:hAnsi="맑은 고딕" w:eastAsia="맑은 고딕"/>
           <w:sz w:val="21"/>
         </w:rPr>
-        <w:t>① TTnn</w:t>
-      </w:r>
-    </w:p>
-    <w:p>
-      <w:r>
-        <w:rPr>
-          <w:rFonts w:ascii="맑은 고딕" w:hAnsi="맑은 고딕" w:eastAsia="맑은 고딕"/>
-          <w:sz w:val="21"/>
-        </w:rPr>
-        <w:t>② NSSn</w:t>
-      </w:r>
-    </w:p>
-    <w:p>
-      <w:r>
-        <w:rPr>
-          <w:rFonts w:ascii="맑은 고딕" w:hAnsi="맑은 고딕" w:eastAsia="맑은 고딕"/>
-          <w:sz w:val="21"/>
-        </w:rPr>
-        <w:t>③ LSP</w:t>
-      </w:r>
-    </w:p>
-    <w:p>
-      <w:r>
-        <w:rPr>
-          <w:rFonts w:ascii="맑은 고딕" w:hAnsi="맑은 고딕" w:eastAsia="맑은 고딕"/>
-          <w:sz w:val="21"/>
-        </w:rPr>
-        <w:t>④ PRnn</w:t>
+        <w:t>① NSSn</w:t>
+      </w:r>
+    </w:p>
+    <w:p>
+      <w:r>
+        <w:rPr>
+          <w:rFonts w:ascii="맑은 고딕" w:hAnsi="맑은 고딕" w:eastAsia="맑은 고딕"/>
+          <w:sz w:val="21"/>
+        </w:rPr>
+        <w:t>② PRnn</w:t>
+      </w:r>
+    </w:p>
+    <w:p>
+      <w:r>
+        <w:rPr>
+          <w:rFonts w:ascii="맑은 고딕" w:hAnsi="맑은 고딕" w:eastAsia="맑은 고딕"/>
+          <w:sz w:val="21"/>
+        </w:rPr>
+        <w:t>③ TTnn</w:t>
+      </w:r>
+    </w:p>
+    <w:p>
+      <w:r>
+        <w:rPr>
+          <w:rFonts w:ascii="맑은 고딕" w:hAnsi="맑은 고딕" w:eastAsia="맑은 고딕"/>
+          <w:sz w:val="21"/>
+        </w:rPr>
+        <w:t>④ LSP</w:t>
       </w:r>
     </w:p>
     <w:p>
@@ -321,34 +321,34 @@
           <w:rFonts w:ascii="맑은 고딕" w:hAnsi="맑은 고딕" w:eastAsia="맑은 고딕"/>
           <w:sz w:val="21"/>
         </w:rPr>
-        <w:t>① Standby가 디스크에 기록한 뒤 확인을 보낸다</w:t>
-      </w:r>
-    </w:p>
-    <w:p>
-      <w:r>
-        <w:rPr>
-          <w:rFonts w:ascii="맑은 고딕" w:hAnsi="맑은 고딕" w:eastAsia="맑은 고딕"/>
-          <w:sz w:val="21"/>
-        </w:rPr>
-        <w:t>② Standby가 메모리에 받은 즉시 확인을 보낸다</w:t>
-      </w:r>
-    </w:p>
-    <w:p>
-      <w:r>
-        <w:rPr>
-          <w:rFonts w:ascii="맑은 고딕" w:hAnsi="맑은 고딕" w:eastAsia="맑은 고딕"/>
-          <w:sz w:val="21"/>
-        </w:rPr>
-        <w:t>③ 전송을 압축한다</w:t>
-      </w:r>
-    </w:p>
-    <w:p>
-      <w:r>
-        <w:rPr>
-          <w:rFonts w:ascii="맑은 고딕" w:hAnsi="맑은 고딕" w:eastAsia="맑은 고딕"/>
-          <w:sz w:val="21"/>
-        </w:rPr>
-        <w:t>④ 적용을 지연시킨다</w:t>
+        <w:t>① 적용을 지연시킨다</w:t>
+      </w:r>
+    </w:p>
+    <w:p>
+      <w:r>
+        <w:rPr>
+          <w:rFonts w:ascii="맑은 고딕" w:hAnsi="맑은 고딕" w:eastAsia="맑은 고딕"/>
+          <w:sz w:val="21"/>
+        </w:rPr>
+        <w:t>② Standby가 디스크에 기록한 뒤 확인을 보낸다</w:t>
+      </w:r>
+    </w:p>
+    <w:p>
+      <w:r>
+        <w:rPr>
+          <w:rFonts w:ascii="맑은 고딕" w:hAnsi="맑은 고딕" w:eastAsia="맑은 고딕"/>
+          <w:sz w:val="21"/>
+        </w:rPr>
+        <w:t>③ Standby가 메모리에 받은 즉시 확인을 보낸다</w:t>
+      </w:r>
+    </w:p>
+    <w:p>
+      <w:r>
+        <w:rPr>
+          <w:rFonts w:ascii="맑은 고딕" w:hAnsi="맑은 고딕" w:eastAsia="맑은 고딕"/>
+          <w:sz w:val="21"/>
+        </w:rPr>
+        <w:t>④ 전송을 압축한다</w:t>
       </w:r>
     </w:p>
     <w:p>
@@ -384,16 +384,16 @@
           <w:rFonts w:ascii="맑은 고딕" w:hAnsi="맑은 고딕" w:eastAsia="맑은 고딕"/>
           <w:sz w:val="21"/>
         </w:rPr>
-        <w:t>② PROTECTION_LEVEL</w:t>
-      </w:r>
-    </w:p>
-    <w:p>
-      <w:r>
-        <w:rPr>
-          <w:rFonts w:ascii="맑은 고딕" w:hAnsi="맑은 고딕" w:eastAsia="맑은 고딕"/>
-          <w:sz w:val="21"/>
-        </w:rPr>
-        <w:t>③ DATABASE_ROLE</w:t>
+        <w:t>② DATABASE_ROLE</w:t>
+      </w:r>
+    </w:p>
+    <w:p>
+      <w:r>
+        <w:rPr>
+          <w:rFonts w:ascii="맑은 고딕" w:hAnsi="맑은 고딕" w:eastAsia="맑은 고딕"/>
+          <w:sz w:val="21"/>
+        </w:rPr>
+        <w:t>③ PROTECTION_LEVEL</w:t>
       </w:r>
     </w:p>
     <w:p>
@@ -429,34 +429,34 @@
           <w:rFonts w:ascii="맑은 고딕" w:hAnsi="맑은 고딕" w:eastAsia="맑은 고딕"/>
           <w:sz w:val="21"/>
         </w:rPr>
-        <w:t>① PROTECTION_LEVEL</w:t>
-      </w:r>
-    </w:p>
-    <w:p>
-      <w:r>
-        <w:rPr>
-          <w:rFonts w:ascii="맑은 고딕" w:hAnsi="맑은 고딕" w:eastAsia="맑은 고딕"/>
-          <w:sz w:val="21"/>
-        </w:rPr>
-        <w:t>② PROTECTION_MODE</w:t>
-      </w:r>
-    </w:p>
-    <w:p>
-      <w:r>
-        <w:rPr>
-          <w:rFonts w:ascii="맑은 고딕" w:hAnsi="맑은 고딕" w:eastAsia="맑은 고딕"/>
-          <w:sz w:val="21"/>
-        </w:rPr>
-        <w:t>③ SWITCHOVER_STATUS</w:t>
-      </w:r>
-    </w:p>
-    <w:p>
-      <w:r>
-        <w:rPr>
-          <w:rFonts w:ascii="맑은 고딕" w:hAnsi="맑은 고딕" w:eastAsia="맑은 고딕"/>
-          <w:sz w:val="21"/>
-        </w:rPr>
-        <w:t>④ CONTROLFILE_TYPE</w:t>
+        <w:t>① SWITCHOVER_STATUS</w:t>
+      </w:r>
+    </w:p>
+    <w:p>
+      <w:r>
+        <w:rPr>
+          <w:rFonts w:ascii="맑은 고딕" w:hAnsi="맑은 고딕" w:eastAsia="맑은 고딕"/>
+          <w:sz w:val="21"/>
+        </w:rPr>
+        <w:t>② CONTROLFILE_TYPE</w:t>
+      </w:r>
+    </w:p>
+    <w:p>
+      <w:r>
+        <w:rPr>
+          <w:rFonts w:ascii="맑은 고딕" w:hAnsi="맑은 고딕" w:eastAsia="맑은 고딕"/>
+          <w:sz w:val="21"/>
+        </w:rPr>
+        <w:t>③ PROTECTION_MODE</w:t>
+      </w:r>
+    </w:p>
+    <w:p>
+      <w:r>
+        <w:rPr>
+          <w:rFonts w:ascii="맑은 고딕" w:hAnsi="맑은 고딕" w:eastAsia="맑은 고딕"/>
+          <w:sz w:val="21"/>
+        </w:rPr>
+        <w:t>④ PROTECTION_LEVEL</w:t>
       </w:r>
     </w:p>
     <w:p>
@@ -483,6 +483,60 @@
           <w:rFonts w:ascii="맑은 고딕" w:hAnsi="맑은 고딕" w:eastAsia="맑은 고딕"/>
           <w:sz w:val="21"/>
         </w:rPr>
+        <w:t>① 읽기 전용으로 전환한다</w:t>
+      </w:r>
+    </w:p>
+    <w:p>
+      <w:r>
+        <w:rPr>
+          <w:rFonts w:ascii="맑은 고딕" w:hAnsi="맑은 고딕" w:eastAsia="맑은 고딕"/>
+          <w:sz w:val="21"/>
+        </w:rPr>
+        <w:t>② 인스턴스를 종료한다</w:t>
+      </w:r>
+    </w:p>
+    <w:p>
+      <w:r>
+        <w:rPr>
+          <w:rFonts w:ascii="맑은 고딕" w:hAnsi="맑은 고딕" w:eastAsia="맑은 고딕"/>
+          <w:sz w:val="21"/>
+        </w:rPr>
+        <w:t>③ 비동기화 모드로 계속 운영한다</w:t>
+      </w:r>
+    </w:p>
+    <w:p>
+      <w:r>
+        <w:rPr>
+          <w:rFonts w:ascii="맑은 고딕" w:hAnsi="맑은 고딕" w:eastAsia="맑은 고딕"/>
+          <w:sz w:val="21"/>
+        </w:rPr>
+        <w:t>④ 아무 영향이 없다</w:t>
+      </w:r>
+    </w:p>
+    <w:p>
+      <w:r>
+        <w:rPr>
+          <w:rFonts w:ascii="맑은 고딕" w:hAnsi="맑은 고딕" w:eastAsia="맑은 고딕"/>
+          <w:sz w:val="21"/>
+        </w:rPr>
+        <w:t>하-10 · 객관식</w:t>
+      </w:r>
+    </w:p>
+    <w:p>
+      <w:r>
+        <w:rPr>
+          <w:rFonts w:ascii="맑은 고딕" w:hAnsi="맑은 고딕" w:eastAsia="맑은 고딕"/>
+          <w:sz w:val="21"/>
+        </w:rPr>
+        <w:t>[하-10] Maximum Availability에서 Standby를 잃으면 Primary는?</w:t>
+      </w:r>
+    </w:p>
+    <w:p>
+      <w:r>
+        <w:rPr>
+          <w:rFonts w:ascii="맑은 고딕" w:hAnsi="맑은 고딕" w:eastAsia="맑은 고딕"/>
+          <w:sz w:val="21"/>
+        </w:rPr>
         <w:t>① 인스턴스를 종료한다</w:t>
       </w:r>
     </w:p>
@@ -492,79 +546,25 @@
           <w:rFonts w:ascii="맑은 고딕" w:hAnsi="맑은 고딕" w:eastAsia="맑은 고딕"/>
           <w:sz w:val="21"/>
         </w:rPr>
-        <w:t>② 비동기화 모드로 계속 운영한다</w:t>
-      </w:r>
-    </w:p>
-    <w:p>
-      <w:r>
-        <w:rPr>
-          <w:rFonts w:ascii="맑은 고딕" w:hAnsi="맑은 고딕" w:eastAsia="맑은 고딕"/>
-          <w:sz w:val="21"/>
-        </w:rPr>
-        <w:t>③ 읽기 전용으로 전환한다</w:t>
-      </w:r>
-    </w:p>
-    <w:p>
-      <w:r>
-        <w:rPr>
-          <w:rFonts w:ascii="맑은 고딕" w:hAnsi="맑은 고딕" w:eastAsia="맑은 고딕"/>
-          <w:sz w:val="21"/>
-        </w:rPr>
-        <w:t>④ 아무 영향이 없다</w:t>
-      </w:r>
-    </w:p>
-    <w:p>
-      <w:r>
-        <w:rPr>
-          <w:rFonts w:ascii="맑은 고딕" w:hAnsi="맑은 고딕" w:eastAsia="맑은 고딕"/>
-          <w:sz w:val="21"/>
-        </w:rPr>
-        <w:t>하-10 · 객관식</w:t>
-      </w:r>
-    </w:p>
-    <w:p>
-      <w:r>
-        <w:rPr>
-          <w:rFonts w:ascii="맑은 고딕" w:hAnsi="맑은 고딕" w:eastAsia="맑은 고딕"/>
-          <w:sz w:val="21"/>
-        </w:rPr>
-        <w:t>[하-10] Maximum Availability에서 Standby를 잃으면 Primary는?</w:t>
-      </w:r>
-    </w:p>
-    <w:p>
-      <w:r>
-        <w:rPr>
-          <w:rFonts w:ascii="맑은 고딕" w:hAnsi="맑은 고딕" w:eastAsia="맑은 고딕"/>
-          <w:sz w:val="21"/>
-        </w:rPr>
-        <w:t>① 계속 운영하고 PROTECTION_LEVEL만 떨어진다</w:t>
-      </w:r>
-    </w:p>
-    <w:p>
-      <w:r>
-        <w:rPr>
-          <w:rFonts w:ascii="맑은 고딕" w:hAnsi="맑은 고딕" w:eastAsia="맑은 고딕"/>
-          <w:sz w:val="21"/>
-        </w:rPr>
-        <w:t>② 인스턴스를 종료한다</w:t>
-      </w:r>
-    </w:p>
-    <w:p>
-      <w:r>
-        <w:rPr>
-          <w:rFonts w:ascii="맑은 고딕" w:hAnsi="맑은 고딕" w:eastAsia="맑은 고딕"/>
-          <w:sz w:val="21"/>
-        </w:rPr>
-        <w:t>③ 마운트 상태로 내려간다</w:t>
-      </w:r>
-    </w:p>
-    <w:p>
-      <w:r>
-        <w:rPr>
-          <w:rFonts w:ascii="맑은 고딕" w:hAnsi="맑은 고딕" w:eastAsia="맑은 고딕"/>
-          <w:sz w:val="21"/>
-        </w:rPr>
-        <w:t>④ 커밋이 모두 실패한다</w:t>
+        <w:t>② 마운트 상태로 내려간다</w:t>
+      </w:r>
+    </w:p>
+    <w:p>
+      <w:r>
+        <w:rPr>
+          <w:rFonts w:ascii="맑은 고딕" w:hAnsi="맑은 고딕" w:eastAsia="맑은 고딕"/>
+          <w:sz w:val="21"/>
+        </w:rPr>
+        <w:t>③ 커밋이 모두 실패한다</w:t>
+      </w:r>
+    </w:p>
+    <w:p>
+      <w:r>
+        <w:rPr>
+          <w:rFonts w:ascii="맑은 고딕" w:hAnsi="맑은 고딕" w:eastAsia="맑은 고딕"/>
+          <w:sz w:val="21"/>
+        </w:rPr>
+        <w:t>④ 계속 운영하고 PROTECTION_LEVEL만 떨어진다</w:t>
       </w:r>
     </w:p>
     <w:p>
@@ -591,7 +591,7 @@
           <w:rFonts w:ascii="맑은 고딕" w:hAnsi="맑은 고딕" w:eastAsia="맑은 고딕"/>
           <w:sz w:val="21"/>
         </w:rPr>
-        <w:t>① PARALLELSYNC</w:t>
+        <w:t>① ARCHIVE</w:t>
       </w:r>
     </w:p>
     <w:p>
@@ -609,7 +609,7 @@
           <w:rFonts w:ascii="맑은 고딕" w:hAnsi="맑은 고딕" w:eastAsia="맑은 고딕"/>
           <w:sz w:val="21"/>
         </w:rPr>
-        <w:t>③ ARCHIVE</w:t>
+        <w:t>③ PARALLELSYNC</w:t>
       </w:r>
     </w:p>
     <w:p>
@@ -654,7 +654,7 @@
           <w:rFonts w:ascii="맑은 고딕" w:hAnsi="맑은 고딕" w:eastAsia="맑은 고딕"/>
           <w:sz w:val="21"/>
         </w:rPr>
-        <w:t>② Flashback Database</w:t>
+        <w:t>② Data Guard Broker</w:t>
       </w:r>
     </w:p>
     <w:p>
@@ -672,7 +672,7 @@
           <w:rFonts w:ascii="맑은 고딕" w:hAnsi="맑은 고딕" w:eastAsia="맑은 고딕"/>
           <w:sz w:val="21"/>
         </w:rPr>
-        <w:t>④ Data Guard Broker</w:t>
+        <w:t>④ Flashback Database</w:t>
       </w:r>
     </w:p>
     <w:p>
@@ -699,7 +699,7 @@
           <w:rFonts w:ascii="맑은 고딕" w:hAnsi="맑은 고딕" w:eastAsia="맑은 고딕"/>
           <w:sz w:val="21"/>
         </w:rPr>
-        <w:t>① 온라인 리두 그룹 수 + 1 이상</w:t>
+        <w:t>① 항상 2개</w:t>
       </w:r>
     </w:p>
     <w:p>
@@ -717,16 +717,16 @@
           <w:rFonts w:ascii="맑은 고딕" w:hAnsi="맑은 고딕" w:eastAsia="맑은 고딕"/>
           <w:sz w:val="21"/>
         </w:rPr>
-        <w:t>③ 항상 2개</w:t>
-      </w:r>
-    </w:p>
-    <w:p>
-      <w:r>
-        <w:rPr>
-          <w:rFonts w:ascii="맑은 고딕" w:hAnsi="맑은 고딕" w:eastAsia="맑은 고딕"/>
-          <w:sz w:val="21"/>
-        </w:rPr>
-        <w:t>④ CPU 수와 동일</w:t>
+        <w:t>③ CPU 수와 동일</w:t>
+      </w:r>
+    </w:p>
+    <w:p>
+      <w:r>
+        <w:rPr>
+          <w:rFonts w:ascii="맑은 고딕" w:hAnsi="맑은 고딕" w:eastAsia="맑은 고딕"/>
+          <w:sz w:val="21"/>
+        </w:rPr>
+        <w:t>④ 온라인 리두 그룹 수 + 1 이상</w:t>
       </w:r>
     </w:p>
     <w:p>
@@ -753,25 +753,25 @@
           <w:rFonts w:ascii="맑은 고딕" w:hAnsi="맑은 고딕" w:eastAsia="맑은 고딕"/>
           <w:sz w:val="21"/>
         </w:rPr>
-        <w:t>① 온라인 리두와 정확히 같아야 한다</w:t>
-      </w:r>
-    </w:p>
-    <w:p>
-      <w:r>
-        <w:rPr>
-          <w:rFonts w:ascii="맑은 고딕" w:hAnsi="맑은 고딕" w:eastAsia="맑은 고딕"/>
-          <w:sz w:val="21"/>
-        </w:rPr>
-        <w:t>② 온라인 리두의 두 배여야 한다</w:t>
-      </w:r>
-    </w:p>
-    <w:p>
-      <w:r>
-        <w:rPr>
-          <w:rFonts w:ascii="맑은 고딕" w:hAnsi="맑은 고딕" w:eastAsia="맑은 고딕"/>
-          <w:sz w:val="21"/>
-        </w:rPr>
-        <w:t>③ 아무 크기나 상관없다</w:t>
+        <w:t>① 온라인 리두의 두 배여야 한다</w:t>
+      </w:r>
+    </w:p>
+    <w:p>
+      <w:r>
+        <w:rPr>
+          <w:rFonts w:ascii="맑은 고딕" w:hAnsi="맑은 고딕" w:eastAsia="맑은 고딕"/>
+          <w:sz w:val="21"/>
+        </w:rPr>
+        <w:t>② 아무 크기나 상관없다</w:t>
+      </w:r>
+    </w:p>
+    <w:p>
+      <w:r>
+        <w:rPr>
+          <w:rFonts w:ascii="맑은 고딕" w:hAnsi="맑은 고딕" w:eastAsia="맑은 고딕"/>
+          <w:sz w:val="21"/>
+        </w:rPr>
+        <w:t>③ 온라인 리두와 정확히 같아야 한다</w:t>
       </w:r>
     </w:p>
     <w:p>
@@ -816,7 +816,7 @@
           <w:rFonts w:ascii="맑은 고딕" w:hAnsi="맑은 고딕" w:eastAsia="맑은 고딕"/>
           <w:sz w:val="21"/>
         </w:rPr>
-        <w:t>② 호스트명과 포트</w:t>
+        <w:t>② 재시도 횟수와 대기 시간</w:t>
       </w:r>
     </w:p>
     <w:p>
@@ -834,7 +834,7 @@
           <w:rFonts w:ascii="맑은 고딕" w:hAnsi="맑은 고딕" w:eastAsia="맑은 고딕"/>
           <w:sz w:val="21"/>
         </w:rPr>
-        <w:t>④ 재시도 횟수와 대기 시간</w:t>
+        <w:t>④ 호스트명과 포트</w:t>
       </w:r>
     </w:p>
     <w:p>
@@ -861,34 +861,34 @@
           <w:rFonts w:ascii="맑은 고딕" w:hAnsi="맑은 고딕" w:eastAsia="맑은 고딕"/>
           <w:sz w:val="21"/>
         </w:rPr>
-        <w:t>① 로컬 온라인 리두 로그에 기록된 시점</w:t>
-      </w:r>
-    </w:p>
-    <w:p>
-      <w:r>
-        <w:rPr>
-          <w:rFonts w:ascii="맑은 고딕" w:hAnsi="맑은 고딕" w:eastAsia="맑은 고딕"/>
-          <w:sz w:val="21"/>
-        </w:rPr>
-        <w:t>② Standby의 SRL에 기록된 시점</w:t>
-      </w:r>
-    </w:p>
-    <w:p>
-      <w:r>
-        <w:rPr>
-          <w:rFonts w:ascii="맑은 고딕" w:hAnsi="맑은 고딕" w:eastAsia="맑은 고딕"/>
-          <w:sz w:val="21"/>
-        </w:rPr>
-        <w:t>③ Standby에 적용까지 끝난 시점</w:t>
-      </w:r>
-    </w:p>
-    <w:p>
-      <w:r>
-        <w:rPr>
-          <w:rFonts w:ascii="맑은 고딕" w:hAnsi="맑은 고딕" w:eastAsia="맑은 고딕"/>
-          <w:sz w:val="21"/>
-        </w:rPr>
-        <w:t>④ 아카이브가 완료된 시점</w:t>
+        <w:t>① Standby에 적용까지 끝난 시점</w:t>
+      </w:r>
+    </w:p>
+    <w:p>
+      <w:r>
+        <w:rPr>
+          <w:rFonts w:ascii="맑은 고딕" w:hAnsi="맑은 고딕" w:eastAsia="맑은 고딕"/>
+          <w:sz w:val="21"/>
+        </w:rPr>
+        <w:t>② 로컬 온라인 리두 로그에 기록된 시점</w:t>
+      </w:r>
+    </w:p>
+    <w:p>
+      <w:r>
+        <w:rPr>
+          <w:rFonts w:ascii="맑은 고딕" w:hAnsi="맑은 고딕" w:eastAsia="맑은 고딕"/>
+          <w:sz w:val="21"/>
+        </w:rPr>
+        <w:t>③ 아카이브가 완료된 시점</w:t>
+      </w:r>
+    </w:p>
+    <w:p>
+      <w:r>
+        <w:rPr>
+          <w:rFonts w:ascii="맑은 고딕" w:hAnsi="맑은 고딕" w:eastAsia="맑은 고딕"/>
+          <w:sz w:val="21"/>
+        </w:rPr>
+        <w:t>④ Standby의 SRL에 기록된 시점</w:t>
       </w:r>
     </w:p>
     <w:p>
@@ -915,7 +915,7 @@
           <w:rFonts w:ascii="맑은 고딕" w:hAnsi="맑은 고딕" w:eastAsia="맑은 고딕"/>
           <w:sz w:val="21"/>
         </w:rPr>
-        <w:t>① ORA-01154</w:t>
+        <w:t>① ORA-16000</w:t>
       </w:r>
     </w:p>
     <w:p>
@@ -942,7 +942,7 @@
           <w:rFonts w:ascii="맑은 고딕" w:hAnsi="맑은 고딕" w:eastAsia="맑은 고딕"/>
           <w:sz w:val="21"/>
         </w:rPr>
-        <w:t>④ ORA-16000</w:t>
+        <w:t>④ ORA-01154</w:t>
       </w:r>
     </w:p>
     <w:p>
@@ -969,34 +969,34 @@
           <w:rFonts w:ascii="맑은 고딕" w:hAnsi="맑은 고딕" w:eastAsia="맑은 고딕"/>
           <w:sz w:val="21"/>
         </w:rPr>
-        <w:t>① ORA-03113</w:t>
-      </w:r>
-    </w:p>
-    <w:p>
-      <w:r>
-        <w:rPr>
-          <w:rFonts w:ascii="맑은 고딕" w:hAnsi="맑은 고딕" w:eastAsia="맑은 고딕"/>
-          <w:sz w:val="21"/>
-        </w:rPr>
-        <w:t>② ORA-01034</w:t>
-      </w:r>
-    </w:p>
-    <w:p>
-      <w:r>
-        <w:rPr>
-          <w:rFonts w:ascii="맑은 고딕" w:hAnsi="맑은 고딕" w:eastAsia="맑은 고딕"/>
-          <w:sz w:val="21"/>
-        </w:rPr>
-        <w:t>③ ORA-12514</w:t>
-      </w:r>
-    </w:p>
-    <w:p>
-      <w:r>
-        <w:rPr>
-          <w:rFonts w:ascii="맑은 고딕" w:hAnsi="맑은 고딕" w:eastAsia="맑은 고딕"/>
-          <w:sz w:val="21"/>
-        </w:rPr>
-        <w:t>④ ORA-01126</w:t>
+        <w:t>① ORA-01126</w:t>
+      </w:r>
+    </w:p>
+    <w:p>
+      <w:r>
+        <w:rPr>
+          <w:rFonts w:ascii="맑은 고딕" w:hAnsi="맑은 고딕" w:eastAsia="맑은 고딕"/>
+          <w:sz w:val="21"/>
+        </w:rPr>
+        <w:t>② ORA-12514</w:t>
+      </w:r>
+    </w:p>
+    <w:p>
+      <w:r>
+        <w:rPr>
+          <w:rFonts w:ascii="맑은 고딕" w:hAnsi="맑은 고딕" w:eastAsia="맑은 고딕"/>
+          <w:sz w:val="21"/>
+        </w:rPr>
+        <w:t>③ ORA-01034</w:t>
+      </w:r>
+    </w:p>
+    <w:p>
+      <w:r>
+        <w:rPr>
+          <w:rFonts w:ascii="맑은 고딕" w:hAnsi="맑은 고딕" w:eastAsia="맑은 고딕"/>
+          <w:sz w:val="21"/>
+        </w:rPr>
+        <w:t>④ ORA-03113</w:t>
       </w:r>
     </w:p>
     <w:p>
@@ -1077,34 +1077,34 @@
           <w:rFonts w:ascii="맑은 고딕" w:hAnsi="맑은 고딕" w:eastAsia="맑은 고딕"/>
           <w:sz w:val="21"/>
         </w:rPr>
-        <w:t>① 설정한 수준에 도달하려고 따라잡는 중이다</w:t>
-      </w:r>
-    </w:p>
-    <w:p>
-      <w:r>
-        <w:rPr>
-          <w:rFonts w:ascii="맑은 고딕" w:hAnsi="맑은 고딕" w:eastAsia="맑은 고딕"/>
-          <w:sz w:val="21"/>
-        </w:rPr>
-        <w:t>② 구성이 손상됐다</w:t>
-      </w:r>
-    </w:p>
-    <w:p>
-      <w:r>
-        <w:rPr>
-          <w:rFonts w:ascii="맑은 고딕" w:hAnsi="맑은 고딕" w:eastAsia="맑은 고딕"/>
-          <w:sz w:val="21"/>
-        </w:rPr>
-        <w:t>③ 보호 모드가 해제됐다</w:t>
-      </w:r>
-    </w:p>
-    <w:p>
-      <w:r>
-        <w:rPr>
-          <w:rFonts w:ascii="맑은 고딕" w:hAnsi="맑은 고딕" w:eastAsia="맑은 고딕"/>
-          <w:sz w:val="21"/>
-        </w:rPr>
-        <w:t>④ Standby가 삭제됐다</w:t>
+        <w:t>① Standby가 삭제됐다</w:t>
+      </w:r>
+    </w:p>
+    <w:p>
+      <w:r>
+        <w:rPr>
+          <w:rFonts w:ascii="맑은 고딕" w:hAnsi="맑은 고딕" w:eastAsia="맑은 고딕"/>
+          <w:sz w:val="21"/>
+        </w:rPr>
+        <w:t>② 보호 모드가 해제됐다</w:t>
+      </w:r>
+    </w:p>
+    <w:p>
+      <w:r>
+        <w:rPr>
+          <w:rFonts w:ascii="맑은 고딕" w:hAnsi="맑은 고딕" w:eastAsia="맑은 고딕"/>
+          <w:sz w:val="21"/>
+        </w:rPr>
+        <w:t>③ 설정한 수준에 도달하려고 따라잡는 중이다</w:t>
+      </w:r>
+    </w:p>
+    <w:p>
+      <w:r>
+        <w:rPr>
+          <w:rFonts w:ascii="맑은 고딕" w:hAnsi="맑은 고딕" w:eastAsia="맑은 고딕"/>
+          <w:sz w:val="21"/>
+        </w:rPr>
+        <w:t>④ 구성이 손상됐다</w:t>
       </w:r>
     </w:p>
     <w:p>
@@ -1139,34 +1139,34 @@
           <w:rFonts w:ascii="맑은 고딕" w:hAnsi="맑은 고딕" w:eastAsia="맑은 고딕"/>
           <w:sz w:val="21"/>
         </w:rPr>
-        <w:t>① 두 모드의 커밋 조건은 같고 장애 시 행동만 다르다</w:t>
-      </w:r>
-    </w:p>
-    <w:p>
-      <w:r>
-        <w:rPr>
-          <w:rFonts w:ascii="맑은 고딕" w:hAnsi="맑은 고딕" w:eastAsia="맑은 고딕"/>
-          <w:sz w:val="21"/>
-        </w:rPr>
-        <w:t>② Protection이 더 엄격한 커밋 조건을 쓴다</w:t>
-      </w:r>
-    </w:p>
-    <w:p>
-      <w:r>
-        <w:rPr>
-          <w:rFonts w:ascii="맑은 고딕" w:hAnsi="맑은 고딕" w:eastAsia="맑은 고딕"/>
-          <w:sz w:val="21"/>
-        </w:rPr>
-        <w:t>③ Availability는 로컬 기록만으로 커밋한다</w:t>
-      </w:r>
-    </w:p>
-    <w:p>
-      <w:r>
-        <w:rPr>
-          <w:rFonts w:ascii="맑은 고딕" w:hAnsi="맑은 고딕" w:eastAsia="맑은 고딕"/>
-          <w:sz w:val="21"/>
-        </w:rPr>
-        <w:t>④ 두 모드 모두 비동기 전송을 쓴다</w:t>
+        <w:t>① 두 모드 모두 비동기 전송을 쓴다</w:t>
+      </w:r>
+    </w:p>
+    <w:p>
+      <w:r>
+        <w:rPr>
+          <w:rFonts w:ascii="맑은 고딕" w:hAnsi="맑은 고딕" w:eastAsia="맑은 고딕"/>
+          <w:sz w:val="21"/>
+        </w:rPr>
+        <w:t>② Availability는 로컬 기록만으로 커밋한다</w:t>
+      </w:r>
+    </w:p>
+    <w:p>
+      <w:r>
+        <w:rPr>
+          <w:rFonts w:ascii="맑은 고딕" w:hAnsi="맑은 고딕" w:eastAsia="맑은 고딕"/>
+          <w:sz w:val="21"/>
+        </w:rPr>
+        <w:t>③ 두 모드의 커밋 조건은 같고 장애 시 행동만 다르다</w:t>
+      </w:r>
+    </w:p>
+    <w:p>
+      <w:r>
+        <w:rPr>
+          <w:rFonts w:ascii="맑은 고딕" w:hAnsi="맑은 고딕" w:eastAsia="맑은 고딕"/>
+          <w:sz w:val="21"/>
+        </w:rPr>
+        <w:t>④ Protection이 더 엄격한 커밋 조건을 쓴다</w:t>
       </w:r>
     </w:p>
     <w:p>
@@ -1193,7 +1193,7 @@
           <w:rFonts w:ascii="맑은 고딕" w:hAnsi="맑은 고딕" w:eastAsia="맑은 고딕"/>
           <w:sz w:val="21"/>
         </w:rPr>
-        <w:t>① WRONG VALID_ROLE</w:t>
+        <w:t>① INACTIVE</w:t>
       </w:r>
     </w:p>
     <w:p>
@@ -1220,7 +1220,7 @@
           <w:rFonts w:ascii="맑은 고딕" w:hAnsi="맑은 고딕" w:eastAsia="맑은 고딕"/>
           <w:sz w:val="21"/>
         </w:rPr>
-        <w:t>④ INACTIVE</w:t>
+        <w:t>④ WRONG VALID_ROLE</w:t>
       </w:r>
     </w:p>
     <w:p>
@@ -1256,7 +1256,7 @@
           <w:rFonts w:ascii="맑은 고딕" w:hAnsi="맑은 고딕" w:eastAsia="맑은 고딕"/>
           <w:sz w:val="21"/>
         </w:rPr>
-        <w:t>② 인스턴스가 즉시 종료된다</w:t>
+        <w:t>② Standby의 DBID가 바뀐다</w:t>
       </w:r>
     </w:p>
     <w:p>
@@ -1274,7 +1274,7 @@
           <w:rFonts w:ascii="맑은 고딕" w:hAnsi="맑은 고딕" w:eastAsia="맑은 고딕"/>
           <w:sz w:val="21"/>
         </w:rPr>
-        <w:t>④ Standby의 DBID가 바뀐다</w:t>
+        <w:t>④ 인스턴스가 즉시 종료된다</w:t>
       </w:r>
     </w:p>
     <w:p>
@@ -1301,34 +1301,34 @@
           <w:rFonts w:ascii="맑은 고딕" w:hAnsi="맑은 고딕" w:eastAsia="맑은 고딕"/>
           <w:sz w:val="21"/>
         </w:rPr>
-        <w:t>① `V$ARCHIVE_DEST`의 `VALID_NOW`</w:t>
-      </w:r>
-    </w:p>
-    <w:p>
-      <w:r>
-        <w:rPr>
-          <w:rFonts w:ascii="맑은 고딕" w:hAnsi="맑은 고딕" w:eastAsia="맑은 고딕"/>
-          <w:sz w:val="21"/>
-        </w:rPr>
-        <w:t>② 데이터 파일 헤더</w:t>
-      </w:r>
-    </w:p>
-    <w:p>
-      <w:r>
-        <w:rPr>
-          <w:rFonts w:ascii="맑은 고딕" w:hAnsi="맑은 고딕" w:eastAsia="맑은 고딕"/>
-          <w:sz w:val="21"/>
-        </w:rPr>
-        <w:t>③ `V$LOGFILE`</w:t>
-      </w:r>
-    </w:p>
-    <w:p>
-      <w:r>
-        <w:rPr>
-          <w:rFonts w:ascii="맑은 고딕" w:hAnsi="맑은 고딕" w:eastAsia="맑은 고딕"/>
-          <w:sz w:val="21"/>
-        </w:rPr>
-        <w:t>④ 리스너 로그</w:t>
+        <w:t>① 리스너 로그</w:t>
+      </w:r>
+    </w:p>
+    <w:p>
+      <w:r>
+        <w:rPr>
+          <w:rFonts w:ascii="맑은 고딕" w:hAnsi="맑은 고딕" w:eastAsia="맑은 고딕"/>
+          <w:sz w:val="21"/>
+        </w:rPr>
+        <w:t>② `V$LOGFILE`</w:t>
+      </w:r>
+    </w:p>
+    <w:p>
+      <w:r>
+        <w:rPr>
+          <w:rFonts w:ascii="맑은 고딕" w:hAnsi="맑은 고딕" w:eastAsia="맑은 고딕"/>
+          <w:sz w:val="21"/>
+        </w:rPr>
+        <w:t>③ `V$ARCHIVE_DEST`의 `VALID_NOW`</w:t>
+      </w:r>
+    </w:p>
+    <w:p>
+      <w:r>
+        <w:rPr>
+          <w:rFonts w:ascii="맑은 고딕" w:hAnsi="맑은 고딕" w:eastAsia="맑은 고딕"/>
+          <w:sz w:val="21"/>
+        </w:rPr>
+        <w:t>④ 데이터 파일 헤더</w:t>
       </w:r>
     </w:p>
     <w:p>
@@ -1355,25 +1355,25 @@
           <w:rFonts w:ascii="맑은 고딕" w:hAnsi="맑은 고딕" w:eastAsia="맑은 고딕"/>
           <w:sz w:val="21"/>
         </w:rPr>
-        <w:t>① DEFERRED는 사람이 껐고 DISABLED는 오라클이 껐다</w:t>
-      </w:r>
-    </w:p>
-    <w:p>
-      <w:r>
-        <w:rPr>
-          <w:rFonts w:ascii="맑은 고딕" w:hAnsi="맑은 고딕" w:eastAsia="맑은 고딕"/>
-          <w:sz w:val="21"/>
-        </w:rPr>
-        <w:t>② 둘은 같은 뜻이다</w:t>
-      </w:r>
-    </w:p>
-    <w:p>
-      <w:r>
-        <w:rPr>
-          <w:rFonts w:ascii="맑은 고딕" w:hAnsi="맑은 고딕" w:eastAsia="맑은 고딕"/>
-          <w:sz w:val="21"/>
-        </w:rPr>
-        <w:t>③ DEFERRED는 오류 상태이고 DISABLED는 정상이다</w:t>
+        <w:t>① 둘은 같은 뜻이다</w:t>
+      </w:r>
+    </w:p>
+    <w:p>
+      <w:r>
+        <w:rPr>
+          <w:rFonts w:ascii="맑은 고딕" w:hAnsi="맑은 고딕" w:eastAsia="맑은 고딕"/>
+          <w:sz w:val="21"/>
+        </w:rPr>
+        <w:t>② DEFERRED는 오류 상태이고 DISABLED는 정상이다</w:t>
+      </w:r>
+    </w:p>
+    <w:p>
+      <w:r>
+        <w:rPr>
+          <w:rFonts w:ascii="맑은 고딕" w:hAnsi="맑은 고딕" w:eastAsia="맑은 고딕"/>
+          <w:sz w:val="21"/>
+        </w:rPr>
+        <w:t>③ DEFERRED는 사람이 껐고 DISABLED는 오라클이 껐다</w:t>
       </w:r>
     </w:p>
     <w:p>
@@ -1463,34 +1463,34 @@
           <w:rFonts w:ascii="맑은 고딕" w:hAnsi="맑은 고딕" w:eastAsia="맑은 고딕"/>
           <w:sz w:val="21"/>
         </w:rPr>
-        <w:t>① 네트워크가 몇 초 흔들리면 목적지를 실패로 볼 것인가</w:t>
-      </w:r>
-    </w:p>
-    <w:p>
-      <w:r>
-        <w:rPr>
-          <w:rFonts w:ascii="맑은 고딕" w:hAnsi="맑은 고딕" w:eastAsia="맑은 고딕"/>
-          <w:sz w:val="21"/>
-        </w:rPr>
-        <w:t>② 아카이브 로그를 며칠 보관할 것인가</w:t>
-      </w:r>
-    </w:p>
-    <w:p>
-      <w:r>
-        <w:rPr>
-          <w:rFonts w:ascii="맑은 고딕" w:hAnsi="맑은 고딕" w:eastAsia="맑은 고딕"/>
-          <w:sz w:val="21"/>
-        </w:rPr>
-        <w:t>③ MRP가 몇 개의 슬레이브를 쓸 것인가</w:t>
-      </w:r>
-    </w:p>
-    <w:p>
-      <w:r>
-        <w:rPr>
-          <w:rFonts w:ascii="맑은 고딕" w:hAnsi="맑은 고딕" w:eastAsia="맑은 고딕"/>
-          <w:sz w:val="21"/>
-        </w:rPr>
-        <w:t>④ SRL을 몇 개 만들 것인가</w:t>
+        <w:t>① 아카이브 로그를 며칠 보관할 것인가</w:t>
+      </w:r>
+    </w:p>
+    <w:p>
+      <w:r>
+        <w:rPr>
+          <w:rFonts w:ascii="맑은 고딕" w:hAnsi="맑은 고딕" w:eastAsia="맑은 고딕"/>
+          <w:sz w:val="21"/>
+        </w:rPr>
+        <w:t>② 네트워크가 몇 초 흔들리면 목적지를 실패로 볼 것인가</w:t>
+      </w:r>
+    </w:p>
+    <w:p>
+      <w:r>
+        <w:rPr>
+          <w:rFonts w:ascii="맑은 고딕" w:hAnsi="맑은 고딕" w:eastAsia="맑은 고딕"/>
+          <w:sz w:val="21"/>
+        </w:rPr>
+        <w:t>③ SRL을 몇 개 만들 것인가</w:t>
+      </w:r>
+    </w:p>
+    <w:p>
+      <w:r>
+        <w:rPr>
+          <w:rFonts w:ascii="맑은 고딕" w:hAnsi="맑은 고딕" w:eastAsia="맑은 고딕"/>
+          <w:sz w:val="21"/>
+        </w:rPr>
+        <w:t>④ MRP가 몇 개의 슬레이브를 쓸 것인가</w:t>
       </w:r>
     </w:p>
     <w:p>
@@ -1517,34 +1517,34 @@
           <w:rFonts w:ascii="맑은 고딕" w:hAnsi="맑은 고딕" w:eastAsia="맑은 고딕"/>
           <w:sz w:val="21"/>
         </w:rPr>
-        <w:t>① Active Data Guard의 실시간 조회</w:t>
-      </w:r>
-    </w:p>
-    <w:p>
-      <w:r>
-        <w:rPr>
-          <w:rFonts w:ascii="맑은 고딕" w:hAnsi="맑은 고딕" w:eastAsia="맑은 고딕"/>
-          <w:sz w:val="21"/>
-        </w:rPr>
-        <w:t>② 자동 갭 해소</w:t>
-      </w:r>
-    </w:p>
-    <w:p>
-      <w:r>
-        <w:rPr>
-          <w:rFonts w:ascii="맑은 고딕" w:hAnsi="맑은 고딕" w:eastAsia="맑은 고딕"/>
-          <w:sz w:val="21"/>
-        </w:rPr>
-        <w:t>③ Standby Redo Log</w:t>
-      </w:r>
-    </w:p>
-    <w:p>
-      <w:r>
-        <w:rPr>
-          <w:rFonts w:ascii="맑은 고딕" w:hAnsi="맑은 고딕" w:eastAsia="맑은 고딕"/>
-          <w:sz w:val="21"/>
-        </w:rPr>
-        <w:t>④ Force Logging</w:t>
+        <w:t>① Force Logging</w:t>
+      </w:r>
+    </w:p>
+    <w:p>
+      <w:r>
+        <w:rPr>
+          <w:rFonts w:ascii="맑은 고딕" w:hAnsi="맑은 고딕" w:eastAsia="맑은 고딕"/>
+          <w:sz w:val="21"/>
+        </w:rPr>
+        <w:t>② Standby Redo Log</w:t>
+      </w:r>
+    </w:p>
+    <w:p>
+      <w:r>
+        <w:rPr>
+          <w:rFonts w:ascii="맑은 고딕" w:hAnsi="맑은 고딕" w:eastAsia="맑은 고딕"/>
+          <w:sz w:val="21"/>
+        </w:rPr>
+        <w:t>③ Active Data Guard의 실시간 조회</w:t>
+      </w:r>
+    </w:p>
+    <w:p>
+      <w:r>
+        <w:rPr>
+          <w:rFonts w:ascii="맑은 고딕" w:hAnsi="맑은 고딕" w:eastAsia="맑은 고딕"/>
+          <w:sz w:val="21"/>
+        </w:rPr>
+        <w:t>④ 자동 갭 해소</w:t>
       </w:r>
     </w:p>
     <w:p>
@@ -1580,25 +1580,25 @@
           <w:rFonts w:ascii="맑은 고딕" w:hAnsi="맑은 고딕" w:eastAsia="맑은 고딕"/>
           <w:sz w:val="21"/>
         </w:rPr>
-        <w:t>② Primary가 자기 리두를 SRL에 쓰기 때문</w:t>
-      </w:r>
-    </w:p>
-    <w:p>
-      <w:r>
-        <w:rPr>
-          <w:rFonts w:ascii="맑은 고딕" w:hAnsi="맑은 고딕" w:eastAsia="맑은 고딕"/>
-          <w:sz w:val="21"/>
-        </w:rPr>
-        <w:t>③ 아카이브 성능이 좋아지기 때문</w:t>
-      </w:r>
-    </w:p>
-    <w:p>
-      <w:r>
-        <w:rPr>
-          <w:rFonts w:ascii="맑은 고딕" w:hAnsi="맑은 고딕" w:eastAsia="맑은 고딕"/>
-          <w:sz w:val="21"/>
-        </w:rPr>
-        <w:t>④ 백업에 필요하기 때문</w:t>
+        <w:t>② 백업에 필요하기 때문</w:t>
+      </w:r>
+    </w:p>
+    <w:p>
+      <w:r>
+        <w:rPr>
+          <w:rFonts w:ascii="맑은 고딕" w:hAnsi="맑은 고딕" w:eastAsia="맑은 고딕"/>
+          <w:sz w:val="21"/>
+        </w:rPr>
+        <w:t>③ Primary가 자기 리두를 SRL에 쓰기 때문</w:t>
+      </w:r>
+    </w:p>
+    <w:p>
+      <w:r>
+        <w:rPr>
+          <w:rFonts w:ascii="맑은 고딕" w:hAnsi="맑은 고딕" w:eastAsia="맑은 고딕"/>
+          <w:sz w:val="21"/>
+        </w:rPr>
+        <w:t>④ 아카이브 성능이 좋아지기 때문</w:t>
       </w:r>
     </w:p>
     <w:p>
@@ -1625,34 +1625,34 @@
           <w:rFonts w:ascii="맑은 고딕" w:hAnsi="맑은 고딕" w:eastAsia="맑은 고딕"/>
           <w:sz w:val="21"/>
         </w:rPr>
-        <w:t>① physical standby는 자기 온라인 리두에 리두를 쓰지 않기 때문</w:t>
-      </w:r>
-    </w:p>
-    <w:p>
-      <w:r>
-        <w:rPr>
-          <w:rFonts w:ascii="맑은 고딕" w:hAnsi="맑은 고딕" w:eastAsia="맑은 고딕"/>
-          <w:sz w:val="21"/>
-        </w:rPr>
-        <w:t>② 로그 파일이 손상됐기 때문</w:t>
-      </w:r>
-    </w:p>
-    <w:p>
-      <w:r>
-        <w:rPr>
-          <w:rFonts w:ascii="맑은 고딕" w:hAnsi="맑은 고딕" w:eastAsia="맑은 고딕"/>
-          <w:sz w:val="21"/>
-        </w:rPr>
-        <w:t>③ 아직 생성되지 않았기 때문</w:t>
-      </w:r>
-    </w:p>
-    <w:p>
-      <w:r>
-        <w:rPr>
-          <w:rFonts w:ascii="맑은 고딕" w:hAnsi="맑은 고딕" w:eastAsia="맑은 고딕"/>
-          <w:sz w:val="21"/>
-        </w:rPr>
-        <w:t>④ 크기가 잘못 지정됐기 때문</w:t>
+        <w:t>① 로그 파일이 손상됐기 때문</w:t>
+      </w:r>
+    </w:p>
+    <w:p>
+      <w:r>
+        <w:rPr>
+          <w:rFonts w:ascii="맑은 고딕" w:hAnsi="맑은 고딕" w:eastAsia="맑은 고딕"/>
+          <w:sz w:val="21"/>
+        </w:rPr>
+        <w:t>② 아직 생성되지 않았기 때문</w:t>
+      </w:r>
+    </w:p>
+    <w:p>
+      <w:r>
+        <w:rPr>
+          <w:rFonts w:ascii="맑은 고딕" w:hAnsi="맑은 고딕" w:eastAsia="맑은 고딕"/>
+          <w:sz w:val="21"/>
+        </w:rPr>
+        <w:t>③ 크기가 잘못 지정됐기 때문</w:t>
+      </w:r>
+    </w:p>
+    <w:p>
+      <w:r>
+        <w:rPr>
+          <w:rFonts w:ascii="맑은 고딕" w:hAnsi="맑은 고딕" w:eastAsia="맑은 고딕"/>
+          <w:sz w:val="21"/>
+        </w:rPr>
+        <w:t>④ physical standby는 자기 온라인 리두에 리두를 쓰지 않기 때문</w:t>
       </w:r>
     </w:p>
     <w:p>
@@ -1679,16 +1679,16 @@
           <w:rFonts w:ascii="맑은 고딕" w:hAnsi="맑은 고딕" w:eastAsia="맑은 고딕"/>
           <w:sz w:val="21"/>
         </w:rPr>
-        <w:t>① ORA-01126으로 거부된다</w:t>
-      </w:r>
-    </w:p>
-    <w:p>
-      <w:r>
-        <w:rPr>
-          <w:rFonts w:ascii="맑은 고딕" w:hAnsi="맑은 고딕" w:eastAsia="맑은 고딕"/>
-          <w:sz w:val="21"/>
-        </w:rPr>
-        <w:t>② 그대로 전환된다</w:t>
+        <w:t>① 그대로 전환된다</w:t>
+      </w:r>
+    </w:p>
+    <w:p>
+      <w:r>
+        <w:rPr>
+          <w:rFonts w:ascii="맑은 고딕" w:hAnsi="맑은 고딕" w:eastAsia="맑은 고딕"/>
+          <w:sz w:val="21"/>
+        </w:rPr>
+        <w:t>② Standby가 재기동된다</w:t>
       </w:r>
     </w:p>
     <w:p>
@@ -1706,7 +1706,7 @@
           <w:rFonts w:ascii="맑은 고딕" w:hAnsi="맑은 고딕" w:eastAsia="맑은 고딕"/>
           <w:sz w:val="21"/>
         </w:rPr>
-        <w:t>④ Standby가 재기동된다</w:t>
+        <w:t>④ ORA-01126으로 거부된다</w:t>
       </w:r>
     </w:p>
     <w:p>
@@ -1733,34 +1733,34 @@
           <w:rFonts w:ascii="맑은 고딕" w:hAnsi="맑은 고딕" w:eastAsia="맑은 고딕"/>
           <w:sz w:val="21"/>
         </w:rPr>
-        <w:t>① ORA-01126으로 거부된다</w:t>
-      </w:r>
-    </w:p>
-    <w:p>
-      <w:r>
-        <w:rPr>
-          <w:rFonts w:ascii="맑은 고딕" w:hAnsi="맑은 고딕" w:eastAsia="맑은 고딕"/>
-          <w:sz w:val="21"/>
-        </w:rPr>
-        <w:t>② 전환되고 LEVEL도 즉시 따라온다</w:t>
-      </w:r>
-    </w:p>
-    <w:p>
-      <w:r>
-        <w:rPr>
-          <w:rFonts w:ascii="맑은 고딕" w:hAnsi="맑은 고딕" w:eastAsia="맑은 고딕"/>
-          <w:sz w:val="21"/>
-        </w:rPr>
-        <w:t>③ 경고만 나고 전환된다</w:t>
-      </w:r>
-    </w:p>
-    <w:p>
-      <w:r>
-        <w:rPr>
-          <w:rFonts w:ascii="맑은 고딕" w:hAnsi="맑은 고딕" w:eastAsia="맑은 고딕"/>
-          <w:sz w:val="21"/>
-        </w:rPr>
-        <w:t>④ Standby가 자동 재기동된다</w:t>
+        <w:t>① 경고만 나고 전환된다</w:t>
+      </w:r>
+    </w:p>
+    <w:p>
+      <w:r>
+        <w:rPr>
+          <w:rFonts w:ascii="맑은 고딕" w:hAnsi="맑은 고딕" w:eastAsia="맑은 고딕"/>
+          <w:sz w:val="21"/>
+        </w:rPr>
+        <w:t>② ORA-01126으로 거부된다</w:t>
+      </w:r>
+    </w:p>
+    <w:p>
+      <w:r>
+        <w:rPr>
+          <w:rFonts w:ascii="맑은 고딕" w:hAnsi="맑은 고딕" w:eastAsia="맑은 고딕"/>
+          <w:sz w:val="21"/>
+        </w:rPr>
+        <w:t>③ Standby가 자동 재기동된다</w:t>
+      </w:r>
+    </w:p>
+    <w:p>
+      <w:r>
+        <w:rPr>
+          <w:rFonts w:ascii="맑은 고딕" w:hAnsi="맑은 고딕" w:eastAsia="맑은 고딕"/>
+          <w:sz w:val="21"/>
+        </w:rPr>
+        <w:t>④ 전환되고 LEVEL도 즉시 따라온다</w:t>
       </w:r>
     </w:p>
     <w:p>
@@ -1796,7 +1796,7 @@
           <w:rFonts w:ascii="맑은 고딕" w:hAnsi="맑은 고딕" w:eastAsia="맑은 고딕"/>
           <w:sz w:val="21"/>
         </w:rPr>
-        <w:t>② 반드시 마운트해야 한다</w:t>
+        <w:t>② Broker로만 가능하다</w:t>
       </w:r>
     </w:p>
     <w:p>
@@ -1814,7 +1814,7 @@
           <w:rFonts w:ascii="맑은 고딕" w:hAnsi="맑은 고딕" w:eastAsia="맑은 고딕"/>
           <w:sz w:val="21"/>
         </w:rPr>
-        <w:t>④ Broker로만 가능하다</w:t>
+        <w:t>④ 반드시 마운트해야 한다</w:t>
       </w:r>
     </w:p>
     <w:p>
@@ -1841,7 +1841,7 @@
           <w:rFonts w:ascii="맑은 고딕" w:hAnsi="맑은 고딕" w:eastAsia="맑은 고딕"/>
           <w:sz w:val="21"/>
         </w:rPr>
-        <w:t>① 목적지가 ASYNC였기 때문</w:t>
+        <w:t>① 보호 모드가 지원되지 않기 때문</w:t>
       </w:r>
     </w:p>
     <w:p>
@@ -1868,7 +1868,7 @@
           <w:rFonts w:ascii="맑은 고딕" w:hAnsi="맑은 고딕" w:eastAsia="맑은 고딕"/>
           <w:sz w:val="21"/>
         </w:rPr>
-        <w:t>④ 보호 모드가 지원되지 않기 때문</w:t>
+        <w:t>④ 목적지가 ASYNC였기 때문</w:t>
       </w:r>
     </w:p>
     <w:p>
@@ -1895,34 +1895,34 @@
           <w:rFonts w:ascii="맑은 고딕" w:hAnsi="맑은 고딕" w:eastAsia="맑은 고딕"/>
           <w:sz w:val="21"/>
         </w:rPr>
-        <w:t>① NOAFFIRM이 적용된다</w:t>
-      </w:r>
-    </w:p>
-    <w:p>
-      <w:r>
-        <w:rPr>
-          <w:rFonts w:ascii="맑은 고딕" w:hAnsi="맑은 고딕" w:eastAsia="맑은 고딕"/>
-          <w:sz w:val="21"/>
-        </w:rPr>
-        <w:t>② AFFIRM이 기본으로 적용된다</w:t>
-      </w:r>
-    </w:p>
-    <w:p>
-      <w:r>
-        <w:rPr>
-          <w:rFonts w:ascii="맑은 고딕" w:hAnsi="맑은 고딕" w:eastAsia="맑은 고딕"/>
-          <w:sz w:val="21"/>
-        </w:rPr>
-        <w:t>③ 문법 오류가 난다</w:t>
-      </w:r>
-    </w:p>
-    <w:p>
-      <w:r>
-        <w:rPr>
-          <w:rFonts w:ascii="맑은 고딕" w:hAnsi="맑은 고딕" w:eastAsia="맑은 고딕"/>
-          <w:sz w:val="21"/>
-        </w:rPr>
-        <w:t>④ 목적지가 비활성화된다</w:t>
+        <w:t>① AFFIRM이 기본으로 적용된다</w:t>
+      </w:r>
+    </w:p>
+    <w:p>
+      <w:r>
+        <w:rPr>
+          <w:rFonts w:ascii="맑은 고딕" w:hAnsi="맑은 고딕" w:eastAsia="맑은 고딕"/>
+          <w:sz w:val="21"/>
+        </w:rPr>
+        <w:t>② NOAFFIRM이 적용된다</w:t>
+      </w:r>
+    </w:p>
+    <w:p>
+      <w:r>
+        <w:rPr>
+          <w:rFonts w:ascii="맑은 고딕" w:hAnsi="맑은 고딕" w:eastAsia="맑은 고딕"/>
+          <w:sz w:val="21"/>
+        </w:rPr>
+        <w:t>③ 목적지가 비활성화된다</w:t>
+      </w:r>
+    </w:p>
+    <w:p>
+      <w:r>
+        <w:rPr>
+          <w:rFonts w:ascii="맑은 고딕" w:hAnsi="맑은 고딕" w:eastAsia="맑은 고딕"/>
+          <w:sz w:val="21"/>
+        </w:rPr>
+        <w:t>④ 문법 오류가 난다</w:t>
       </w:r>
     </w:p>
     <w:p>
@@ -1949,16 +1949,16 @@
           <w:rFonts w:ascii="맑은 고딕" w:hAnsi="맑은 고딕" w:eastAsia="맑은 고딕"/>
           <w:sz w:val="21"/>
         </w:rPr>
-        <w:t>① ORA-10458 / ORA-01196으로 거부된다</w:t>
-      </w:r>
-    </w:p>
-    <w:p>
-      <w:r>
-        <w:rPr>
-          <w:rFonts w:ascii="맑은 고딕" w:hAnsi="맑은 고딕" w:eastAsia="맑은 고딕"/>
-          <w:sz w:val="21"/>
-        </w:rPr>
-        <w:t>② 정상적으로 열린다</w:t>
+        <w:t>① 정상적으로 열린다</w:t>
+      </w:r>
+    </w:p>
+    <w:p>
+      <w:r>
+        <w:rPr>
+          <w:rFonts w:ascii="맑은 고딕" w:hAnsi="맑은 고딕" w:eastAsia="맑은 고딕"/>
+          <w:sz w:val="21"/>
+        </w:rPr>
+        <w:t>② ORA-10458 / ORA-01196으로 거부된다</w:t>
       </w:r>
     </w:p>
     <w:p>
@@ -2003,7 +2003,7 @@
           <w:rFonts w:ascii="맑은 고딕" w:hAnsi="맑은 고딕" w:eastAsia="맑은 고딕"/>
           <w:sz w:val="21"/>
         </w:rPr>
-        <w:t>① STARTUP MOUNT → 보호 모드 하향 → OPEN</w:t>
+        <w:t>① OPEN → 보호 모드 하향 → 재기동</w:t>
       </w:r>
     </w:p>
     <w:p>
@@ -2021,7 +2021,7 @@
           <w:rFonts w:ascii="맑은 고딕" w:hAnsi="맑은 고딕" w:eastAsia="맑은 고딕"/>
           <w:sz w:val="21"/>
         </w:rPr>
-        <w:t>③ OPEN → 보호 모드 하향 → 재기동</w:t>
+        <w:t>③ STARTUP MOUNT → 보호 모드 하향 → OPEN</w:t>
       </w:r>
     </w:p>
     <w:p>
@@ -2057,25 +2057,25 @@
           <w:rFonts w:ascii="맑은 고딕" w:hAnsi="맑은 고딕" w:eastAsia="맑은 고딕"/>
           <w:sz w:val="21"/>
         </w:rPr>
-        <w:t>① LGWR</w:t>
-      </w:r>
-    </w:p>
-    <w:p>
-      <w:r>
-        <w:rPr>
-          <w:rFonts w:ascii="맑은 고딕" w:hAnsi="맑은 고딕" w:eastAsia="맑은 고딕"/>
-          <w:sz w:val="21"/>
-        </w:rPr>
-        <w:t>② PMON</w:t>
-      </w:r>
-    </w:p>
-    <w:p>
-      <w:r>
-        <w:rPr>
-          <w:rFonts w:ascii="맑은 고딕" w:hAnsi="맑은 고딕" w:eastAsia="맑은 고딕"/>
-          <w:sz w:val="21"/>
-        </w:rPr>
-        <w:t>③ SMON</w:t>
+        <w:t>① SMON</w:t>
+      </w:r>
+    </w:p>
+    <w:p>
+      <w:r>
+        <w:rPr>
+          <w:rFonts w:ascii="맑은 고딕" w:hAnsi="맑은 고딕" w:eastAsia="맑은 고딕"/>
+          <w:sz w:val="21"/>
+        </w:rPr>
+        <w:t>② LGWR</w:t>
+      </w:r>
+    </w:p>
+    <w:p>
+      <w:r>
+        <w:rPr>
+          <w:rFonts w:ascii="맑은 고딕" w:hAnsi="맑은 고딕" w:eastAsia="맑은 고딕"/>
+          <w:sz w:val="21"/>
+        </w:rPr>
+        <w:t>③ PMON</w:t>
       </w:r>
     </w:p>
     <w:p>
@@ -2165,16 +2165,16 @@
           <w:rFonts w:ascii="맑은 고딕" w:hAnsi="맑은 고딕" w:eastAsia="맑은 고딕"/>
           <w:sz w:val="21"/>
         </w:rPr>
-        <w:t>① 커밋 완료와 원격 확인 응답을 묶느냐 끊느냐</w:t>
-      </w:r>
-    </w:p>
-    <w:p>
-      <w:r>
-        <w:rPr>
-          <w:rFonts w:ascii="맑은 고딕" w:hAnsi="맑은 고딕" w:eastAsia="맑은 고딕"/>
-          <w:sz w:val="21"/>
-        </w:rPr>
-        <w:t>② 리두 레코드를 생성하는 방식</w:t>
+        <w:t>① 리두 레코드를 생성하는 방식</w:t>
+      </w:r>
+    </w:p>
+    <w:p>
+      <w:r>
+        <w:rPr>
+          <w:rFonts w:ascii="맑은 고딕" w:hAnsi="맑은 고딕" w:eastAsia="맑은 고딕"/>
+          <w:sz w:val="21"/>
+        </w:rPr>
+        <w:t>② 아카이브 파일 이름 규칙</w:t>
       </w:r>
     </w:p>
     <w:p>
@@ -2192,7 +2192,7 @@
           <w:rFonts w:ascii="맑은 고딕" w:hAnsi="맑은 고딕" w:eastAsia="맑은 고딕"/>
           <w:sz w:val="21"/>
         </w:rPr>
-        <w:t>④ 아카이브 파일 이름 규칙</w:t>
+        <w:t>④ 커밋 완료와 원격 확인 응답을 묶느냐 끊느냐</w:t>
       </w:r>
     </w:p>
     <w:p>
@@ -2227,7 +2227,7 @@
           <w:rFonts w:ascii="맑은 고딕" w:hAnsi="맑은 고딕" w:eastAsia="맑은 고딕"/>
           <w:sz w:val="21"/>
         </w:rPr>
-        <w:t>① 실제 원인은 보호 모드 요건 미충족이며, 요건만 갖추면 OPEN 상태에서도 전환된다</w:t>
+        <w:t>① Standby에서만 발생하는 오류이기 때문이다</w:t>
       </w:r>
     </w:p>
     <w:p>
@@ -2254,7 +2254,7 @@
           <w:rFonts w:ascii="맑은 고딕" w:hAnsi="맑은 고딕" w:eastAsia="맑은 고딕"/>
           <w:sz w:val="21"/>
         </w:rPr>
-        <w:t>④ Standby에서만 발생하는 오류이기 때문이다</w:t>
+        <w:t>④ 실제 원인은 보호 모드 요건 미충족이며, 요건만 갖추면 OPEN 상태에서도 전환된다</w:t>
       </w:r>
     </w:p>
     <w:p>
@@ -2281,7 +2281,7 @@
           <w:rFonts w:ascii="맑은 고딕" w:hAnsi="맑은 고딕" w:eastAsia="맑은 고딕"/>
           <w:sz w:val="21"/>
         </w:rPr>
-        <w:t>① 동기 전송 + SRL + PROTECTION_LEVEL이 이미 MAXIMUM AVAILABILITY일 것</w:t>
+        <w:t>① Standby가 MOUNT 상태일 것</w:t>
       </w:r>
     </w:p>
     <w:p>
@@ -2299,16 +2299,16 @@
           <w:rFonts w:ascii="맑은 고딕" w:hAnsi="맑은 고딕" w:eastAsia="맑은 고딕"/>
           <w:sz w:val="21"/>
         </w:rPr>
-        <w:t>③ Broker가 활성화되어 있을 것</w:t>
-      </w:r>
-    </w:p>
-    <w:p>
-      <w:r>
-        <w:rPr>
-          <w:rFonts w:ascii="맑은 고딕" w:hAnsi="맑은 고딕" w:eastAsia="맑은 고딕"/>
-          <w:sz w:val="21"/>
-        </w:rPr>
-        <w:t>④ Standby가 MOUNT 상태일 것</w:t>
+        <w:t>③ 동기 전송 + SRL + PROTECTION_LEVEL이 이미 MAXIMUM AVAILABILITY일 것</w:t>
+      </w:r>
+    </w:p>
+    <w:p>
+      <w:r>
+        <w:rPr>
+          <w:rFonts w:ascii="맑은 고딕" w:hAnsi="맑은 고딕" w:eastAsia="맑은 고딕"/>
+          <w:sz w:val="21"/>
+        </w:rPr>
+        <w:t>④ Broker가 활성화되어 있을 것</w:t>
       </w:r>
     </w:p>
     <w:p>
@@ -2335,25 +2335,25 @@
           <w:rFonts w:ascii="맑은 고딕" w:hAnsi="맑은 고딕" w:eastAsia="맑은 고딕"/>
           <w:sz w:val="21"/>
         </w:rPr>
-        <w:t>① 오라클이 Primary의 의존 관계를 알고 종료를 막은 것이다</w:t>
-      </w:r>
-    </w:p>
-    <w:p>
-      <w:r>
-        <w:rPr>
-          <w:rFonts w:ascii="맑은 고딕" w:hAnsi="맑은 고딕" w:eastAsia="맑은 고딕"/>
-          <w:sz w:val="21"/>
-        </w:rPr>
-        <w:t>② Standby에 진행 중인 트랜잭션이 있다는 뜻이다</w:t>
-      </w:r>
-    </w:p>
-    <w:p>
-      <w:r>
-        <w:rPr>
-          <w:rFonts w:ascii="맑은 고딕" w:hAnsi="맑은 고딕" w:eastAsia="맑은 고딕"/>
-          <w:sz w:val="21"/>
-        </w:rPr>
-        <w:t>③ MRP가 응답하지 않는다는 뜻이다</w:t>
+        <w:t>① MRP가 응답하지 않는다는 뜻이다</w:t>
+      </w:r>
+    </w:p>
+    <w:p>
+      <w:r>
+        <w:rPr>
+          <w:rFonts w:ascii="맑은 고딕" w:hAnsi="맑은 고딕" w:eastAsia="맑은 고딕"/>
+          <w:sz w:val="21"/>
+        </w:rPr>
+        <w:t>② 오라클이 Primary의 의존 관계를 알고 종료를 막은 것이다</w:t>
+      </w:r>
+    </w:p>
+    <w:p>
+      <w:r>
+        <w:rPr>
+          <w:rFonts w:ascii="맑은 고딕" w:hAnsi="맑은 고딕" w:eastAsia="맑은 고딕"/>
+          <w:sz w:val="21"/>
+        </w:rPr>
+        <w:t>③ Standby에 진행 중인 트랜잭션이 있다는 뜻이다</w:t>
       </w:r>
     </w:p>
     <w:p>
@@ -2398,25 +2398,25 @@
           <w:rFonts w:ascii="맑은 고딕" w:hAnsi="맑은 고딕" w:eastAsia="맑은 고딕"/>
           <w:sz w:val="21"/>
         </w:rPr>
-        <w:t>② 적용 성능이 두 배가 되기 때문</w:t>
-      </w:r>
-    </w:p>
-    <w:p>
-      <w:r>
-        <w:rPr>
-          <w:rFonts w:ascii="맑은 고딕" w:hAnsi="맑은 고딕" w:eastAsia="맑은 고딕"/>
-          <w:sz w:val="21"/>
-        </w:rPr>
-        <w:t>③ 라이선스 요건이기 때문</w:t>
-      </w:r>
-    </w:p>
-    <w:p>
-      <w:r>
-        <w:rPr>
-          <w:rFonts w:ascii="맑은 고딕" w:hAnsi="맑은 고딕" w:eastAsia="맑은 고딕"/>
-          <w:sz w:val="21"/>
-        </w:rPr>
-        <w:t>④ SRL 개수 제한 때문</w:t>
+        <w:t>② 라이선스 요건이기 때문</w:t>
+      </w:r>
+    </w:p>
+    <w:p>
+      <w:r>
+        <w:rPr>
+          <w:rFonts w:ascii="맑은 고딕" w:hAnsi="맑은 고딕" w:eastAsia="맑은 고딕"/>
+          <w:sz w:val="21"/>
+        </w:rPr>
+        <w:t>③ SRL 개수 제한 때문</w:t>
+      </w:r>
+    </w:p>
+    <w:p>
+      <w:r>
+        <w:rPr>
+          <w:rFonts w:ascii="맑은 고딕" w:hAnsi="맑은 고딕" w:eastAsia="맑은 고딕"/>
+          <w:sz w:val="21"/>
+        </w:rPr>
+        <w:t>④ 적용 성능이 두 배가 되기 때문</w:t>
       </w:r>
     </w:p>
     <w:p>
@@ -2443,34 +2443,34 @@
           <w:rFonts w:ascii="맑은 고딕" w:hAnsi="맑은 고딕" w:eastAsia="맑은 고딕"/>
           <w:sz w:val="21"/>
         </w:rPr>
-        <w:t>① `V$ARCHIVE_DEST_STATUS`의 `STATUS`와 `ERROR`를 함께 본다</w:t>
-      </w:r>
-    </w:p>
-    <w:p>
-      <w:r>
-        <w:rPr>
-          <w:rFonts w:ascii="맑은 고딕" w:hAnsi="맑은 고딕" w:eastAsia="맑은 고딕"/>
-          <w:sz w:val="21"/>
-        </w:rPr>
-        <w:t>② `PROTECTION_LEVEL` 값만으로 구분된다</w:t>
-      </w:r>
-    </w:p>
-    <w:p>
-      <w:r>
-        <w:rPr>
-          <w:rFonts w:ascii="맑은 고딕" w:hAnsi="맑은 고딕" w:eastAsia="맑은 고딕"/>
-          <w:sz w:val="21"/>
-        </w:rPr>
-        <w:t>③ 알림 로그로만 알 수 있다</w:t>
-      </w:r>
-    </w:p>
-    <w:p>
-      <w:r>
-        <w:rPr>
-          <w:rFonts w:ascii="맑은 고딕" w:hAnsi="맑은 고딕" w:eastAsia="맑은 고딕"/>
-          <w:sz w:val="21"/>
-        </w:rPr>
-        <w:t>④ 구분할 방법이 없다</w:t>
+        <w:t>① 알림 로그로만 알 수 있다</w:t>
+      </w:r>
+    </w:p>
+    <w:p>
+      <w:r>
+        <w:rPr>
+          <w:rFonts w:ascii="맑은 고딕" w:hAnsi="맑은 고딕" w:eastAsia="맑은 고딕"/>
+          <w:sz w:val="21"/>
+        </w:rPr>
+        <w:t>② 구분할 방법이 없다</w:t>
+      </w:r>
+    </w:p>
+    <w:p>
+      <w:r>
+        <w:rPr>
+          <w:rFonts w:ascii="맑은 고딕" w:hAnsi="맑은 고딕" w:eastAsia="맑은 고딕"/>
+          <w:sz w:val="21"/>
+        </w:rPr>
+        <w:t>③ `PROTECTION_LEVEL` 값만으로 구분된다</w:t>
+      </w:r>
+    </w:p>
+    <w:p>
+      <w:r>
+        <w:rPr>
+          <w:rFonts w:ascii="맑은 고딕" w:hAnsi="맑은 고딕" w:eastAsia="맑은 고딕"/>
+          <w:sz w:val="21"/>
+        </w:rPr>
+        <w:t>④ `V$ARCHIVE_DEST_STATUS`의 `STATUS`와 `ERROR`를 함께 본다</w:t>
       </w:r>
     </w:p>
     <w:p>
@@ -2515,16 +2515,16 @@
           <w:rFonts w:ascii="맑은 고딕" w:hAnsi="맑은 고딕" w:eastAsia="맑은 고딕"/>
           <w:sz w:val="21"/>
         </w:rPr>
-        <w:t>③ 아카이브 파일 복사 시간</w:t>
-      </w:r>
-    </w:p>
-    <w:p>
-      <w:r>
-        <w:rPr>
-          <w:rFonts w:ascii="맑은 고딕" w:hAnsi="맑은 고딕" w:eastAsia="맑은 고딕"/>
-          <w:sz w:val="21"/>
-        </w:rPr>
-        <w:t>④ Standby의 조회 부하</w:t>
+        <w:t>③ Standby의 조회 부하</w:t>
+      </w:r>
+    </w:p>
+    <w:p>
+      <w:r>
+        <w:rPr>
+          <w:rFonts w:ascii="맑은 고딕" w:hAnsi="맑은 고딕" w:eastAsia="맑은 고딕"/>
+          <w:sz w:val="21"/>
+        </w:rPr>
+        <w:t>④ 아카이브 파일 복사 시간</w:t>
       </w:r>
     </w:p>
     <w:p>
@@ -2551,34 +2551,34 @@
           <w:rFonts w:ascii="맑은 고딕" w:hAnsi="맑은 고딕" w:eastAsia="맑은 고딕"/>
           <w:sz w:val="21"/>
         </w:rPr>
-        <w:t>① `V$DATAGUARD_STATS`의 transport lag</w:t>
-      </w:r>
-    </w:p>
-    <w:p>
-      <w:r>
-        <w:rPr>
-          <w:rFonts w:ascii="맑은 고딕" w:hAnsi="맑은 고딕" w:eastAsia="맑은 고딕"/>
-          <w:sz w:val="21"/>
-        </w:rPr>
-        <w:t>② `V$DATAGUARD_STATS`의 apply lag</w:t>
-      </w:r>
-    </w:p>
-    <w:p>
-      <w:r>
-        <w:rPr>
-          <w:rFonts w:ascii="맑은 고딕" w:hAnsi="맑은 고딕" w:eastAsia="맑은 고딕"/>
-          <w:sz w:val="21"/>
-        </w:rPr>
-        <w:t>③ `V$LOG`의 시퀀스 번호</w:t>
-      </w:r>
-    </w:p>
-    <w:p>
-      <w:r>
-        <w:rPr>
-          <w:rFonts w:ascii="맑은 고딕" w:hAnsi="맑은 고딕" w:eastAsia="맑은 고딕"/>
-          <w:sz w:val="21"/>
-        </w:rPr>
-        <w:t>④ `V$ARCHIVE_DEST`의 REOPEN</w:t>
+        <w:t>① `V$ARCHIVE_DEST`의 REOPEN</w:t>
+      </w:r>
+    </w:p>
+    <w:p>
+      <w:r>
+        <w:rPr>
+          <w:rFonts w:ascii="맑은 고딕" w:hAnsi="맑은 고딕" w:eastAsia="맑은 고딕"/>
+          <w:sz w:val="21"/>
+        </w:rPr>
+        <w:t>② `V$LOG`의 시퀀스 번호</w:t>
+      </w:r>
+    </w:p>
+    <w:p>
+      <w:r>
+        <w:rPr>
+          <w:rFonts w:ascii="맑은 고딕" w:hAnsi="맑은 고딕" w:eastAsia="맑은 고딕"/>
+          <w:sz w:val="21"/>
+        </w:rPr>
+        <w:t>③ `V$DATAGUARD_STATS`의 transport lag</w:t>
+      </w:r>
+    </w:p>
+    <w:p>
+      <w:r>
+        <w:rPr>
+          <w:rFonts w:ascii="맑은 고딕" w:hAnsi="맑은 고딕" w:eastAsia="맑은 고딕"/>
+          <w:sz w:val="21"/>
+        </w:rPr>
+        <w:t>④ `V$DATAGUARD_STATS`의 apply lag</w:t>
       </w:r>
     </w:p>
     <w:p>
@@ -2605,25 +2605,25 @@
           <w:rFonts w:ascii="맑은 고딕" w:hAnsi="맑은 고딕" w:eastAsia="맑은 고딕"/>
           <w:sz w:val="21"/>
         </w:rPr>
-        <w:t>① 무손실 보장을 유지한 채 서비스를 재개할 수 있다</w:t>
-      </w:r>
-    </w:p>
-    <w:p>
-      <w:r>
-        <w:rPr>
-          <w:rFonts w:ascii="맑은 고딕" w:hAnsi="맑은 고딕" w:eastAsia="맑은 고딕"/>
-          <w:sz w:val="21"/>
-        </w:rPr>
-        <w:t>② 복구 시간이 항상 더 짧다</w:t>
-      </w:r>
-    </w:p>
-    <w:p>
-      <w:r>
-        <w:rPr>
-          <w:rFonts w:ascii="맑은 고딕" w:hAnsi="맑은 고딕" w:eastAsia="맑은 고딕"/>
-          <w:sz w:val="21"/>
-        </w:rPr>
-        <w:t>③ 보호 모드를 자동으로 낮춰 준다</w:t>
+        <w:t>① 보호 모드를 자동으로 낮춰 준다</w:t>
+      </w:r>
+    </w:p>
+    <w:p>
+      <w:r>
+        <w:rPr>
+          <w:rFonts w:ascii="맑은 고딕" w:hAnsi="맑은 고딕" w:eastAsia="맑은 고딕"/>
+          <w:sz w:val="21"/>
+        </w:rPr>
+        <w:t>② 무손실 보장을 유지한 채 서비스를 재개할 수 있다</w:t>
+      </w:r>
+    </w:p>
+    <w:p>
+      <w:r>
+        <w:rPr>
+          <w:rFonts w:ascii="맑은 고딕" w:hAnsi="맑은 고딕" w:eastAsia="맑은 고딕"/>
+          <w:sz w:val="21"/>
+        </w:rPr>
+        <w:t>③ 복구 시간이 항상 더 짧다</w:t>
       </w:r>
     </w:p>
     <w:p>
@@ -2659,34 +2659,34 @@
           <w:rFonts w:ascii="맑은 고딕" w:hAnsi="맑은 고딕" w:eastAsia="맑은 고딕"/>
           <w:sz w:val="21"/>
         </w:rPr>
-        <w:t>① Broker가 되돌리거나 경고를 낸다</w:t>
-      </w:r>
-    </w:p>
-    <w:p>
-      <w:r>
-        <w:rPr>
-          <w:rFonts w:ascii="맑은 고딕" w:hAnsi="맑은 고딕" w:eastAsia="맑은 고딕"/>
-          <w:sz w:val="21"/>
-        </w:rPr>
-        <w:t>② 즉시 반영되고 Broker도 따라온다</w:t>
-      </w:r>
-    </w:p>
-    <w:p>
-      <w:r>
-        <w:rPr>
-          <w:rFonts w:ascii="맑은 고딕" w:hAnsi="맑은 고딕" w:eastAsia="맑은 고딕"/>
-          <w:sz w:val="21"/>
-        </w:rPr>
-        <w:t>③ 인스턴스가 종료된다</w:t>
-      </w:r>
-    </w:p>
-    <w:p>
-      <w:r>
-        <w:rPr>
-          <w:rFonts w:ascii="맑은 고딕" w:hAnsi="맑은 고딕" w:eastAsia="맑은 고딕"/>
-          <w:sz w:val="21"/>
-        </w:rPr>
-        <w:t>④ Standby에만 반영된다</w:t>
+        <w:t>① 즉시 반영되고 Broker도 따라온다</w:t>
+      </w:r>
+    </w:p>
+    <w:p>
+      <w:r>
+        <w:rPr>
+          <w:rFonts w:ascii="맑은 고딕" w:hAnsi="맑은 고딕" w:eastAsia="맑은 고딕"/>
+          <w:sz w:val="21"/>
+        </w:rPr>
+        <w:t>② Broker가 되돌리거나 경고를 낸다</w:t>
+      </w:r>
+    </w:p>
+    <w:p>
+      <w:r>
+        <w:rPr>
+          <w:rFonts w:ascii="맑은 고딕" w:hAnsi="맑은 고딕" w:eastAsia="맑은 고딕"/>
+          <w:sz w:val="21"/>
+        </w:rPr>
+        <w:t>③ Standby에만 반영된다</w:t>
+      </w:r>
+    </w:p>
+    <w:p>
+      <w:r>
+        <w:rPr>
+          <w:rFonts w:ascii="맑은 고딕" w:hAnsi="맑은 고딕" w:eastAsia="맑은 고딕"/>
+          <w:sz w:val="21"/>
+        </w:rPr>
+        <w:t>④ 인스턴스가 종료된다</w:t>
       </w:r>
     </w:p>
     <w:p>
@@ -2713,7 +2713,7 @@
           <w:rFonts w:ascii="맑은 고딕" w:hAnsi="맑은 고딕" w:eastAsia="맑은 고딕"/>
           <w:sz w:val="21"/>
         </w:rPr>
-        <w:t>① `PROTECTION_MODE`와 `PROTECTION_LEVEL`이 계속 일치하는지</w:t>
+        <w:t>① 리스너 로그 크기</w:t>
       </w:r>
     </w:p>
     <w:p>
@@ -2731,16 +2731,16 @@
           <w:rFonts w:ascii="맑은 고딕" w:hAnsi="맑은 고딕" w:eastAsia="맑은 고딕"/>
           <w:sz w:val="21"/>
         </w:rPr>
-        <w:t>③ SRL의 파일 이름 규칙</w:t>
-      </w:r>
-    </w:p>
-    <w:p>
-      <w:r>
-        <w:rPr>
-          <w:rFonts w:ascii="맑은 고딕" w:hAnsi="맑은 고딕" w:eastAsia="맑은 고딕"/>
-          <w:sz w:val="21"/>
-        </w:rPr>
-        <w:t>④ 리스너 로그 크기</w:t>
+        <w:t>③ `PROTECTION_MODE`와 `PROTECTION_LEVEL`이 계속 일치하는지</w:t>
+      </w:r>
+    </w:p>
+    <w:p>
+      <w:r>
+        <w:rPr>
+          <w:rFonts w:ascii="맑은 고딕" w:hAnsi="맑은 고딕" w:eastAsia="맑은 고딕"/>
+          <w:sz w:val="21"/>
+        </w:rPr>
+        <w:t>④ SRL의 파일 이름 규칙</w:t>
       </w:r>
     </w:p>
     <w:sectPr>

--- a/ADG/02장/2장_실습문제.docx
+++ b/ADG/02장/2장_실습문제.docx
@@ -150,7 +150,35 @@
           <w:rFonts w:ascii="맑은 고딕" w:hAnsi="맑은 고딕" w:eastAsia="맑은 고딕"/>
           <w:sz w:val="21"/>
         </w:rPr>
-        <w:t>[하-03] `LOG_ARCHIVE_DEST_2`의 `SERVICE=boston`이 가리키는 것은?</w:t>
+        <w:t xml:space="preserve">[하-03] </w:t>
+      </w:r>
+      <w:r>
+        <w:rPr>
+          <w:rFonts w:ascii="Consolas" w:hAnsi="Consolas" w:eastAsia="맑은 고딕"/>
+          <w:sz w:val="21"/>
+        </w:rPr>
+        <w:t xml:space="preserve">LOG_ARCHIVE_DEST_2</w:t>
+      </w:r>
+      <w:r>
+        <w:rPr>
+          <w:rFonts w:ascii="맑은 고딕" w:hAnsi="맑은 고딕" w:eastAsia="맑은 고딕"/>
+          <w:sz w:val="21"/>
+        </w:rPr>
+        <w:t xml:space="preserve">의 </w:t>
+      </w:r>
+      <w:r>
+        <w:rPr>
+          <w:rFonts w:ascii="Consolas" w:hAnsi="Consolas" w:eastAsia="맑은 고딕"/>
+          <w:sz w:val="21"/>
+        </w:rPr>
+        <w:t xml:space="preserve">SERVICE=boston</w:t>
+      </w:r>
+      <w:r>
+        <w:rPr>
+          <w:rFonts w:ascii="맑은 고딕" w:hAnsi="맑은 고딕" w:eastAsia="맑은 고딕"/>
+          <w:sz w:val="21"/>
+        </w:rPr>
+        <w:t xml:space="preserve">이 가리키는 것은?</w:t>
       </w:r>
     </w:p>
     <w:p>
@@ -312,7 +340,21 @@
           <w:rFonts w:ascii="맑은 고딕" w:hAnsi="맑은 고딕" w:eastAsia="맑은 고딕"/>
           <w:sz w:val="21"/>
         </w:rPr>
-        <w:t>[하-06] `AFFIRM` 속성의 의미는?</w:t>
+        <w:t xml:space="preserve">[하-06] </w:t>
+      </w:r>
+      <w:r>
+        <w:rPr>
+          <w:rFonts w:ascii="Consolas" w:hAnsi="Consolas" w:eastAsia="맑은 고딕"/>
+          <w:sz w:val="21"/>
+        </w:rPr>
+        <w:t xml:space="preserve">AFFIRM</w:t>
+      </w:r>
+      <w:r>
+        <w:rPr>
+          <w:rFonts w:ascii="맑은 고딕" w:hAnsi="맑은 고딕" w:eastAsia="맑은 고딕"/>
+          <w:sz w:val="21"/>
+        </w:rPr>
+        <w:t xml:space="preserve"> 속성의 의미는?</w:t>
       </w:r>
     </w:p>
     <w:p>
@@ -366,7 +408,21 @@
           <w:rFonts w:ascii="맑은 고딕" w:hAnsi="맑은 고딕" w:eastAsia="맑은 고딕"/>
           <w:sz w:val="21"/>
         </w:rPr>
-        <w:t>[하-07] 설정한 보호 모드를 나타내는 `V$DATABASE`의 열은?</w:t>
+        <w:t xml:space="preserve">[하-07] 설정한 보호 모드를 나타내는 </w:t>
+      </w:r>
+      <w:r>
+        <w:rPr>
+          <w:rFonts w:ascii="Consolas" w:hAnsi="Consolas" w:eastAsia="맑은 고딕"/>
+          <w:sz w:val="21"/>
+        </w:rPr>
+        <w:t xml:space="preserve">V$DATABASE</w:t>
+      </w:r>
+      <w:r>
+        <w:rPr>
+          <w:rFonts w:ascii="맑은 고딕" w:hAnsi="맑은 고딕" w:eastAsia="맑은 고딕"/>
+          <w:sz w:val="21"/>
+        </w:rPr>
+        <w:t xml:space="preserve">의 열은?</w:t>
       </w:r>
     </w:p>
     <w:p>
@@ -582,7 +638,35 @@
           <w:rFonts w:ascii="맑은 고딕" w:hAnsi="맑은 고딕" w:eastAsia="맑은 고딕"/>
           <w:sz w:val="21"/>
         </w:rPr>
-        <w:t>[하-11] `V$ARCHIVE_DEST`에서 동기 전송이 켜졌을 때 `TRANSMIT_MODE`의 값은?</w:t>
+        <w:t xml:space="preserve">[하-11] </w:t>
+      </w:r>
+      <w:r>
+        <w:rPr>
+          <w:rFonts w:ascii="Consolas" w:hAnsi="Consolas" w:eastAsia="맑은 고딕"/>
+          <w:sz w:val="21"/>
+        </w:rPr>
+        <w:t xml:space="preserve">V$ARCHIVE_DEST</w:t>
+      </w:r>
+      <w:r>
+        <w:rPr>
+          <w:rFonts w:ascii="맑은 고딕" w:hAnsi="맑은 고딕" w:eastAsia="맑은 고딕"/>
+          <w:sz w:val="21"/>
+        </w:rPr>
+        <w:t xml:space="preserve">에서 동기 전송이 켜졌을 때 </w:t>
+      </w:r>
+      <w:r>
+        <w:rPr>
+          <w:rFonts w:ascii="Consolas" w:hAnsi="Consolas" w:eastAsia="맑은 고딕"/>
+          <w:sz w:val="21"/>
+        </w:rPr>
+        <w:t xml:space="preserve">TRANSMIT_MODE</w:t>
+      </w:r>
+      <w:r>
+        <w:rPr>
+          <w:rFonts w:ascii="맑은 고딕" w:hAnsi="맑은 고딕" w:eastAsia="맑은 고딕"/>
+          <w:sz w:val="21"/>
+        </w:rPr>
+        <w:t xml:space="preserve">의 값은?</w:t>
       </w:r>
     </w:p>
     <w:p>
@@ -798,7 +882,21 @@
           <w:rFonts w:ascii="맑은 고딕" w:hAnsi="맑은 고딕" w:eastAsia="맑은 고딕"/>
           <w:sz w:val="21"/>
         </w:rPr>
-        <w:t>[하-15] `VALID_FOR`가 받는 두 값은?</w:t>
+        <w:t xml:space="preserve">[하-15] </w:t>
+      </w:r>
+      <w:r>
+        <w:rPr>
+          <w:rFonts w:ascii="Consolas" w:hAnsi="Consolas" w:eastAsia="맑은 고딕"/>
+          <w:sz w:val="21"/>
+        </w:rPr>
+        <w:t xml:space="preserve">VALID_FOR</w:t>
+      </w:r>
+      <w:r>
+        <w:rPr>
+          <w:rFonts w:ascii="맑은 고딕" w:hAnsi="맑은 고딕" w:eastAsia="맑은 고딕"/>
+          <w:sz w:val="21"/>
+        </w:rPr>
+        <w:t xml:space="preserve">가 받는 두 값은?</w:t>
       </w:r>
     </w:p>
     <w:p>
@@ -906,7 +1004,21 @@
           <w:rFonts w:ascii="맑은 고딕" w:hAnsi="맑은 고딕" w:eastAsia="맑은 고딕"/>
           <w:sz w:val="21"/>
         </w:rPr>
-        <w:t>[하-17] 실습에서 Maximum Protection 상태의 Standby에 `SHUTDOWN IMMEDIATE`를 실행했을 때 발생한 오류는?</w:t>
+        <w:t xml:space="preserve">[하-17] 실습에서 Maximum Protection 상태의 Standby에 </w:t>
+      </w:r>
+      <w:r>
+        <w:rPr>
+          <w:rFonts w:ascii="Consolas" w:hAnsi="Consolas" w:eastAsia="맑은 고딕"/>
+          <w:sz w:val="21"/>
+        </w:rPr>
+        <w:t xml:space="preserve">SHUTDOWN IMMEDIATE</w:t>
+      </w:r>
+      <w:r>
+        <w:rPr>
+          <w:rFonts w:ascii="맑은 고딕" w:hAnsi="맑은 고딕" w:eastAsia="맑은 고딕"/>
+          <w:sz w:val="21"/>
+        </w:rPr>
+        <w:t xml:space="preserve">를 실행했을 때 발생한 오류는?</w:t>
       </w:r>
     </w:p>
     <w:p>
@@ -960,7 +1072,35 @@
           <w:rFonts w:ascii="맑은 고딕" w:hAnsi="맑은 고딕" w:eastAsia="맑은 고딕"/>
           <w:sz w:val="21"/>
         </w:rPr>
-        <w:t>[하-18] 실습에서 Standby가 내려갔을 때 `V$ARCHIVE_DEST_STATUS`의 `ERROR`에 기록된 오류는?</w:t>
+        <w:t xml:space="preserve">[하-18] 실습에서 Standby가 내려갔을 때 </w:t>
+      </w:r>
+      <w:r>
+        <w:rPr>
+          <w:rFonts w:ascii="Consolas" w:hAnsi="Consolas" w:eastAsia="맑은 고딕"/>
+          <w:sz w:val="21"/>
+        </w:rPr>
+        <w:t xml:space="preserve">V$ARCHIVE_DEST_STATUS</w:t>
+      </w:r>
+      <w:r>
+        <w:rPr>
+          <w:rFonts w:ascii="맑은 고딕" w:hAnsi="맑은 고딕" w:eastAsia="맑은 고딕"/>
+          <w:sz w:val="21"/>
+        </w:rPr>
+        <w:t xml:space="preserve">의 </w:t>
+      </w:r>
+      <w:r>
+        <w:rPr>
+          <w:rFonts w:ascii="Consolas" w:hAnsi="Consolas" w:eastAsia="맑은 고딕"/>
+          <w:sz w:val="21"/>
+        </w:rPr>
+        <w:t xml:space="preserve">ERROR</w:t>
+      </w:r>
+      <w:r>
+        <w:rPr>
+          <w:rFonts w:ascii="맑은 고딕" w:hAnsi="맑은 고딕" w:eastAsia="맑은 고딕"/>
+          <w:sz w:val="21"/>
+        </w:rPr>
+        <w:t xml:space="preserve">에 기록된 오류는?</w:t>
       </w:r>
     </w:p>
     <w:p>
@@ -1014,7 +1154,21 @@
           <w:rFonts w:ascii="맑은 고딕" w:hAnsi="맑은 고딕" w:eastAsia="맑은 고딕"/>
           <w:sz w:val="21"/>
         </w:rPr>
-        <w:t>[하-19] 로컬 아카이브 목적지(dest_1)의 `TRANSMIT_MODE`가 SYNCHRONOUS인 이유는?</w:t>
+        <w:t xml:space="preserve">[하-19] 로컬 아카이브 목적지(dest_1)의 </w:t>
+      </w:r>
+      <w:r>
+        <w:rPr>
+          <w:rFonts w:ascii="Consolas" w:hAnsi="Consolas" w:eastAsia="맑은 고딕"/>
+          <w:sz w:val="21"/>
+        </w:rPr>
+        <w:t xml:space="preserve">TRANSMIT_MODE</w:t>
+      </w:r>
+      <w:r>
+        <w:rPr>
+          <w:rFonts w:ascii="맑은 고딕" w:hAnsi="맑은 고딕" w:eastAsia="맑은 고딕"/>
+          <w:sz w:val="21"/>
+        </w:rPr>
+        <w:t xml:space="preserve">가 SYNCHRONOUS인 이유는?</w:t>
       </w:r>
     </w:p>
     <w:p>
@@ -1068,7 +1222,21 @@
           <w:rFonts w:ascii="맑은 고딕" w:hAnsi="맑은 고딕" w:eastAsia="맑은 고딕"/>
           <w:sz w:val="21"/>
         </w:rPr>
-        <w:t>[하-20] `PROTECTION_LEVEL`이 RESYNCHRONIZATION일 때의 의미는?</w:t>
+        <w:t xml:space="preserve">[하-20] </w:t>
+      </w:r>
+      <w:r>
+        <w:rPr>
+          <w:rFonts w:ascii="Consolas" w:hAnsi="Consolas" w:eastAsia="맑은 고딕"/>
+          <w:sz w:val="21"/>
+        </w:rPr>
+        <w:t xml:space="preserve">PROTECTION_LEVEL</w:t>
+      </w:r>
+      <w:r>
+        <w:rPr>
+          <w:rFonts w:ascii="맑은 고딕" w:hAnsi="맑은 고딕" w:eastAsia="맑은 고딕"/>
+          <w:sz w:val="21"/>
+        </w:rPr>
+        <w:t xml:space="preserve">이 RESYNCHRONIZATION일 때의 의미는?</w:t>
       </w:r>
     </w:p>
     <w:p>
@@ -1184,7 +1352,49 @@
           <w:rFonts w:ascii="맑은 고딕" w:hAnsi="맑은 고딕" w:eastAsia="맑은 고딕"/>
           <w:sz w:val="21"/>
         </w:rPr>
-        <w:t>[중-02] 실습에서 `VALID_FOR`를 `standby_role`로 잘못 지정했을 때 `VALID_NOW`의 값은?</w:t>
+        <w:t xml:space="preserve">[중-02] 실습에서 </w:t>
+      </w:r>
+      <w:r>
+        <w:rPr>
+          <w:rFonts w:ascii="Consolas" w:hAnsi="Consolas" w:eastAsia="맑은 고딕"/>
+          <w:sz w:val="21"/>
+        </w:rPr>
+        <w:t xml:space="preserve">VALID_FOR</w:t>
+      </w:r>
+      <w:r>
+        <w:rPr>
+          <w:rFonts w:ascii="맑은 고딕" w:hAnsi="맑은 고딕" w:eastAsia="맑은 고딕"/>
+          <w:sz w:val="21"/>
+        </w:rPr>
+        <w:t xml:space="preserve">를 </w:t>
+      </w:r>
+      <w:r>
+        <w:rPr>
+          <w:rFonts w:ascii="Consolas" w:hAnsi="Consolas" w:eastAsia="맑은 고딕"/>
+          <w:sz w:val="21"/>
+        </w:rPr>
+        <w:t xml:space="preserve">standby_role</w:t>
+      </w:r>
+      <w:r>
+        <w:rPr>
+          <w:rFonts w:ascii="맑은 고딕" w:hAnsi="맑은 고딕" w:eastAsia="맑은 고딕"/>
+          <w:sz w:val="21"/>
+        </w:rPr>
+        <w:t xml:space="preserve">로 잘못 지정했을 때 </w:t>
+      </w:r>
+      <w:r>
+        <w:rPr>
+          <w:rFonts w:ascii="Consolas" w:hAnsi="Consolas" w:eastAsia="맑은 고딕"/>
+          <w:sz w:val="21"/>
+        </w:rPr>
+        <w:t xml:space="preserve">VALID_NOW</w:t>
+      </w:r>
+      <w:r>
+        <w:rPr>
+          <w:rFonts w:ascii="맑은 고딕" w:hAnsi="맑은 고딕" w:eastAsia="맑은 고딕"/>
+          <w:sz w:val="21"/>
+        </w:rPr>
+        <w:t xml:space="preserve">의 값은?</w:t>
       </w:r>
     </w:p>
     <w:p>
@@ -1238,7 +1448,21 @@
           <w:rFonts w:ascii="맑은 고딕" w:hAnsi="맑은 고딕" w:eastAsia="맑은 고딕"/>
           <w:sz w:val="21"/>
         </w:rPr>
-        <w:t>[중-03] `VALID_FOR` 오설정이 특히 위험한 이유는?</w:t>
+        <w:t xml:space="preserve">[중-03] </w:t>
+      </w:r>
+      <w:r>
+        <w:rPr>
+          <w:rFonts w:ascii="Consolas" w:hAnsi="Consolas" w:eastAsia="맑은 고딕"/>
+          <w:sz w:val="21"/>
+        </w:rPr>
+        <w:t xml:space="preserve">VALID_FOR</w:t>
+      </w:r>
+      <w:r>
+        <w:rPr>
+          <w:rFonts w:ascii="맑은 고딕" w:hAnsi="맑은 고딕" w:eastAsia="맑은 고딕"/>
+          <w:sz w:val="21"/>
+        </w:rPr>
+        <w:t xml:space="preserve"> 오설정이 특히 위험한 이유는?</w:t>
       </w:r>
     </w:p>
     <w:p>
@@ -1292,7 +1516,35 @@
           <w:rFonts w:ascii="맑은 고딕" w:hAnsi="맑은 고딕" w:eastAsia="맑은 고딕"/>
           <w:sz w:val="21"/>
         </w:rPr>
-        <w:t>[중-04] `V$ARCHIVE_DEST_STATUS`의 `STATUS`가 VALID인데 리두가 가지 않는다. 먼저 볼 것은?</w:t>
+        <w:t xml:space="preserve">[중-04] </w:t>
+      </w:r>
+      <w:r>
+        <w:rPr>
+          <w:rFonts w:ascii="Consolas" w:hAnsi="Consolas" w:eastAsia="맑은 고딕"/>
+          <w:sz w:val="21"/>
+        </w:rPr>
+        <w:t xml:space="preserve">V$ARCHIVE_DEST_STATUS</w:t>
+      </w:r>
+      <w:r>
+        <w:rPr>
+          <w:rFonts w:ascii="맑은 고딕" w:hAnsi="맑은 고딕" w:eastAsia="맑은 고딕"/>
+          <w:sz w:val="21"/>
+        </w:rPr>
+        <w:t xml:space="preserve">의 </w:t>
+      </w:r>
+      <w:r>
+        <w:rPr>
+          <w:rFonts w:ascii="Consolas" w:hAnsi="Consolas" w:eastAsia="맑은 고딕"/>
+          <w:sz w:val="21"/>
+        </w:rPr>
+        <w:t xml:space="preserve">STATUS</w:t>
+      </w:r>
+      <w:r>
+        <w:rPr>
+          <w:rFonts w:ascii="맑은 고딕" w:hAnsi="맑은 고딕" w:eastAsia="맑은 고딕"/>
+          <w:sz w:val="21"/>
+        </w:rPr>
+        <w:t xml:space="preserve">가 VALID인데 리두가 가지 않는다. 먼저 볼 것은?</w:t>
       </w:r>
     </w:p>
     <w:p>
@@ -1310,16 +1562,44 @@
           <w:rFonts w:ascii="맑은 고딕" w:hAnsi="맑은 고딕" w:eastAsia="맑은 고딕"/>
           <w:sz w:val="21"/>
         </w:rPr>
-        <w:t>② `V$LOGFILE`</w:t>
-      </w:r>
-    </w:p>
-    <w:p>
-      <w:r>
-        <w:rPr>
-          <w:rFonts w:ascii="맑은 고딕" w:hAnsi="맑은 고딕" w:eastAsia="맑은 고딕"/>
-          <w:sz w:val="21"/>
-        </w:rPr>
-        <w:t>③ `V$ARCHIVE_DEST`의 `VALID_NOW`</w:t>
+        <w:t xml:space="preserve">② </w:t>
+      </w:r>
+      <w:r>
+        <w:rPr>
+          <w:rFonts w:ascii="Consolas" w:hAnsi="Consolas" w:eastAsia="맑은 고딕"/>
+          <w:sz w:val="21"/>
+        </w:rPr>
+        <w:t xml:space="preserve">V$LOGFILE</w:t>
+      </w:r>
+    </w:p>
+    <w:p>
+      <w:r>
+        <w:rPr>
+          <w:rFonts w:ascii="맑은 고딕" w:hAnsi="맑은 고딕" w:eastAsia="맑은 고딕"/>
+          <w:sz w:val="21"/>
+        </w:rPr>
+        <w:t xml:space="preserve">③ </w:t>
+      </w:r>
+      <w:r>
+        <w:rPr>
+          <w:rFonts w:ascii="Consolas" w:hAnsi="Consolas" w:eastAsia="맑은 고딕"/>
+          <w:sz w:val="21"/>
+        </w:rPr>
+        <w:t xml:space="preserve">V$ARCHIVE_DEST</w:t>
+      </w:r>
+      <w:r>
+        <w:rPr>
+          <w:rFonts w:ascii="맑은 고딕" w:hAnsi="맑은 고딕" w:eastAsia="맑은 고딕"/>
+          <w:sz w:val="21"/>
+        </w:rPr>
+        <w:t xml:space="preserve">의 </w:t>
+      </w:r>
+      <w:r>
+        <w:rPr>
+          <w:rFonts w:ascii="Consolas" w:hAnsi="Consolas" w:eastAsia="맑은 고딕"/>
+          <w:sz w:val="21"/>
+        </w:rPr>
+        <w:t xml:space="preserve">VALID_NOW</w:t>
       </w:r>
     </w:p>
     <w:p>
@@ -1346,7 +1626,21 @@
           <w:rFonts w:ascii="맑은 고딕" w:hAnsi="맑은 고딕" w:eastAsia="맑은 고딕"/>
           <w:sz w:val="21"/>
         </w:rPr>
-        <w:t>[중-05] `STATUS`가 DEFERRED와 DISABLED인 경우의 차이는?</w:t>
+        <w:t xml:space="preserve">[중-05] </w:t>
+      </w:r>
+      <w:r>
+        <w:rPr>
+          <w:rFonts w:ascii="Consolas" w:hAnsi="Consolas" w:eastAsia="맑은 고딕"/>
+          <w:sz w:val="21"/>
+        </w:rPr>
+        <w:t xml:space="preserve">STATUS</w:t>
+      </w:r>
+      <w:r>
+        <w:rPr>
+          <w:rFonts w:ascii="맑은 고딕" w:hAnsi="맑은 고딕" w:eastAsia="맑은 고딕"/>
+          <w:sz w:val="21"/>
+        </w:rPr>
+        <w:t xml:space="preserve">가 DEFERRED와 DISABLED인 경우의 차이는?</w:t>
       </w:r>
     </w:p>
     <w:p>
@@ -1400,7 +1694,21 @@
           <w:rFonts w:ascii="맑은 고딕" w:hAnsi="맑은 고딕" w:eastAsia="맑은 고딕"/>
           <w:sz w:val="21"/>
         </w:rPr>
-        <w:t>[중-06] 동기 전송으로 바꾼 뒤 `V$DATAGUARD_PROCESS`에서 기존 TTnn이 CLOSING으로 보인다. 올바른 판단은?</w:t>
+        <w:t xml:space="preserve">[중-06] 동기 전송으로 바꾼 뒤 </w:t>
+      </w:r>
+      <w:r>
+        <w:rPr>
+          <w:rFonts w:ascii="Consolas" w:hAnsi="Consolas" w:eastAsia="맑은 고딕"/>
+          <w:sz w:val="21"/>
+        </w:rPr>
+        <w:t xml:space="preserve">V$DATAGUARD_PROCESS</w:t>
+      </w:r>
+      <w:r>
+        <w:rPr>
+          <w:rFonts w:ascii="맑은 고딕" w:hAnsi="맑은 고딕" w:eastAsia="맑은 고딕"/>
+          <w:sz w:val="21"/>
+        </w:rPr>
+        <w:t xml:space="preserve">에서 기존 TTnn이 CLOSING으로 보인다. 올바른 판단은?</w:t>
       </w:r>
     </w:p>
     <w:p>
@@ -1454,7 +1762,21 @@
           <w:rFonts w:ascii="맑은 고딕" w:hAnsi="맑은 고딕" w:eastAsia="맑은 고딕"/>
           <w:sz w:val="21"/>
         </w:rPr>
-        <w:t>[중-07] `NET_TIMEOUT` 값이 실질적으로 결정하는 것은?</w:t>
+        <w:t xml:space="preserve">[중-07] </w:t>
+      </w:r>
+      <w:r>
+        <w:rPr>
+          <w:rFonts w:ascii="Consolas" w:hAnsi="Consolas" w:eastAsia="맑은 고딕"/>
+          <w:sz w:val="21"/>
+        </w:rPr>
+        <w:t xml:space="preserve">NET_TIMEOUT</w:t>
+      </w:r>
+      <w:r>
+        <w:rPr>
+          <w:rFonts w:ascii="맑은 고딕" w:hAnsi="맑은 고딕" w:eastAsia="맑은 고딕"/>
+          <w:sz w:val="21"/>
+        </w:rPr>
+        <w:t xml:space="preserve"> 값이 실질적으로 결정하는 것은?</w:t>
       </w:r>
     </w:p>
     <w:p>
@@ -1508,7 +1830,21 @@
           <w:rFonts w:ascii="맑은 고딕" w:hAnsi="맑은 고딕" w:eastAsia="맑은 고딕"/>
           <w:sz w:val="21"/>
         </w:rPr>
-        <w:t>[중-08] `DELAY` 속성의 목적과 상충하는 기능은?</w:t>
+        <w:t xml:space="preserve">[중-08] </w:t>
+      </w:r>
+      <w:r>
+        <w:rPr>
+          <w:rFonts w:ascii="Consolas" w:hAnsi="Consolas" w:eastAsia="맑은 고딕"/>
+          <w:sz w:val="21"/>
+        </w:rPr>
+        <w:t xml:space="preserve">DELAY</w:t>
+      </w:r>
+      <w:r>
+        <w:rPr>
+          <w:rFonts w:ascii="맑은 고딕" w:hAnsi="맑은 고딕" w:eastAsia="맑은 고딕"/>
+          <w:sz w:val="21"/>
+        </w:rPr>
+        <w:t xml:space="preserve"> 속성의 목적과 상충하는 기능은?</w:t>
       </w:r>
     </w:p>
     <w:p>
@@ -1724,7 +2060,21 @@
           <w:rFonts w:ascii="맑은 고딕" w:hAnsi="맑은 고딕" w:eastAsia="맑은 고딕"/>
           <w:sz w:val="21"/>
         </w:rPr>
-        <w:t>[중-12] `PROTECTION_LEVEL`이 RESYNCHRONIZATION인 상태에서 Maximum Protection으로 올리면?</w:t>
+        <w:t xml:space="preserve">[중-12] </w:t>
+      </w:r>
+      <w:r>
+        <w:rPr>
+          <w:rFonts w:ascii="Consolas" w:hAnsi="Consolas" w:eastAsia="맑은 고딕"/>
+          <w:sz w:val="21"/>
+        </w:rPr>
+        <w:t xml:space="preserve">PROTECTION_LEVEL</w:t>
+      </w:r>
+      <w:r>
+        <w:rPr>
+          <w:rFonts w:ascii="맑은 고딕" w:hAnsi="맑은 고딕" w:eastAsia="맑은 고딕"/>
+          <w:sz w:val="21"/>
+        </w:rPr>
+        <w:t xml:space="preserve">이 RESYNCHRONIZATION인 상태에서 Maximum Protection으로 올리면?</w:t>
       </w:r>
     </w:p>
     <w:p>
@@ -1778,7 +2128,22 @@
           <w:rFonts w:ascii="맑은 고딕" w:hAnsi="맑은 고딕" w:eastAsia="맑은 고딕"/>
           <w:sz w:val="21"/>
         </w:rPr>
-        <w:t>[중-13] 보호 모드를 **낮추는** 방향의 제약은?</w:t>
+        <w:t xml:space="preserve">[중-13] 보호 모드를 </w:t>
+      </w:r>
+      <w:r>
+        <w:rPr>
+          <w:rFonts w:ascii="맑은 고딕" w:hAnsi="맑은 고딕" w:eastAsia="맑은 고딕"/>
+          <w:b/>
+          <w:sz w:val="21"/>
+        </w:rPr>
+        <w:t xml:space="preserve">낮추는</w:t>
+      </w:r>
+      <w:r>
+        <w:rPr>
+          <w:rFonts w:ascii="맑은 고딕" w:hAnsi="맑은 고딕" w:eastAsia="맑은 고딕"/>
+          <w:sz w:val="21"/>
+        </w:rPr>
+        <w:t xml:space="preserve"> 방향의 제약은?</w:t>
       </w:r>
     </w:p>
     <w:p>
@@ -1886,7 +2251,35 @@
           <w:rFonts w:ascii="맑은 고딕" w:hAnsi="맑은 고딕" w:eastAsia="맑은 고딕"/>
           <w:sz w:val="21"/>
         </w:rPr>
-        <w:t>[중-15] `SYNC`만 쓰고 `AFFIRM`을 생략하면?</w:t>
+        <w:t xml:space="preserve">[중-15] </w:t>
+      </w:r>
+      <w:r>
+        <w:rPr>
+          <w:rFonts w:ascii="Consolas" w:hAnsi="Consolas" w:eastAsia="맑은 고딕"/>
+          <w:sz w:val="21"/>
+        </w:rPr>
+        <w:t xml:space="preserve">SYNC</w:t>
+      </w:r>
+      <w:r>
+        <w:rPr>
+          <w:rFonts w:ascii="맑은 고딕" w:hAnsi="맑은 고딕" w:eastAsia="맑은 고딕"/>
+          <w:sz w:val="21"/>
+        </w:rPr>
+        <w:t xml:space="preserve">만 쓰고 </w:t>
+      </w:r>
+      <w:r>
+        <w:rPr>
+          <w:rFonts w:ascii="Consolas" w:hAnsi="Consolas" w:eastAsia="맑은 고딕"/>
+          <w:sz w:val="21"/>
+        </w:rPr>
+        <w:t xml:space="preserve">AFFIRM</w:t>
+      </w:r>
+      <w:r>
+        <w:rPr>
+          <w:rFonts w:ascii="맑은 고딕" w:hAnsi="맑은 고딕" w:eastAsia="맑은 고딕"/>
+          <w:sz w:val="21"/>
+        </w:rPr>
+        <w:t xml:space="preserve">을 생략하면?</w:t>
       </w:r>
     </w:p>
     <w:p>
@@ -1940,7 +2333,35 @@
           <w:rFonts w:ascii="맑은 고딕" w:hAnsi="맑은 고딕" w:eastAsia="맑은 고딕"/>
           <w:sz w:val="21"/>
         </w:rPr>
-        <w:t>[중-16] Standby를 `SHUTDOWN ABORT`로 죽인 뒤 곧바로 `OPEN READ ONLY`를 시도하면?</w:t>
+        <w:t xml:space="preserve">[중-16] Standby를 </w:t>
+      </w:r>
+      <w:r>
+        <w:rPr>
+          <w:rFonts w:ascii="Consolas" w:hAnsi="Consolas" w:eastAsia="맑은 고딕"/>
+          <w:sz w:val="21"/>
+        </w:rPr>
+        <w:t xml:space="preserve">SHUTDOWN ABORT</w:t>
+      </w:r>
+      <w:r>
+        <w:rPr>
+          <w:rFonts w:ascii="맑은 고딕" w:hAnsi="맑은 고딕" w:eastAsia="맑은 고딕"/>
+          <w:sz w:val="21"/>
+        </w:rPr>
+        <w:t xml:space="preserve">로 죽인 뒤 곧바로 </w:t>
+      </w:r>
+      <w:r>
+        <w:rPr>
+          <w:rFonts w:ascii="Consolas" w:hAnsi="Consolas" w:eastAsia="맑은 고딕"/>
+          <w:sz w:val="21"/>
+        </w:rPr>
+        <w:t xml:space="preserve">OPEN READ ONLY</w:t>
+      </w:r>
+      <w:r>
+        <w:rPr>
+          <w:rFonts w:ascii="맑은 고딕" w:hAnsi="맑은 고딕" w:eastAsia="맑은 고딕"/>
+          <w:sz w:val="21"/>
+        </w:rPr>
+        <w:t xml:space="preserve">를 시도하면?</w:t>
       </w:r>
     </w:p>
     <w:p>
@@ -2102,7 +2523,21 @@
           <w:rFonts w:ascii="맑은 고딕" w:hAnsi="맑은 고딕" w:eastAsia="맑은 고딕"/>
           <w:sz w:val="21"/>
         </w:rPr>
-        <w:t>[중-19] 전송 설정을 바꿀 때 `SCOPE=MEMORY`를 쓰는 상황은?</w:t>
+        <w:t xml:space="preserve">[중-19] 전송 설정을 바꿀 때 </w:t>
+      </w:r>
+      <w:r>
+        <w:rPr>
+          <w:rFonts w:ascii="Consolas" w:hAnsi="Consolas" w:eastAsia="맑은 고딕"/>
+          <w:sz w:val="21"/>
+        </w:rPr>
+        <w:t xml:space="preserve">SCOPE=MEMORY</w:t>
+      </w:r>
+      <w:r>
+        <w:rPr>
+          <w:rFonts w:ascii="맑은 고딕" w:hAnsi="맑은 고딕" w:eastAsia="맑은 고딕"/>
+          <w:sz w:val="21"/>
+        </w:rPr>
+        <w:t xml:space="preserve">를 쓰는 상황은?</w:t>
       </w:r>
     </w:p>
     <w:p>
@@ -2461,16 +2896,72 @@
           <w:rFonts w:ascii="맑은 고딕" w:hAnsi="맑은 고딕" w:eastAsia="맑은 고딕"/>
           <w:sz w:val="21"/>
         </w:rPr>
-        <w:t>③ `PROTECTION_LEVEL` 값만으로 구분된다</w:t>
-      </w:r>
-    </w:p>
-    <w:p>
-      <w:r>
-        <w:rPr>
-          <w:rFonts w:ascii="맑은 고딕" w:hAnsi="맑은 고딕" w:eastAsia="맑은 고딕"/>
-          <w:sz w:val="21"/>
-        </w:rPr>
-        <w:t>④ `V$ARCHIVE_DEST_STATUS`의 `STATUS`와 `ERROR`를 함께 본다</w:t>
+        <w:t xml:space="preserve">③ </w:t>
+      </w:r>
+      <w:r>
+        <w:rPr>
+          <w:rFonts w:ascii="Consolas" w:hAnsi="Consolas" w:eastAsia="맑은 고딕"/>
+          <w:sz w:val="21"/>
+        </w:rPr>
+        <w:t xml:space="preserve">PROTECTION_LEVEL</w:t>
+      </w:r>
+      <w:r>
+        <w:rPr>
+          <w:rFonts w:ascii="맑은 고딕" w:hAnsi="맑은 고딕" w:eastAsia="맑은 고딕"/>
+          <w:sz w:val="21"/>
+        </w:rPr>
+        <w:t xml:space="preserve"> 값만으로 구분된다</w:t>
+      </w:r>
+    </w:p>
+    <w:p>
+      <w:r>
+        <w:rPr>
+          <w:rFonts w:ascii="맑은 고딕" w:hAnsi="맑은 고딕" w:eastAsia="맑은 고딕"/>
+          <w:sz w:val="21"/>
+        </w:rPr>
+        <w:t xml:space="preserve">④ </w:t>
+      </w:r>
+      <w:r>
+        <w:rPr>
+          <w:rFonts w:ascii="Consolas" w:hAnsi="Consolas" w:eastAsia="맑은 고딕"/>
+          <w:sz w:val="21"/>
+        </w:rPr>
+        <w:t xml:space="preserve">V$ARCHIVE_DEST_STATUS</w:t>
+      </w:r>
+      <w:r>
+        <w:rPr>
+          <w:rFonts w:ascii="맑은 고딕" w:hAnsi="맑은 고딕" w:eastAsia="맑은 고딕"/>
+          <w:sz w:val="21"/>
+        </w:rPr>
+        <w:t xml:space="preserve">의 </w:t>
+      </w:r>
+      <w:r>
+        <w:rPr>
+          <w:rFonts w:ascii="Consolas" w:hAnsi="Consolas" w:eastAsia="맑은 고딕"/>
+          <w:sz w:val="21"/>
+        </w:rPr>
+        <w:t xml:space="preserve">STATUS</w:t>
+      </w:r>
+      <w:r>
+        <w:rPr>
+          <w:rFonts w:ascii="맑은 고딕" w:hAnsi="맑은 고딕" w:eastAsia="맑은 고딕"/>
+          <w:sz w:val="21"/>
+        </w:rPr>
+        <w:t xml:space="preserve">와 </w:t>
+      </w:r>
+      <w:r>
+        <w:rPr>
+          <w:rFonts w:ascii="Consolas" w:hAnsi="Consolas" w:eastAsia="맑은 고딕"/>
+          <w:sz w:val="21"/>
+        </w:rPr>
+        <w:t xml:space="preserve">ERROR</w:t>
+      </w:r>
+      <w:r>
+        <w:rPr>
+          <w:rFonts w:ascii="맑은 고딕" w:hAnsi="맑은 고딕" w:eastAsia="맑은 고딕"/>
+          <w:sz w:val="21"/>
+        </w:rPr>
+        <w:t xml:space="preserve">를 함께 본다</w:t>
       </w:r>
     </w:p>
     <w:p>
@@ -2551,34 +3042,90 @@
           <w:rFonts w:ascii="맑은 고딕" w:hAnsi="맑은 고딕" w:eastAsia="맑은 고딕"/>
           <w:sz w:val="21"/>
         </w:rPr>
-        <w:t>① `V$ARCHIVE_DEST`의 REOPEN</w:t>
-      </w:r>
-    </w:p>
-    <w:p>
-      <w:r>
-        <w:rPr>
-          <w:rFonts w:ascii="맑은 고딕" w:hAnsi="맑은 고딕" w:eastAsia="맑은 고딕"/>
-          <w:sz w:val="21"/>
-        </w:rPr>
-        <w:t>② `V$LOG`의 시퀀스 번호</w:t>
-      </w:r>
-    </w:p>
-    <w:p>
-      <w:r>
-        <w:rPr>
-          <w:rFonts w:ascii="맑은 고딕" w:hAnsi="맑은 고딕" w:eastAsia="맑은 고딕"/>
-          <w:sz w:val="21"/>
-        </w:rPr>
-        <w:t>③ `V$DATAGUARD_STATS`의 transport lag</w:t>
-      </w:r>
-    </w:p>
-    <w:p>
-      <w:r>
-        <w:rPr>
-          <w:rFonts w:ascii="맑은 고딕" w:hAnsi="맑은 고딕" w:eastAsia="맑은 고딕"/>
-          <w:sz w:val="21"/>
-        </w:rPr>
-        <w:t>④ `V$DATAGUARD_STATS`의 apply lag</w:t>
+        <w:t xml:space="preserve">① </w:t>
+      </w:r>
+      <w:r>
+        <w:rPr>
+          <w:rFonts w:ascii="Consolas" w:hAnsi="Consolas" w:eastAsia="맑은 고딕"/>
+          <w:sz w:val="21"/>
+        </w:rPr>
+        <w:t xml:space="preserve">V$ARCHIVE_DEST</w:t>
+      </w:r>
+      <w:r>
+        <w:rPr>
+          <w:rFonts w:ascii="맑은 고딕" w:hAnsi="맑은 고딕" w:eastAsia="맑은 고딕"/>
+          <w:sz w:val="21"/>
+        </w:rPr>
+        <w:t xml:space="preserve">의 REOPEN</w:t>
+      </w:r>
+    </w:p>
+    <w:p>
+      <w:r>
+        <w:rPr>
+          <w:rFonts w:ascii="맑은 고딕" w:hAnsi="맑은 고딕" w:eastAsia="맑은 고딕"/>
+          <w:sz w:val="21"/>
+        </w:rPr>
+        <w:t xml:space="preserve">② </w:t>
+      </w:r>
+      <w:r>
+        <w:rPr>
+          <w:rFonts w:ascii="Consolas" w:hAnsi="Consolas" w:eastAsia="맑은 고딕"/>
+          <w:sz w:val="21"/>
+        </w:rPr>
+        <w:t xml:space="preserve">V$LOG</w:t>
+      </w:r>
+      <w:r>
+        <w:rPr>
+          <w:rFonts w:ascii="맑은 고딕" w:hAnsi="맑은 고딕" w:eastAsia="맑은 고딕"/>
+          <w:sz w:val="21"/>
+        </w:rPr>
+        <w:t xml:space="preserve">의 시퀀스 번호</w:t>
+      </w:r>
+    </w:p>
+    <w:p>
+      <w:r>
+        <w:rPr>
+          <w:rFonts w:ascii="맑은 고딕" w:hAnsi="맑은 고딕" w:eastAsia="맑은 고딕"/>
+          <w:sz w:val="21"/>
+        </w:rPr>
+        <w:t xml:space="preserve">③ </w:t>
+      </w:r>
+      <w:r>
+        <w:rPr>
+          <w:rFonts w:ascii="Consolas" w:hAnsi="Consolas" w:eastAsia="맑은 고딕"/>
+          <w:sz w:val="21"/>
+        </w:rPr>
+        <w:t xml:space="preserve">V$DATAGUARD_STATS</w:t>
+      </w:r>
+      <w:r>
+        <w:rPr>
+          <w:rFonts w:ascii="맑은 고딕" w:hAnsi="맑은 고딕" w:eastAsia="맑은 고딕"/>
+          <w:sz w:val="21"/>
+        </w:rPr>
+        <w:t xml:space="preserve">의 transport lag</w:t>
+      </w:r>
+    </w:p>
+    <w:p>
+      <w:r>
+        <w:rPr>
+          <w:rFonts w:ascii="맑은 고딕" w:hAnsi="맑은 고딕" w:eastAsia="맑은 고딕"/>
+          <w:sz w:val="21"/>
+        </w:rPr>
+        <w:t xml:space="preserve">④ </w:t>
+      </w:r>
+      <w:r>
+        <w:rPr>
+          <w:rFonts w:ascii="Consolas" w:hAnsi="Consolas" w:eastAsia="맑은 고딕"/>
+          <w:sz w:val="21"/>
+        </w:rPr>
+        <w:t xml:space="preserve">V$DATAGUARD_STATS</w:t>
+      </w:r>
+      <w:r>
+        <w:rPr>
+          <w:rFonts w:ascii="맑은 고딕" w:hAnsi="맑은 고딕" w:eastAsia="맑은 고딕"/>
+          <w:sz w:val="21"/>
+        </w:rPr>
+        <w:t xml:space="preserve">의 apply lag</w:t>
       </w:r>
     </w:p>
     <w:p>
@@ -2650,7 +3197,21 @@
           <w:rFonts w:ascii="맑은 고딕" w:hAnsi="맑은 고딕" w:eastAsia="맑은 고딕"/>
           <w:sz w:val="21"/>
         </w:rPr>
-        <w:t>[상-09] Broker 환경에서 `LOG_ARCHIVE_DEST_n`을 SQL로 직접 고치면?</w:t>
+        <w:t xml:space="preserve">[상-09] Broker 환경에서 </w:t>
+      </w:r>
+      <w:r>
+        <w:rPr>
+          <w:rFonts w:ascii="Consolas" w:hAnsi="Consolas" w:eastAsia="맑은 고딕"/>
+          <w:sz w:val="21"/>
+        </w:rPr>
+        <w:t xml:space="preserve">LOG_ARCHIVE_DEST_n</w:t>
+      </w:r>
+      <w:r>
+        <w:rPr>
+          <w:rFonts w:ascii="맑은 고딕" w:hAnsi="맑은 고딕" w:eastAsia="맑은 고딕"/>
+          <w:sz w:val="21"/>
+        </w:rPr>
+        <w:t xml:space="preserve">을 SQL로 직접 고치면?</w:t>
       </w:r>
     </w:p>
     <w:p>
@@ -2731,7 +3292,35 @@
           <w:rFonts w:ascii="맑은 고딕" w:hAnsi="맑은 고딕" w:eastAsia="맑은 고딕"/>
           <w:sz w:val="21"/>
         </w:rPr>
-        <w:t>③ `PROTECTION_MODE`와 `PROTECTION_LEVEL`이 계속 일치하는지</w:t>
+        <w:t xml:space="preserve">③ </w:t>
+      </w:r>
+      <w:r>
+        <w:rPr>
+          <w:rFonts w:ascii="Consolas" w:hAnsi="Consolas" w:eastAsia="맑은 고딕"/>
+          <w:sz w:val="21"/>
+        </w:rPr>
+        <w:t xml:space="preserve">PROTECTION_MODE</w:t>
+      </w:r>
+      <w:r>
+        <w:rPr>
+          <w:rFonts w:ascii="맑은 고딕" w:hAnsi="맑은 고딕" w:eastAsia="맑은 고딕"/>
+          <w:sz w:val="21"/>
+        </w:rPr>
+        <w:t xml:space="preserve">와 </w:t>
+      </w:r>
+      <w:r>
+        <w:rPr>
+          <w:rFonts w:ascii="Consolas" w:hAnsi="Consolas" w:eastAsia="맑은 고딕"/>
+          <w:sz w:val="21"/>
+        </w:rPr>
+        <w:t xml:space="preserve">PROTECTION_LEVEL</w:t>
+      </w:r>
+      <w:r>
+        <w:rPr>
+          <w:rFonts w:ascii="맑은 고딕" w:hAnsi="맑은 고딕" w:eastAsia="맑은 고딕"/>
+          <w:sz w:val="21"/>
+        </w:rPr>
+        <w:t xml:space="preserve">이 계속 일치하는지</w:t>
       </w:r>
     </w:p>
     <w:p>
@@ -2744,6 +3333,8 @@
       </w:r>
     </w:p>
     <w:sectPr>
+      <w:headerReference w:type="default" r:id="rId9"/>
+      <w:footerReference w:type="default" r:id="rId10"/>
       <w:pgSz w:w="12240" w:h="15840"/>
       <w:pgMar w:top="1440" w:right="1800" w:bottom="1440" w:left="1800" w:header="720" w:footer="720" w:gutter="0"/>
       <w:cols w:space="720"/>
@@ -2751,6 +3342,26 @@
     </w:sectPr>
   </w:body>
 </w:document>
+</file>
+
+<file path=word/footer1.xml><?xml version="1.0" encoding="utf-8"?>
+<w:ftr xmlns:m="http://schemas.openxmlformats.org/officeDocument/2006/math" xmlns:mc="http://schemas.openxmlformats.org/markup-compatibility/2006" xmlns:mo="http://schemas.microsoft.com/office/mac/office/2008/main" xmlns:mv="urn:schemas-microsoft-com:mac:vml" xmlns:o="urn:schemas-microsoft-com:office:office" xmlns:r="http://schemas.openxmlformats.org/officeDocument/2006/relationships" xmlns:v="urn:schemas-microsoft-com:vml" xmlns:w10="urn:schemas-microsoft-com:office:word" xmlns:w14="http://schemas.microsoft.com/office/word/2010/wordml" xmlns:w="http://schemas.openxmlformats.org/wordprocessingml/2006/main" xmlns:wne="http://schemas.microsoft.com/office/word/2006/wordml" xmlns:wp14="http://schemas.microsoft.com/office/word/2010/wordprocessingDrawing" xmlns:wp="http://schemas.openxmlformats.org/drawingml/2006/wordprocessingDrawing" xmlns:wpc="http://schemas.microsoft.com/office/word/2010/wordprocessingCanvas" xmlns:wpg="http://schemas.microsoft.com/office/word/2010/wordprocessingGroup" xmlns:wpi="http://schemas.microsoft.com/office/word/2010/wordprocessingInk" xmlns:wps="http://schemas.microsoft.com/office/word/2010/wordprocessingShape" mc:Ignorable="w14 wp14">
+  <w:p>
+    <w:pPr>
+      <w:pStyle w:val="Footer"/>
+    </w:pPr>
+  </w:p>
+</w:ftr>
+</file>
+
+<file path=word/header1.xml><?xml version="1.0" encoding="utf-8"?>
+<w:hdr xmlns:m="http://schemas.openxmlformats.org/officeDocument/2006/math" xmlns:mc="http://schemas.openxmlformats.org/markup-compatibility/2006" xmlns:mo="http://schemas.microsoft.com/office/mac/office/2008/main" xmlns:mv="urn:schemas-microsoft-com:mac:vml" xmlns:o="urn:schemas-microsoft-com:office:office" xmlns:r="http://schemas.openxmlformats.org/officeDocument/2006/relationships" xmlns:v="urn:schemas-microsoft-com:vml" xmlns:w10="urn:schemas-microsoft-com:office:word" xmlns:w14="http://schemas.microsoft.com/office/word/2010/wordml" xmlns:w="http://schemas.openxmlformats.org/wordprocessingml/2006/main" xmlns:wne="http://schemas.microsoft.com/office/word/2006/wordml" xmlns:wp14="http://schemas.microsoft.com/office/word/2010/wordprocessingDrawing" xmlns:wp="http://schemas.openxmlformats.org/drawingml/2006/wordprocessingDrawing" xmlns:wpc="http://schemas.microsoft.com/office/word/2010/wordprocessingCanvas" xmlns:wpg="http://schemas.microsoft.com/office/word/2010/wordprocessingGroup" xmlns:wpi="http://schemas.microsoft.com/office/word/2010/wordprocessingInk" xmlns:wps="http://schemas.microsoft.com/office/word/2010/wordprocessingShape" mc:Ignorable="w14 wp14">
+  <w:p>
+    <w:pPr>
+      <w:pStyle w:val="Header"/>
+    </w:pPr>
+  </w:p>
+</w:hdr>
 </file>
 
 <file path=word/numbering.xml><?xml version="1.0" encoding="utf-8"?>

--- a/ADG/02장/2장_실습문제.docx
+++ b/ADG/02장/2장_실습문제.docx
@@ -51,34 +51,34 @@
           <w:rFonts w:ascii="맑은 고딕" w:hAnsi="맑은 고딕" w:eastAsia="맑은 고딕"/>
           <w:sz w:val="21"/>
         </w:rPr>
-        <w:t>① Maximum Performance</w:t>
-      </w:r>
-    </w:p>
-    <w:p>
-      <w:r>
-        <w:rPr>
-          <w:rFonts w:ascii="맑은 고딕" w:hAnsi="맑은 고딕" w:eastAsia="맑은 고딕"/>
-          <w:sz w:val="21"/>
-        </w:rPr>
-        <w:t>② Maximum Protection</w:t>
-      </w:r>
-    </w:p>
-    <w:p>
-      <w:r>
-        <w:rPr>
-          <w:rFonts w:ascii="맑은 고딕" w:hAnsi="맑은 고딕" w:eastAsia="맑은 고딕"/>
-          <w:sz w:val="21"/>
-        </w:rPr>
-        <w:t>③ Maximum Availability</w:t>
-      </w:r>
-    </w:p>
-    <w:p>
-      <w:r>
-        <w:rPr>
-          <w:rFonts w:ascii="맑은 고딕" w:hAnsi="맑은 고딕" w:eastAsia="맑은 고딕"/>
-          <w:sz w:val="21"/>
-        </w:rPr>
-        <w:t>④ Maximum Recovery</w:t>
+        <w:t>① Maximum Recovery</w:t>
+      </w:r>
+    </w:p>
+    <w:p>
+      <w:r>
+        <w:rPr>
+          <w:rFonts w:ascii="맑은 고딕" w:hAnsi="맑은 고딕" w:eastAsia="맑은 고딕"/>
+          <w:sz w:val="21"/>
+        </w:rPr>
+        <w:t>② Maximum Performance</w:t>
+      </w:r>
+    </w:p>
+    <w:p>
+      <w:r>
+        <w:rPr>
+          <w:rFonts w:ascii="맑은 고딕" w:hAnsi="맑은 고딕" w:eastAsia="맑은 고딕"/>
+          <w:sz w:val="21"/>
+        </w:rPr>
+        <w:t>③ Maximum Protection</w:t>
+      </w:r>
+    </w:p>
+    <w:p>
+      <w:r>
+        <w:rPr>
+          <w:rFonts w:ascii="맑은 고딕" w:hAnsi="맑은 고딕" w:eastAsia="맑은 고딕"/>
+          <w:sz w:val="21"/>
+        </w:rPr>
+        <w:t>④ Maximum Availability</w:t>
       </w:r>
     </w:p>
     <w:p>
@@ -105,7 +105,7 @@
           <w:rFonts w:ascii="맑은 고딕" w:hAnsi="맑은 고딕" w:eastAsia="맑은 고딕"/>
           <w:sz w:val="21"/>
         </w:rPr>
-        <w:t>① LOG_ARCHIVE_DEST_n</w:t>
+        <w:t>① STANDBY_ARCHIVE_DEST</w:t>
       </w:r>
     </w:p>
     <w:p>
@@ -123,16 +123,16 @@
           <w:rFonts w:ascii="맑은 고딕" w:hAnsi="맑은 고딕" w:eastAsia="맑은 고딕"/>
           <w:sz w:val="21"/>
         </w:rPr>
-        <w:t>③ STANDBY_ARCHIVE_DEST</w:t>
-      </w:r>
-    </w:p>
-    <w:p>
-      <w:r>
-        <w:rPr>
-          <w:rFonts w:ascii="맑은 고딕" w:hAnsi="맑은 고딕" w:eastAsia="맑은 고딕"/>
-          <w:sz w:val="21"/>
-        </w:rPr>
-        <w:t>④ REMOTE_ARCHIVE_DEST</w:t>
+        <w:t>③ REMOTE_ARCHIVE_DEST</w:t>
+      </w:r>
+    </w:p>
+    <w:p>
+      <w:r>
+        <w:rPr>
+          <w:rFonts w:ascii="맑은 고딕" w:hAnsi="맑은 고딕" w:eastAsia="맑은 고딕"/>
+          <w:sz w:val="21"/>
+        </w:rPr>
+        <w:t>④ LOG_ARCHIVE_DEST_n</w:t>
       </w:r>
     </w:p>
     <w:p>
@@ -150,25 +150,53 @@
           <w:rFonts w:ascii="맑은 고딕" w:hAnsi="맑은 고딕" w:eastAsia="맑은 고딕"/>
           <w:sz w:val="21"/>
         </w:rPr>
-        <w:t>[하-03] `LOG_ARCHIVE_DEST_2`의 `SERVICE=boston`이 가리키는 것은?</w:t>
-      </w:r>
-    </w:p>
-    <w:p>
-      <w:r>
-        <w:rPr>
-          <w:rFonts w:ascii="맑은 고딕" w:hAnsi="맑은 고딕" w:eastAsia="맑은 고딕"/>
-          <w:sz w:val="21"/>
-        </w:rPr>
-        <w:t>① tnsnames.ora의 넷 서비스 이름</w:t>
-      </w:r>
-    </w:p>
-    <w:p>
-      <w:r>
-        <w:rPr>
-          <w:rFonts w:ascii="맑은 고딕" w:hAnsi="맑은 고딕" w:eastAsia="맑은 고딕"/>
-          <w:sz w:val="21"/>
-        </w:rPr>
-        <w:t>② 운영체제 호스트명</w:t>
+        <w:t xml:space="preserve">[하-03] </w:t>
+      </w:r>
+      <w:r>
+        <w:rPr>
+          <w:rFonts w:ascii="Consolas" w:hAnsi="Consolas" w:eastAsia="맑은 고딕"/>
+          <w:sz w:val="21"/>
+        </w:rPr>
+        <w:t xml:space="preserve">LOG_ARCHIVE_DEST_2</w:t>
+      </w:r>
+      <w:r>
+        <w:rPr>
+          <w:rFonts w:ascii="맑은 고딕" w:hAnsi="맑은 고딕" w:eastAsia="맑은 고딕"/>
+          <w:sz w:val="21"/>
+        </w:rPr>
+        <w:t xml:space="preserve">의 </w:t>
+      </w:r>
+      <w:r>
+        <w:rPr>
+          <w:rFonts w:ascii="Consolas" w:hAnsi="Consolas" w:eastAsia="맑은 고딕"/>
+          <w:sz w:val="21"/>
+        </w:rPr>
+        <w:t xml:space="preserve">SERVICE=boston</w:t>
+      </w:r>
+      <w:r>
+        <w:rPr>
+          <w:rFonts w:ascii="맑은 고딕" w:hAnsi="맑은 고딕" w:eastAsia="맑은 고딕"/>
+          <w:sz w:val="21"/>
+        </w:rPr>
+        <w:t xml:space="preserve">이 가리키는 것은?</w:t>
+      </w:r>
+    </w:p>
+    <w:p>
+      <w:r>
+        <w:rPr>
+          <w:rFonts w:ascii="맑은 고딕" w:hAnsi="맑은 고딕" w:eastAsia="맑은 고딕"/>
+          <w:sz w:val="21"/>
+        </w:rPr>
+        <w:t>① 리스너 이름</w:t>
+      </w:r>
+    </w:p>
+    <w:p>
+      <w:r>
+        <w:rPr>
+          <w:rFonts w:ascii="맑은 고딕" w:hAnsi="맑은 고딕" w:eastAsia="맑은 고딕"/>
+          <w:sz w:val="21"/>
+        </w:rPr>
+        <w:t>② tnsnames.ora의 넷 서비스 이름</w:t>
       </w:r>
     </w:p>
     <w:p>
@@ -186,7 +214,7 @@
           <w:rFonts w:ascii="맑은 고딕" w:hAnsi="맑은 고딕" w:eastAsia="맑은 고딕"/>
           <w:sz w:val="21"/>
         </w:rPr>
-        <w:t>④ 리스너 이름</w:t>
+        <w:t>④ 운영체제 호스트명</w:t>
       </w:r>
     </w:p>
     <w:p>
@@ -222,7 +250,7 @@
           <w:rFonts w:ascii="맑은 고딕" w:hAnsi="맑은 고딕" w:eastAsia="맑은 고딕"/>
           <w:sz w:val="21"/>
         </w:rPr>
-        <w:t>② TTnn</w:t>
+        <w:t>② RFS</w:t>
       </w:r>
     </w:p>
     <w:p>
@@ -240,7 +268,7 @@
           <w:rFonts w:ascii="맑은 고딕" w:hAnsi="맑은 고딕" w:eastAsia="맑은 고딕"/>
           <w:sz w:val="21"/>
         </w:rPr>
-        <w:t>④ RFS</w:t>
+        <w:t>④ TTnn</w:t>
       </w:r>
     </w:p>
     <w:p>
@@ -267,34 +295,34 @@
           <w:rFonts w:ascii="맑은 고딕" w:hAnsi="맑은 고딕" w:eastAsia="맑은 고딕"/>
           <w:sz w:val="21"/>
         </w:rPr>
-        <w:t>① TTnn</w:t>
-      </w:r>
-    </w:p>
-    <w:p>
-      <w:r>
-        <w:rPr>
-          <w:rFonts w:ascii="맑은 고딕" w:hAnsi="맑은 고딕" w:eastAsia="맑은 고딕"/>
-          <w:sz w:val="21"/>
-        </w:rPr>
-        <w:t>② NSSn</w:t>
-      </w:r>
-    </w:p>
-    <w:p>
-      <w:r>
-        <w:rPr>
-          <w:rFonts w:ascii="맑은 고딕" w:hAnsi="맑은 고딕" w:eastAsia="맑은 고딕"/>
-          <w:sz w:val="21"/>
-        </w:rPr>
-        <w:t>③ LSP</w:t>
-      </w:r>
-    </w:p>
-    <w:p>
-      <w:r>
-        <w:rPr>
-          <w:rFonts w:ascii="맑은 고딕" w:hAnsi="맑은 고딕" w:eastAsia="맑은 고딕"/>
-          <w:sz w:val="21"/>
-        </w:rPr>
-        <w:t>④ PRnn</w:t>
+        <w:t>① NSSn</w:t>
+      </w:r>
+    </w:p>
+    <w:p>
+      <w:r>
+        <w:rPr>
+          <w:rFonts w:ascii="맑은 고딕" w:hAnsi="맑은 고딕" w:eastAsia="맑은 고딕"/>
+          <w:sz w:val="21"/>
+        </w:rPr>
+        <w:t>② PRnn</w:t>
+      </w:r>
+    </w:p>
+    <w:p>
+      <w:r>
+        <w:rPr>
+          <w:rFonts w:ascii="맑은 고딕" w:hAnsi="맑은 고딕" w:eastAsia="맑은 고딕"/>
+          <w:sz w:val="21"/>
+        </w:rPr>
+        <w:t>③ TTnn</w:t>
+      </w:r>
+    </w:p>
+    <w:p>
+      <w:r>
+        <w:rPr>
+          <w:rFonts w:ascii="맑은 고딕" w:hAnsi="맑은 고딕" w:eastAsia="맑은 고딕"/>
+          <w:sz w:val="21"/>
+        </w:rPr>
+        <w:t>④ LSP</w:t>
       </w:r>
     </w:p>
     <w:p>
@@ -312,43 +340,57 @@
           <w:rFonts w:ascii="맑은 고딕" w:hAnsi="맑은 고딕" w:eastAsia="맑은 고딕"/>
           <w:sz w:val="21"/>
         </w:rPr>
-        <w:t>[하-06] `AFFIRM` 속성의 의미는?</w:t>
-      </w:r>
-    </w:p>
-    <w:p>
-      <w:r>
-        <w:rPr>
-          <w:rFonts w:ascii="맑은 고딕" w:hAnsi="맑은 고딕" w:eastAsia="맑은 고딕"/>
-          <w:sz w:val="21"/>
-        </w:rPr>
-        <w:t>① Standby가 디스크에 기록한 뒤 확인을 보낸다</w:t>
-      </w:r>
-    </w:p>
-    <w:p>
-      <w:r>
-        <w:rPr>
-          <w:rFonts w:ascii="맑은 고딕" w:hAnsi="맑은 고딕" w:eastAsia="맑은 고딕"/>
-          <w:sz w:val="21"/>
-        </w:rPr>
-        <w:t>② Standby가 메모리에 받은 즉시 확인을 보낸다</w:t>
-      </w:r>
-    </w:p>
-    <w:p>
-      <w:r>
-        <w:rPr>
-          <w:rFonts w:ascii="맑은 고딕" w:hAnsi="맑은 고딕" w:eastAsia="맑은 고딕"/>
-          <w:sz w:val="21"/>
-        </w:rPr>
-        <w:t>③ 전송을 압축한다</w:t>
-      </w:r>
-    </w:p>
-    <w:p>
-      <w:r>
-        <w:rPr>
-          <w:rFonts w:ascii="맑은 고딕" w:hAnsi="맑은 고딕" w:eastAsia="맑은 고딕"/>
-          <w:sz w:val="21"/>
-        </w:rPr>
-        <w:t>④ 적용을 지연시킨다</w:t>
+        <w:t xml:space="preserve">[하-06] </w:t>
+      </w:r>
+      <w:r>
+        <w:rPr>
+          <w:rFonts w:ascii="Consolas" w:hAnsi="Consolas" w:eastAsia="맑은 고딕"/>
+          <w:sz w:val="21"/>
+        </w:rPr>
+        <w:t xml:space="preserve">AFFIRM</w:t>
+      </w:r>
+      <w:r>
+        <w:rPr>
+          <w:rFonts w:ascii="맑은 고딕" w:hAnsi="맑은 고딕" w:eastAsia="맑은 고딕"/>
+          <w:sz w:val="21"/>
+        </w:rPr>
+        <w:t xml:space="preserve"> 속성의 의미는?</w:t>
+      </w:r>
+    </w:p>
+    <w:p>
+      <w:r>
+        <w:rPr>
+          <w:rFonts w:ascii="맑은 고딕" w:hAnsi="맑은 고딕" w:eastAsia="맑은 고딕"/>
+          <w:sz w:val="21"/>
+        </w:rPr>
+        <w:t>① 적용을 지연시킨다</w:t>
+      </w:r>
+    </w:p>
+    <w:p>
+      <w:r>
+        <w:rPr>
+          <w:rFonts w:ascii="맑은 고딕" w:hAnsi="맑은 고딕" w:eastAsia="맑은 고딕"/>
+          <w:sz w:val="21"/>
+        </w:rPr>
+        <w:t>② Standby가 디스크에 기록한 뒤 확인을 보낸다</w:t>
+      </w:r>
+    </w:p>
+    <w:p>
+      <w:r>
+        <w:rPr>
+          <w:rFonts w:ascii="맑은 고딕" w:hAnsi="맑은 고딕" w:eastAsia="맑은 고딕"/>
+          <w:sz w:val="21"/>
+        </w:rPr>
+        <w:t>③ Standby가 메모리에 받은 즉시 확인을 보낸다</w:t>
+      </w:r>
+    </w:p>
+    <w:p>
+      <w:r>
+        <w:rPr>
+          <w:rFonts w:ascii="맑은 고딕" w:hAnsi="맑은 고딕" w:eastAsia="맑은 고딕"/>
+          <w:sz w:val="21"/>
+        </w:rPr>
+        <w:t>④ 전송을 압축한다</w:t>
       </w:r>
     </w:p>
     <w:p>
@@ -366,7 +408,21 @@
           <w:rFonts w:ascii="맑은 고딕" w:hAnsi="맑은 고딕" w:eastAsia="맑은 고딕"/>
           <w:sz w:val="21"/>
         </w:rPr>
-        <w:t>[하-07] 설정한 보호 모드를 나타내는 `V$DATABASE`의 열은?</w:t>
+        <w:t xml:space="preserve">[하-07] 설정한 보호 모드를 나타내는 </w:t>
+      </w:r>
+      <w:r>
+        <w:rPr>
+          <w:rFonts w:ascii="Consolas" w:hAnsi="Consolas" w:eastAsia="맑은 고딕"/>
+          <w:sz w:val="21"/>
+        </w:rPr>
+        <w:t xml:space="preserve">V$DATABASE</w:t>
+      </w:r>
+      <w:r>
+        <w:rPr>
+          <w:rFonts w:ascii="맑은 고딕" w:hAnsi="맑은 고딕" w:eastAsia="맑은 고딕"/>
+          <w:sz w:val="21"/>
+        </w:rPr>
+        <w:t xml:space="preserve">의 열은?</w:t>
       </w:r>
     </w:p>
     <w:p>
@@ -384,16 +440,16 @@
           <w:rFonts w:ascii="맑은 고딕" w:hAnsi="맑은 고딕" w:eastAsia="맑은 고딕"/>
           <w:sz w:val="21"/>
         </w:rPr>
-        <w:t>② PROTECTION_LEVEL</w:t>
-      </w:r>
-    </w:p>
-    <w:p>
-      <w:r>
-        <w:rPr>
-          <w:rFonts w:ascii="맑은 고딕" w:hAnsi="맑은 고딕" w:eastAsia="맑은 고딕"/>
-          <w:sz w:val="21"/>
-        </w:rPr>
-        <w:t>③ DATABASE_ROLE</w:t>
+        <w:t>② DATABASE_ROLE</w:t>
+      </w:r>
+    </w:p>
+    <w:p>
+      <w:r>
+        <w:rPr>
+          <w:rFonts w:ascii="맑은 고딕" w:hAnsi="맑은 고딕" w:eastAsia="맑은 고딕"/>
+          <w:sz w:val="21"/>
+        </w:rPr>
+        <w:t>③ PROTECTION_LEVEL</w:t>
       </w:r>
     </w:p>
     <w:p>
@@ -429,34 +485,34 @@
           <w:rFonts w:ascii="맑은 고딕" w:hAnsi="맑은 고딕" w:eastAsia="맑은 고딕"/>
           <w:sz w:val="21"/>
         </w:rPr>
-        <w:t>① PROTECTION_LEVEL</w:t>
-      </w:r>
-    </w:p>
-    <w:p>
-      <w:r>
-        <w:rPr>
-          <w:rFonts w:ascii="맑은 고딕" w:hAnsi="맑은 고딕" w:eastAsia="맑은 고딕"/>
-          <w:sz w:val="21"/>
-        </w:rPr>
-        <w:t>② PROTECTION_MODE</w:t>
-      </w:r>
-    </w:p>
-    <w:p>
-      <w:r>
-        <w:rPr>
-          <w:rFonts w:ascii="맑은 고딕" w:hAnsi="맑은 고딕" w:eastAsia="맑은 고딕"/>
-          <w:sz w:val="21"/>
-        </w:rPr>
-        <w:t>③ SWITCHOVER_STATUS</w:t>
-      </w:r>
-    </w:p>
-    <w:p>
-      <w:r>
-        <w:rPr>
-          <w:rFonts w:ascii="맑은 고딕" w:hAnsi="맑은 고딕" w:eastAsia="맑은 고딕"/>
-          <w:sz w:val="21"/>
-        </w:rPr>
-        <w:t>④ CONTROLFILE_TYPE</w:t>
+        <w:t>① SWITCHOVER_STATUS</w:t>
+      </w:r>
+    </w:p>
+    <w:p>
+      <w:r>
+        <w:rPr>
+          <w:rFonts w:ascii="맑은 고딕" w:hAnsi="맑은 고딕" w:eastAsia="맑은 고딕"/>
+          <w:sz w:val="21"/>
+        </w:rPr>
+        <w:t>② CONTROLFILE_TYPE</w:t>
+      </w:r>
+    </w:p>
+    <w:p>
+      <w:r>
+        <w:rPr>
+          <w:rFonts w:ascii="맑은 고딕" w:hAnsi="맑은 고딕" w:eastAsia="맑은 고딕"/>
+          <w:sz w:val="21"/>
+        </w:rPr>
+        <w:t>③ PROTECTION_MODE</w:t>
+      </w:r>
+    </w:p>
+    <w:p>
+      <w:r>
+        <w:rPr>
+          <w:rFonts w:ascii="맑은 고딕" w:hAnsi="맑은 고딕" w:eastAsia="맑은 고딕"/>
+          <w:sz w:val="21"/>
+        </w:rPr>
+        <w:t>④ PROTECTION_LEVEL</w:t>
       </w:r>
     </w:p>
     <w:p>
@@ -483,6 +539,60 @@
           <w:rFonts w:ascii="맑은 고딕" w:hAnsi="맑은 고딕" w:eastAsia="맑은 고딕"/>
           <w:sz w:val="21"/>
         </w:rPr>
+        <w:t>① 읽기 전용으로 전환한다</w:t>
+      </w:r>
+    </w:p>
+    <w:p>
+      <w:r>
+        <w:rPr>
+          <w:rFonts w:ascii="맑은 고딕" w:hAnsi="맑은 고딕" w:eastAsia="맑은 고딕"/>
+          <w:sz w:val="21"/>
+        </w:rPr>
+        <w:t>② 인스턴스를 종료한다</w:t>
+      </w:r>
+    </w:p>
+    <w:p>
+      <w:r>
+        <w:rPr>
+          <w:rFonts w:ascii="맑은 고딕" w:hAnsi="맑은 고딕" w:eastAsia="맑은 고딕"/>
+          <w:sz w:val="21"/>
+        </w:rPr>
+        <w:t>③ 비동기화 모드로 계속 운영한다</w:t>
+      </w:r>
+    </w:p>
+    <w:p>
+      <w:r>
+        <w:rPr>
+          <w:rFonts w:ascii="맑은 고딕" w:hAnsi="맑은 고딕" w:eastAsia="맑은 고딕"/>
+          <w:sz w:val="21"/>
+        </w:rPr>
+        <w:t>④ 아무 영향이 없다</w:t>
+      </w:r>
+    </w:p>
+    <w:p>
+      <w:r>
+        <w:rPr>
+          <w:rFonts w:ascii="맑은 고딕" w:hAnsi="맑은 고딕" w:eastAsia="맑은 고딕"/>
+          <w:sz w:val="21"/>
+        </w:rPr>
+        <w:t>하-10 · 객관식</w:t>
+      </w:r>
+    </w:p>
+    <w:p>
+      <w:r>
+        <w:rPr>
+          <w:rFonts w:ascii="맑은 고딕" w:hAnsi="맑은 고딕" w:eastAsia="맑은 고딕"/>
+          <w:sz w:val="21"/>
+        </w:rPr>
+        <w:t>[하-10] Maximum Availability에서 Standby를 잃으면 Primary는?</w:t>
+      </w:r>
+    </w:p>
+    <w:p>
+      <w:r>
+        <w:rPr>
+          <w:rFonts w:ascii="맑은 고딕" w:hAnsi="맑은 고딕" w:eastAsia="맑은 고딕"/>
+          <w:sz w:val="21"/>
+        </w:rPr>
         <w:t>① 인스턴스를 종료한다</w:t>
       </w:r>
     </w:p>
@@ -492,79 +602,25 @@
           <w:rFonts w:ascii="맑은 고딕" w:hAnsi="맑은 고딕" w:eastAsia="맑은 고딕"/>
           <w:sz w:val="21"/>
         </w:rPr>
-        <w:t>② 비동기화 모드로 계속 운영한다</w:t>
-      </w:r>
-    </w:p>
-    <w:p>
-      <w:r>
-        <w:rPr>
-          <w:rFonts w:ascii="맑은 고딕" w:hAnsi="맑은 고딕" w:eastAsia="맑은 고딕"/>
-          <w:sz w:val="21"/>
-        </w:rPr>
-        <w:t>③ 읽기 전용으로 전환한다</w:t>
-      </w:r>
-    </w:p>
-    <w:p>
-      <w:r>
-        <w:rPr>
-          <w:rFonts w:ascii="맑은 고딕" w:hAnsi="맑은 고딕" w:eastAsia="맑은 고딕"/>
-          <w:sz w:val="21"/>
-        </w:rPr>
-        <w:t>④ 아무 영향이 없다</w:t>
-      </w:r>
-    </w:p>
-    <w:p>
-      <w:r>
-        <w:rPr>
-          <w:rFonts w:ascii="맑은 고딕" w:hAnsi="맑은 고딕" w:eastAsia="맑은 고딕"/>
-          <w:sz w:val="21"/>
-        </w:rPr>
-        <w:t>하-10 · 객관식</w:t>
-      </w:r>
-    </w:p>
-    <w:p>
-      <w:r>
-        <w:rPr>
-          <w:rFonts w:ascii="맑은 고딕" w:hAnsi="맑은 고딕" w:eastAsia="맑은 고딕"/>
-          <w:sz w:val="21"/>
-        </w:rPr>
-        <w:t>[하-10] Maximum Availability에서 Standby를 잃으면 Primary는?</w:t>
-      </w:r>
-    </w:p>
-    <w:p>
-      <w:r>
-        <w:rPr>
-          <w:rFonts w:ascii="맑은 고딕" w:hAnsi="맑은 고딕" w:eastAsia="맑은 고딕"/>
-          <w:sz w:val="21"/>
-        </w:rPr>
-        <w:t>① 계속 운영하고 PROTECTION_LEVEL만 떨어진다</w:t>
-      </w:r>
-    </w:p>
-    <w:p>
-      <w:r>
-        <w:rPr>
-          <w:rFonts w:ascii="맑은 고딕" w:hAnsi="맑은 고딕" w:eastAsia="맑은 고딕"/>
-          <w:sz w:val="21"/>
-        </w:rPr>
-        <w:t>② 인스턴스를 종료한다</w:t>
-      </w:r>
-    </w:p>
-    <w:p>
-      <w:r>
-        <w:rPr>
-          <w:rFonts w:ascii="맑은 고딕" w:hAnsi="맑은 고딕" w:eastAsia="맑은 고딕"/>
-          <w:sz w:val="21"/>
-        </w:rPr>
-        <w:t>③ 마운트 상태로 내려간다</w:t>
-      </w:r>
-    </w:p>
-    <w:p>
-      <w:r>
-        <w:rPr>
-          <w:rFonts w:ascii="맑은 고딕" w:hAnsi="맑은 고딕" w:eastAsia="맑은 고딕"/>
-          <w:sz w:val="21"/>
-        </w:rPr>
-        <w:t>④ 커밋이 모두 실패한다</w:t>
+        <w:t>② 마운트 상태로 내려간다</w:t>
+      </w:r>
+    </w:p>
+    <w:p>
+      <w:r>
+        <w:rPr>
+          <w:rFonts w:ascii="맑은 고딕" w:hAnsi="맑은 고딕" w:eastAsia="맑은 고딕"/>
+          <w:sz w:val="21"/>
+        </w:rPr>
+        <w:t>③ 커밋이 모두 실패한다</w:t>
+      </w:r>
+    </w:p>
+    <w:p>
+      <w:r>
+        <w:rPr>
+          <w:rFonts w:ascii="맑은 고딕" w:hAnsi="맑은 고딕" w:eastAsia="맑은 고딕"/>
+          <w:sz w:val="21"/>
+        </w:rPr>
+        <w:t>④ 계속 운영하고 PROTECTION_LEVEL만 떨어진다</w:t>
       </w:r>
     </w:p>
     <w:p>
@@ -582,16 +638,44 @@
           <w:rFonts w:ascii="맑은 고딕" w:hAnsi="맑은 고딕" w:eastAsia="맑은 고딕"/>
           <w:sz w:val="21"/>
         </w:rPr>
-        <w:t>[하-11] `V$ARCHIVE_DEST`에서 동기 전송이 켜졌을 때 `TRANSMIT_MODE`의 값은?</w:t>
-      </w:r>
-    </w:p>
-    <w:p>
-      <w:r>
-        <w:rPr>
-          <w:rFonts w:ascii="맑은 고딕" w:hAnsi="맑은 고딕" w:eastAsia="맑은 고딕"/>
-          <w:sz w:val="21"/>
-        </w:rPr>
-        <w:t>① PARALLELSYNC</w:t>
+        <w:t xml:space="preserve">[하-11] </w:t>
+      </w:r>
+      <w:r>
+        <w:rPr>
+          <w:rFonts w:ascii="Consolas" w:hAnsi="Consolas" w:eastAsia="맑은 고딕"/>
+          <w:sz w:val="21"/>
+        </w:rPr>
+        <w:t xml:space="preserve">V$ARCHIVE_DEST</w:t>
+      </w:r>
+      <w:r>
+        <w:rPr>
+          <w:rFonts w:ascii="맑은 고딕" w:hAnsi="맑은 고딕" w:eastAsia="맑은 고딕"/>
+          <w:sz w:val="21"/>
+        </w:rPr>
+        <w:t xml:space="preserve">에서 동기 전송이 켜졌을 때 </w:t>
+      </w:r>
+      <w:r>
+        <w:rPr>
+          <w:rFonts w:ascii="Consolas" w:hAnsi="Consolas" w:eastAsia="맑은 고딕"/>
+          <w:sz w:val="21"/>
+        </w:rPr>
+        <w:t xml:space="preserve">TRANSMIT_MODE</w:t>
+      </w:r>
+      <w:r>
+        <w:rPr>
+          <w:rFonts w:ascii="맑은 고딕" w:hAnsi="맑은 고딕" w:eastAsia="맑은 고딕"/>
+          <w:sz w:val="21"/>
+        </w:rPr>
+        <w:t xml:space="preserve">의 값은?</w:t>
+      </w:r>
+    </w:p>
+    <w:p>
+      <w:r>
+        <w:rPr>
+          <w:rFonts w:ascii="맑은 고딕" w:hAnsi="맑은 고딕" w:eastAsia="맑은 고딕"/>
+          <w:sz w:val="21"/>
+        </w:rPr>
+        <w:t>① ARCHIVE</w:t>
       </w:r>
     </w:p>
     <w:p>
@@ -609,7 +693,7 @@
           <w:rFonts w:ascii="맑은 고딕" w:hAnsi="맑은 고딕" w:eastAsia="맑은 고딕"/>
           <w:sz w:val="21"/>
         </w:rPr>
-        <w:t>③ ARCHIVE</w:t>
+        <w:t>③ PARALLELSYNC</w:t>
       </w:r>
     </w:p>
     <w:p>
@@ -654,7 +738,7 @@
           <w:rFonts w:ascii="맑은 고딕" w:hAnsi="맑은 고딕" w:eastAsia="맑은 고딕"/>
           <w:sz w:val="21"/>
         </w:rPr>
-        <w:t>② Flashback Database</w:t>
+        <w:t>② Data Guard Broker</w:t>
       </w:r>
     </w:p>
     <w:p>
@@ -672,7 +756,7 @@
           <w:rFonts w:ascii="맑은 고딕" w:hAnsi="맑은 고딕" w:eastAsia="맑은 고딕"/>
           <w:sz w:val="21"/>
         </w:rPr>
-        <w:t>④ Data Guard Broker</w:t>
+        <w:t>④ Flashback Database</w:t>
       </w:r>
     </w:p>
     <w:p>
@@ -699,7 +783,7 @@
           <w:rFonts w:ascii="맑은 고딕" w:hAnsi="맑은 고딕" w:eastAsia="맑은 고딕"/>
           <w:sz w:val="21"/>
         </w:rPr>
-        <w:t>① 온라인 리두 그룹 수 + 1 이상</w:t>
+        <w:t>① 항상 2개</w:t>
       </w:r>
     </w:p>
     <w:p>
@@ -717,16 +801,16 @@
           <w:rFonts w:ascii="맑은 고딕" w:hAnsi="맑은 고딕" w:eastAsia="맑은 고딕"/>
           <w:sz w:val="21"/>
         </w:rPr>
-        <w:t>③ 항상 2개</w:t>
-      </w:r>
-    </w:p>
-    <w:p>
-      <w:r>
-        <w:rPr>
-          <w:rFonts w:ascii="맑은 고딕" w:hAnsi="맑은 고딕" w:eastAsia="맑은 고딕"/>
-          <w:sz w:val="21"/>
-        </w:rPr>
-        <w:t>④ CPU 수와 동일</w:t>
+        <w:t>③ CPU 수와 동일</w:t>
+      </w:r>
+    </w:p>
+    <w:p>
+      <w:r>
+        <w:rPr>
+          <w:rFonts w:ascii="맑은 고딕" w:hAnsi="맑은 고딕" w:eastAsia="맑은 고딕"/>
+          <w:sz w:val="21"/>
+        </w:rPr>
+        <w:t>④ 온라인 리두 그룹 수 + 1 이상</w:t>
       </w:r>
     </w:p>
     <w:p>
@@ -753,25 +837,25 @@
           <w:rFonts w:ascii="맑은 고딕" w:hAnsi="맑은 고딕" w:eastAsia="맑은 고딕"/>
           <w:sz w:val="21"/>
         </w:rPr>
-        <w:t>① 온라인 리두와 정확히 같아야 한다</w:t>
-      </w:r>
-    </w:p>
-    <w:p>
-      <w:r>
-        <w:rPr>
-          <w:rFonts w:ascii="맑은 고딕" w:hAnsi="맑은 고딕" w:eastAsia="맑은 고딕"/>
-          <w:sz w:val="21"/>
-        </w:rPr>
-        <w:t>② 온라인 리두의 두 배여야 한다</w:t>
-      </w:r>
-    </w:p>
-    <w:p>
-      <w:r>
-        <w:rPr>
-          <w:rFonts w:ascii="맑은 고딕" w:hAnsi="맑은 고딕" w:eastAsia="맑은 고딕"/>
-          <w:sz w:val="21"/>
-        </w:rPr>
-        <w:t>③ 아무 크기나 상관없다</w:t>
+        <w:t>① 온라인 리두의 두 배여야 한다</w:t>
+      </w:r>
+    </w:p>
+    <w:p>
+      <w:r>
+        <w:rPr>
+          <w:rFonts w:ascii="맑은 고딕" w:hAnsi="맑은 고딕" w:eastAsia="맑은 고딕"/>
+          <w:sz w:val="21"/>
+        </w:rPr>
+        <w:t>② 아무 크기나 상관없다</w:t>
+      </w:r>
+    </w:p>
+    <w:p>
+      <w:r>
+        <w:rPr>
+          <w:rFonts w:ascii="맑은 고딕" w:hAnsi="맑은 고딕" w:eastAsia="맑은 고딕"/>
+          <w:sz w:val="21"/>
+        </w:rPr>
+        <w:t>③ 온라인 리두와 정확히 같아야 한다</w:t>
       </w:r>
     </w:p>
     <w:p>
@@ -798,7 +882,21 @@
           <w:rFonts w:ascii="맑은 고딕" w:hAnsi="맑은 고딕" w:eastAsia="맑은 고딕"/>
           <w:sz w:val="21"/>
         </w:rPr>
-        <w:t>[하-15] `VALID_FOR`가 받는 두 값은?</w:t>
+        <w:t xml:space="preserve">[하-15] </w:t>
+      </w:r>
+      <w:r>
+        <w:rPr>
+          <w:rFonts w:ascii="Consolas" w:hAnsi="Consolas" w:eastAsia="맑은 고딕"/>
+          <w:sz w:val="21"/>
+        </w:rPr>
+        <w:t xml:space="preserve">VALID_FOR</w:t>
+      </w:r>
+      <w:r>
+        <w:rPr>
+          <w:rFonts w:ascii="맑은 고딕" w:hAnsi="맑은 고딕" w:eastAsia="맑은 고딕"/>
+          <w:sz w:val="21"/>
+        </w:rPr>
+        <w:t xml:space="preserve">가 받는 두 값은?</w:t>
       </w:r>
     </w:p>
     <w:p>
@@ -816,7 +914,7 @@
           <w:rFonts w:ascii="맑은 고딕" w:hAnsi="맑은 고딕" w:eastAsia="맑은 고딕"/>
           <w:sz w:val="21"/>
         </w:rPr>
-        <w:t>② 호스트명과 포트</w:t>
+        <w:t>② 재시도 횟수와 대기 시간</w:t>
       </w:r>
     </w:p>
     <w:p>
@@ -834,7 +932,7 @@
           <w:rFonts w:ascii="맑은 고딕" w:hAnsi="맑은 고딕" w:eastAsia="맑은 고딕"/>
           <w:sz w:val="21"/>
         </w:rPr>
-        <w:t>④ 재시도 횟수와 대기 시간</w:t>
+        <w:t>④ 호스트명과 포트</w:t>
       </w:r>
     </w:p>
     <w:p>
@@ -861,34 +959,34 @@
           <w:rFonts w:ascii="맑은 고딕" w:hAnsi="맑은 고딕" w:eastAsia="맑은 고딕"/>
           <w:sz w:val="21"/>
         </w:rPr>
-        <w:t>① 로컬 온라인 리두 로그에 기록된 시점</w:t>
-      </w:r>
-    </w:p>
-    <w:p>
-      <w:r>
-        <w:rPr>
-          <w:rFonts w:ascii="맑은 고딕" w:hAnsi="맑은 고딕" w:eastAsia="맑은 고딕"/>
-          <w:sz w:val="21"/>
-        </w:rPr>
-        <w:t>② Standby의 SRL에 기록된 시점</w:t>
-      </w:r>
-    </w:p>
-    <w:p>
-      <w:r>
-        <w:rPr>
-          <w:rFonts w:ascii="맑은 고딕" w:hAnsi="맑은 고딕" w:eastAsia="맑은 고딕"/>
-          <w:sz w:val="21"/>
-        </w:rPr>
-        <w:t>③ Standby에 적용까지 끝난 시점</w:t>
-      </w:r>
-    </w:p>
-    <w:p>
-      <w:r>
-        <w:rPr>
-          <w:rFonts w:ascii="맑은 고딕" w:hAnsi="맑은 고딕" w:eastAsia="맑은 고딕"/>
-          <w:sz w:val="21"/>
-        </w:rPr>
-        <w:t>④ 아카이브가 완료된 시점</w:t>
+        <w:t>① Standby에 적용까지 끝난 시점</w:t>
+      </w:r>
+    </w:p>
+    <w:p>
+      <w:r>
+        <w:rPr>
+          <w:rFonts w:ascii="맑은 고딕" w:hAnsi="맑은 고딕" w:eastAsia="맑은 고딕"/>
+          <w:sz w:val="21"/>
+        </w:rPr>
+        <w:t>② 로컬 온라인 리두 로그에 기록된 시점</w:t>
+      </w:r>
+    </w:p>
+    <w:p>
+      <w:r>
+        <w:rPr>
+          <w:rFonts w:ascii="맑은 고딕" w:hAnsi="맑은 고딕" w:eastAsia="맑은 고딕"/>
+          <w:sz w:val="21"/>
+        </w:rPr>
+        <w:t>③ 아카이브가 완료된 시점</w:t>
+      </w:r>
+    </w:p>
+    <w:p>
+      <w:r>
+        <w:rPr>
+          <w:rFonts w:ascii="맑은 고딕" w:hAnsi="맑은 고딕" w:eastAsia="맑은 고딕"/>
+          <w:sz w:val="21"/>
+        </w:rPr>
+        <w:t>④ Standby의 SRL에 기록된 시점</w:t>
       </w:r>
     </w:p>
     <w:p>
@@ -906,16 +1004,30 @@
           <w:rFonts w:ascii="맑은 고딕" w:hAnsi="맑은 고딕" w:eastAsia="맑은 고딕"/>
           <w:sz w:val="21"/>
         </w:rPr>
-        <w:t>[하-17] 실습에서 Maximum Protection 상태의 Standby에 `SHUTDOWN IMMEDIATE`를 실행했을 때 발생한 오류는?</w:t>
-      </w:r>
-    </w:p>
-    <w:p>
-      <w:r>
-        <w:rPr>
-          <w:rFonts w:ascii="맑은 고딕" w:hAnsi="맑은 고딕" w:eastAsia="맑은 고딕"/>
-          <w:sz w:val="21"/>
-        </w:rPr>
-        <w:t>① ORA-01154</w:t>
+        <w:t xml:space="preserve">[하-17] 실습에서 Maximum Protection 상태의 Standby에 </w:t>
+      </w:r>
+      <w:r>
+        <w:rPr>
+          <w:rFonts w:ascii="Consolas" w:hAnsi="Consolas" w:eastAsia="맑은 고딕"/>
+          <w:sz w:val="21"/>
+        </w:rPr>
+        <w:t xml:space="preserve">SHUTDOWN IMMEDIATE</w:t>
+      </w:r>
+      <w:r>
+        <w:rPr>
+          <w:rFonts w:ascii="맑은 고딕" w:hAnsi="맑은 고딕" w:eastAsia="맑은 고딕"/>
+          <w:sz w:val="21"/>
+        </w:rPr>
+        <w:t xml:space="preserve">를 실행했을 때 발생한 오류는?</w:t>
+      </w:r>
+    </w:p>
+    <w:p>
+      <w:r>
+        <w:rPr>
+          <w:rFonts w:ascii="맑은 고딕" w:hAnsi="맑은 고딕" w:eastAsia="맑은 고딕"/>
+          <w:sz w:val="21"/>
+        </w:rPr>
+        <w:t>① ORA-16000</w:t>
       </w:r>
     </w:p>
     <w:p>
@@ -942,7 +1054,7 @@
           <w:rFonts w:ascii="맑은 고딕" w:hAnsi="맑은 고딕" w:eastAsia="맑은 고딕"/>
           <w:sz w:val="21"/>
         </w:rPr>
-        <w:t>④ ORA-16000</w:t>
+        <w:t>④ ORA-01154</w:t>
       </w:r>
     </w:p>
     <w:p>
@@ -960,43 +1072,71 @@
           <w:rFonts w:ascii="맑은 고딕" w:hAnsi="맑은 고딕" w:eastAsia="맑은 고딕"/>
           <w:sz w:val="21"/>
         </w:rPr>
-        <w:t>[하-18] 실습에서 Standby가 내려갔을 때 `V$ARCHIVE_DEST_STATUS`의 `ERROR`에 기록된 오류는?</w:t>
-      </w:r>
-    </w:p>
-    <w:p>
-      <w:r>
-        <w:rPr>
-          <w:rFonts w:ascii="맑은 고딕" w:hAnsi="맑은 고딕" w:eastAsia="맑은 고딕"/>
-          <w:sz w:val="21"/>
-        </w:rPr>
-        <w:t>① ORA-03113</w:t>
-      </w:r>
-    </w:p>
-    <w:p>
-      <w:r>
-        <w:rPr>
-          <w:rFonts w:ascii="맑은 고딕" w:hAnsi="맑은 고딕" w:eastAsia="맑은 고딕"/>
-          <w:sz w:val="21"/>
-        </w:rPr>
-        <w:t>② ORA-01034</w:t>
-      </w:r>
-    </w:p>
-    <w:p>
-      <w:r>
-        <w:rPr>
-          <w:rFonts w:ascii="맑은 고딕" w:hAnsi="맑은 고딕" w:eastAsia="맑은 고딕"/>
-          <w:sz w:val="21"/>
-        </w:rPr>
-        <w:t>③ ORA-12514</w:t>
-      </w:r>
-    </w:p>
-    <w:p>
-      <w:r>
-        <w:rPr>
-          <w:rFonts w:ascii="맑은 고딕" w:hAnsi="맑은 고딕" w:eastAsia="맑은 고딕"/>
-          <w:sz w:val="21"/>
-        </w:rPr>
-        <w:t>④ ORA-01126</w:t>
+        <w:t xml:space="preserve">[하-18] 실습에서 Standby가 내려갔을 때 </w:t>
+      </w:r>
+      <w:r>
+        <w:rPr>
+          <w:rFonts w:ascii="Consolas" w:hAnsi="Consolas" w:eastAsia="맑은 고딕"/>
+          <w:sz w:val="21"/>
+        </w:rPr>
+        <w:t xml:space="preserve">V$ARCHIVE_DEST_STATUS</w:t>
+      </w:r>
+      <w:r>
+        <w:rPr>
+          <w:rFonts w:ascii="맑은 고딕" w:hAnsi="맑은 고딕" w:eastAsia="맑은 고딕"/>
+          <w:sz w:val="21"/>
+        </w:rPr>
+        <w:t xml:space="preserve">의 </w:t>
+      </w:r>
+      <w:r>
+        <w:rPr>
+          <w:rFonts w:ascii="Consolas" w:hAnsi="Consolas" w:eastAsia="맑은 고딕"/>
+          <w:sz w:val="21"/>
+        </w:rPr>
+        <w:t xml:space="preserve">ERROR</w:t>
+      </w:r>
+      <w:r>
+        <w:rPr>
+          <w:rFonts w:ascii="맑은 고딕" w:hAnsi="맑은 고딕" w:eastAsia="맑은 고딕"/>
+          <w:sz w:val="21"/>
+        </w:rPr>
+        <w:t xml:space="preserve">에 기록된 오류는?</w:t>
+      </w:r>
+    </w:p>
+    <w:p>
+      <w:r>
+        <w:rPr>
+          <w:rFonts w:ascii="맑은 고딕" w:hAnsi="맑은 고딕" w:eastAsia="맑은 고딕"/>
+          <w:sz w:val="21"/>
+        </w:rPr>
+        <w:t>① ORA-01126</w:t>
+      </w:r>
+    </w:p>
+    <w:p>
+      <w:r>
+        <w:rPr>
+          <w:rFonts w:ascii="맑은 고딕" w:hAnsi="맑은 고딕" w:eastAsia="맑은 고딕"/>
+          <w:sz w:val="21"/>
+        </w:rPr>
+        <w:t>② ORA-12514</w:t>
+      </w:r>
+    </w:p>
+    <w:p>
+      <w:r>
+        <w:rPr>
+          <w:rFonts w:ascii="맑은 고딕" w:hAnsi="맑은 고딕" w:eastAsia="맑은 고딕"/>
+          <w:sz w:val="21"/>
+        </w:rPr>
+        <w:t>③ ORA-01034</w:t>
+      </w:r>
+    </w:p>
+    <w:p>
+      <w:r>
+        <w:rPr>
+          <w:rFonts w:ascii="맑은 고딕" w:hAnsi="맑은 고딕" w:eastAsia="맑은 고딕"/>
+          <w:sz w:val="21"/>
+        </w:rPr>
+        <w:t>④ ORA-03113</w:t>
       </w:r>
     </w:p>
     <w:p>
@@ -1014,7 +1154,21 @@
           <w:rFonts w:ascii="맑은 고딕" w:hAnsi="맑은 고딕" w:eastAsia="맑은 고딕"/>
           <w:sz w:val="21"/>
         </w:rPr>
-        <w:t>[하-19] 로컬 아카이브 목적지(dest_1)의 `TRANSMIT_MODE`가 SYNCHRONOUS인 이유는?</w:t>
+        <w:t xml:space="preserve">[하-19] 로컬 아카이브 목적지(dest_1)의 </w:t>
+      </w:r>
+      <w:r>
+        <w:rPr>
+          <w:rFonts w:ascii="Consolas" w:hAnsi="Consolas" w:eastAsia="맑은 고딕"/>
+          <w:sz w:val="21"/>
+        </w:rPr>
+        <w:t xml:space="preserve">TRANSMIT_MODE</w:t>
+      </w:r>
+      <w:r>
+        <w:rPr>
+          <w:rFonts w:ascii="맑은 고딕" w:hAnsi="맑은 고딕" w:eastAsia="맑은 고딕"/>
+          <w:sz w:val="21"/>
+        </w:rPr>
+        <w:t xml:space="preserve">가 SYNCHRONOUS인 이유는?</w:t>
       </w:r>
     </w:p>
     <w:p>
@@ -1068,43 +1222,57 @@
           <w:rFonts w:ascii="맑은 고딕" w:hAnsi="맑은 고딕" w:eastAsia="맑은 고딕"/>
           <w:sz w:val="21"/>
         </w:rPr>
-        <w:t>[하-20] `PROTECTION_LEVEL`이 RESYNCHRONIZATION일 때의 의미는?</w:t>
-      </w:r>
-    </w:p>
-    <w:p>
-      <w:r>
-        <w:rPr>
-          <w:rFonts w:ascii="맑은 고딕" w:hAnsi="맑은 고딕" w:eastAsia="맑은 고딕"/>
-          <w:sz w:val="21"/>
-        </w:rPr>
-        <w:t>① 설정한 수준에 도달하려고 따라잡는 중이다</w:t>
-      </w:r>
-    </w:p>
-    <w:p>
-      <w:r>
-        <w:rPr>
-          <w:rFonts w:ascii="맑은 고딕" w:hAnsi="맑은 고딕" w:eastAsia="맑은 고딕"/>
-          <w:sz w:val="21"/>
-        </w:rPr>
-        <w:t>② 구성이 손상됐다</w:t>
-      </w:r>
-    </w:p>
-    <w:p>
-      <w:r>
-        <w:rPr>
-          <w:rFonts w:ascii="맑은 고딕" w:hAnsi="맑은 고딕" w:eastAsia="맑은 고딕"/>
-          <w:sz w:val="21"/>
-        </w:rPr>
-        <w:t>③ 보호 모드가 해제됐다</w:t>
-      </w:r>
-    </w:p>
-    <w:p>
-      <w:r>
-        <w:rPr>
-          <w:rFonts w:ascii="맑은 고딕" w:hAnsi="맑은 고딕" w:eastAsia="맑은 고딕"/>
-          <w:sz w:val="21"/>
-        </w:rPr>
-        <w:t>④ Standby가 삭제됐다</w:t>
+        <w:t xml:space="preserve">[하-20] </w:t>
+      </w:r>
+      <w:r>
+        <w:rPr>
+          <w:rFonts w:ascii="Consolas" w:hAnsi="Consolas" w:eastAsia="맑은 고딕"/>
+          <w:sz w:val="21"/>
+        </w:rPr>
+        <w:t xml:space="preserve">PROTECTION_LEVEL</w:t>
+      </w:r>
+      <w:r>
+        <w:rPr>
+          <w:rFonts w:ascii="맑은 고딕" w:hAnsi="맑은 고딕" w:eastAsia="맑은 고딕"/>
+          <w:sz w:val="21"/>
+        </w:rPr>
+        <w:t xml:space="preserve">이 RESYNCHRONIZATION일 때의 의미는?</w:t>
+      </w:r>
+    </w:p>
+    <w:p>
+      <w:r>
+        <w:rPr>
+          <w:rFonts w:ascii="맑은 고딕" w:hAnsi="맑은 고딕" w:eastAsia="맑은 고딕"/>
+          <w:sz w:val="21"/>
+        </w:rPr>
+        <w:t>① Standby가 삭제됐다</w:t>
+      </w:r>
+    </w:p>
+    <w:p>
+      <w:r>
+        <w:rPr>
+          <w:rFonts w:ascii="맑은 고딕" w:hAnsi="맑은 고딕" w:eastAsia="맑은 고딕"/>
+          <w:sz w:val="21"/>
+        </w:rPr>
+        <w:t>② 보호 모드가 해제됐다</w:t>
+      </w:r>
+    </w:p>
+    <w:p>
+      <w:r>
+        <w:rPr>
+          <w:rFonts w:ascii="맑은 고딕" w:hAnsi="맑은 고딕" w:eastAsia="맑은 고딕"/>
+          <w:sz w:val="21"/>
+        </w:rPr>
+        <w:t>③ 설정한 수준에 도달하려고 따라잡는 중이다</w:t>
+      </w:r>
+    </w:p>
+    <w:p>
+      <w:r>
+        <w:rPr>
+          <w:rFonts w:ascii="맑은 고딕" w:hAnsi="맑은 고딕" w:eastAsia="맑은 고딕"/>
+          <w:sz w:val="21"/>
+        </w:rPr>
+        <w:t>④ 구성이 손상됐다</w:t>
       </w:r>
     </w:p>
     <w:p>
@@ -1139,34 +1307,34 @@
           <w:rFonts w:ascii="맑은 고딕" w:hAnsi="맑은 고딕" w:eastAsia="맑은 고딕"/>
           <w:sz w:val="21"/>
         </w:rPr>
-        <w:t>① 두 모드의 커밋 조건은 같고 장애 시 행동만 다르다</w:t>
-      </w:r>
-    </w:p>
-    <w:p>
-      <w:r>
-        <w:rPr>
-          <w:rFonts w:ascii="맑은 고딕" w:hAnsi="맑은 고딕" w:eastAsia="맑은 고딕"/>
-          <w:sz w:val="21"/>
-        </w:rPr>
-        <w:t>② Protection이 더 엄격한 커밋 조건을 쓴다</w:t>
-      </w:r>
-    </w:p>
-    <w:p>
-      <w:r>
-        <w:rPr>
-          <w:rFonts w:ascii="맑은 고딕" w:hAnsi="맑은 고딕" w:eastAsia="맑은 고딕"/>
-          <w:sz w:val="21"/>
-        </w:rPr>
-        <w:t>③ Availability는 로컬 기록만으로 커밋한다</w:t>
-      </w:r>
-    </w:p>
-    <w:p>
-      <w:r>
-        <w:rPr>
-          <w:rFonts w:ascii="맑은 고딕" w:hAnsi="맑은 고딕" w:eastAsia="맑은 고딕"/>
-          <w:sz w:val="21"/>
-        </w:rPr>
-        <w:t>④ 두 모드 모두 비동기 전송을 쓴다</w:t>
+        <w:t>① 두 모드 모두 비동기 전송을 쓴다</w:t>
+      </w:r>
+    </w:p>
+    <w:p>
+      <w:r>
+        <w:rPr>
+          <w:rFonts w:ascii="맑은 고딕" w:hAnsi="맑은 고딕" w:eastAsia="맑은 고딕"/>
+          <w:sz w:val="21"/>
+        </w:rPr>
+        <w:t>② Availability는 로컬 기록만으로 커밋한다</w:t>
+      </w:r>
+    </w:p>
+    <w:p>
+      <w:r>
+        <w:rPr>
+          <w:rFonts w:ascii="맑은 고딕" w:hAnsi="맑은 고딕" w:eastAsia="맑은 고딕"/>
+          <w:sz w:val="21"/>
+        </w:rPr>
+        <w:t>③ 두 모드의 커밋 조건은 같고 장애 시 행동만 다르다</w:t>
+      </w:r>
+    </w:p>
+    <w:p>
+      <w:r>
+        <w:rPr>
+          <w:rFonts w:ascii="맑은 고딕" w:hAnsi="맑은 고딕" w:eastAsia="맑은 고딕"/>
+          <w:sz w:val="21"/>
+        </w:rPr>
+        <w:t>④ Protection이 더 엄격한 커밋 조건을 쓴다</w:t>
       </w:r>
     </w:p>
     <w:p>
@@ -1184,16 +1352,58 @@
           <w:rFonts w:ascii="맑은 고딕" w:hAnsi="맑은 고딕" w:eastAsia="맑은 고딕"/>
           <w:sz w:val="21"/>
         </w:rPr>
-        <w:t>[중-02] 실습에서 `VALID_FOR`를 `standby_role`로 잘못 지정했을 때 `VALID_NOW`의 값은?</w:t>
-      </w:r>
-    </w:p>
-    <w:p>
-      <w:r>
-        <w:rPr>
-          <w:rFonts w:ascii="맑은 고딕" w:hAnsi="맑은 고딕" w:eastAsia="맑은 고딕"/>
-          <w:sz w:val="21"/>
-        </w:rPr>
-        <w:t>① WRONG VALID_ROLE</w:t>
+        <w:t xml:space="preserve">[중-02] 실습에서 </w:t>
+      </w:r>
+      <w:r>
+        <w:rPr>
+          <w:rFonts w:ascii="Consolas" w:hAnsi="Consolas" w:eastAsia="맑은 고딕"/>
+          <w:sz w:val="21"/>
+        </w:rPr>
+        <w:t xml:space="preserve">VALID_FOR</w:t>
+      </w:r>
+      <w:r>
+        <w:rPr>
+          <w:rFonts w:ascii="맑은 고딕" w:hAnsi="맑은 고딕" w:eastAsia="맑은 고딕"/>
+          <w:sz w:val="21"/>
+        </w:rPr>
+        <w:t xml:space="preserve">를 </w:t>
+      </w:r>
+      <w:r>
+        <w:rPr>
+          <w:rFonts w:ascii="Consolas" w:hAnsi="Consolas" w:eastAsia="맑은 고딕"/>
+          <w:sz w:val="21"/>
+        </w:rPr>
+        <w:t xml:space="preserve">standby_role</w:t>
+      </w:r>
+      <w:r>
+        <w:rPr>
+          <w:rFonts w:ascii="맑은 고딕" w:hAnsi="맑은 고딕" w:eastAsia="맑은 고딕"/>
+          <w:sz w:val="21"/>
+        </w:rPr>
+        <w:t xml:space="preserve">로 잘못 지정했을 때 </w:t>
+      </w:r>
+      <w:r>
+        <w:rPr>
+          <w:rFonts w:ascii="Consolas" w:hAnsi="Consolas" w:eastAsia="맑은 고딕"/>
+          <w:sz w:val="21"/>
+        </w:rPr>
+        <w:t xml:space="preserve">VALID_NOW</w:t>
+      </w:r>
+      <w:r>
+        <w:rPr>
+          <w:rFonts w:ascii="맑은 고딕" w:hAnsi="맑은 고딕" w:eastAsia="맑은 고딕"/>
+          <w:sz w:val="21"/>
+        </w:rPr>
+        <w:t xml:space="preserve">의 값은?</w:t>
+      </w:r>
+    </w:p>
+    <w:p>
+      <w:r>
+        <w:rPr>
+          <w:rFonts w:ascii="맑은 고딕" w:hAnsi="맑은 고딕" w:eastAsia="맑은 고딕"/>
+          <w:sz w:val="21"/>
+        </w:rPr>
+        <w:t>① INACTIVE</w:t>
       </w:r>
     </w:p>
     <w:p>
@@ -1220,7 +1430,7 @@
           <w:rFonts w:ascii="맑은 고딕" w:hAnsi="맑은 고딕" w:eastAsia="맑은 고딕"/>
           <w:sz w:val="21"/>
         </w:rPr>
-        <w:t>④ INACTIVE</w:t>
+        <w:t>④ WRONG VALID_ROLE</w:t>
       </w:r>
     </w:p>
     <w:p>
@@ -1238,7 +1448,21 @@
           <w:rFonts w:ascii="맑은 고딕" w:hAnsi="맑은 고딕" w:eastAsia="맑은 고딕"/>
           <w:sz w:val="21"/>
         </w:rPr>
-        <w:t>[중-03] `VALID_FOR` 오설정이 특히 위험한 이유는?</w:t>
+        <w:t xml:space="preserve">[중-03] </w:t>
+      </w:r>
+      <w:r>
+        <w:rPr>
+          <w:rFonts w:ascii="Consolas" w:hAnsi="Consolas" w:eastAsia="맑은 고딕"/>
+          <w:sz w:val="21"/>
+        </w:rPr>
+        <w:t xml:space="preserve">VALID_FOR</w:t>
+      </w:r>
+      <w:r>
+        <w:rPr>
+          <w:rFonts w:ascii="맑은 고딕" w:hAnsi="맑은 고딕" w:eastAsia="맑은 고딕"/>
+          <w:sz w:val="21"/>
+        </w:rPr>
+        <w:t xml:space="preserve"> 오설정이 특히 위험한 이유는?</w:t>
       </w:r>
     </w:p>
     <w:p>
@@ -1256,7 +1480,7 @@
           <w:rFonts w:ascii="맑은 고딕" w:hAnsi="맑은 고딕" w:eastAsia="맑은 고딕"/>
           <w:sz w:val="21"/>
         </w:rPr>
-        <w:t>② 인스턴스가 즉시 종료된다</w:t>
+        <w:t>② Standby의 DBID가 바뀐다</w:t>
       </w:r>
     </w:p>
     <w:p>
@@ -1274,7 +1498,7 @@
           <w:rFonts w:ascii="맑은 고딕" w:hAnsi="맑은 고딕" w:eastAsia="맑은 고딕"/>
           <w:sz w:val="21"/>
         </w:rPr>
-        <w:t>④ Standby의 DBID가 바뀐다</w:t>
+        <w:t>④ 인스턴스가 즉시 종료된다</w:t>
       </w:r>
     </w:p>
     <w:p>
@@ -1292,43 +1516,99 @@
           <w:rFonts w:ascii="맑은 고딕" w:hAnsi="맑은 고딕" w:eastAsia="맑은 고딕"/>
           <w:sz w:val="21"/>
         </w:rPr>
-        <w:t>[중-04] `V$ARCHIVE_DEST_STATUS`의 `STATUS`가 VALID인데 리두가 가지 않는다. 먼저 볼 것은?</w:t>
-      </w:r>
-    </w:p>
-    <w:p>
-      <w:r>
-        <w:rPr>
-          <w:rFonts w:ascii="맑은 고딕" w:hAnsi="맑은 고딕" w:eastAsia="맑은 고딕"/>
-          <w:sz w:val="21"/>
-        </w:rPr>
-        <w:t>① `V$ARCHIVE_DEST`의 `VALID_NOW`</w:t>
-      </w:r>
-    </w:p>
-    <w:p>
-      <w:r>
-        <w:rPr>
-          <w:rFonts w:ascii="맑은 고딕" w:hAnsi="맑은 고딕" w:eastAsia="맑은 고딕"/>
-          <w:sz w:val="21"/>
-        </w:rPr>
-        <w:t>② 데이터 파일 헤더</w:t>
-      </w:r>
-    </w:p>
-    <w:p>
-      <w:r>
-        <w:rPr>
-          <w:rFonts w:ascii="맑은 고딕" w:hAnsi="맑은 고딕" w:eastAsia="맑은 고딕"/>
-          <w:sz w:val="21"/>
-        </w:rPr>
-        <w:t>③ `V$LOGFILE`</w:t>
-      </w:r>
-    </w:p>
-    <w:p>
-      <w:r>
-        <w:rPr>
-          <w:rFonts w:ascii="맑은 고딕" w:hAnsi="맑은 고딕" w:eastAsia="맑은 고딕"/>
-          <w:sz w:val="21"/>
-        </w:rPr>
-        <w:t>④ 리스너 로그</w:t>
+        <w:t xml:space="preserve">[중-04] </w:t>
+      </w:r>
+      <w:r>
+        <w:rPr>
+          <w:rFonts w:ascii="Consolas" w:hAnsi="Consolas" w:eastAsia="맑은 고딕"/>
+          <w:sz w:val="21"/>
+        </w:rPr>
+        <w:t xml:space="preserve">V$ARCHIVE_DEST_STATUS</w:t>
+      </w:r>
+      <w:r>
+        <w:rPr>
+          <w:rFonts w:ascii="맑은 고딕" w:hAnsi="맑은 고딕" w:eastAsia="맑은 고딕"/>
+          <w:sz w:val="21"/>
+        </w:rPr>
+        <w:t xml:space="preserve">의 </w:t>
+      </w:r>
+      <w:r>
+        <w:rPr>
+          <w:rFonts w:ascii="Consolas" w:hAnsi="Consolas" w:eastAsia="맑은 고딕"/>
+          <w:sz w:val="21"/>
+        </w:rPr>
+        <w:t xml:space="preserve">STATUS</w:t>
+      </w:r>
+      <w:r>
+        <w:rPr>
+          <w:rFonts w:ascii="맑은 고딕" w:hAnsi="맑은 고딕" w:eastAsia="맑은 고딕"/>
+          <w:sz w:val="21"/>
+        </w:rPr>
+        <w:t xml:space="preserve">가 VALID인데 리두가 가지 않는다. 먼저 볼 것은?</w:t>
+      </w:r>
+    </w:p>
+    <w:p>
+      <w:r>
+        <w:rPr>
+          <w:rFonts w:ascii="맑은 고딕" w:hAnsi="맑은 고딕" w:eastAsia="맑은 고딕"/>
+          <w:sz w:val="21"/>
+        </w:rPr>
+        <w:t>① 리스너 로그</w:t>
+      </w:r>
+    </w:p>
+    <w:p>
+      <w:r>
+        <w:rPr>
+          <w:rFonts w:ascii="맑은 고딕" w:hAnsi="맑은 고딕" w:eastAsia="맑은 고딕"/>
+          <w:sz w:val="21"/>
+        </w:rPr>
+        <w:t xml:space="preserve">② </w:t>
+      </w:r>
+      <w:r>
+        <w:rPr>
+          <w:rFonts w:ascii="Consolas" w:hAnsi="Consolas" w:eastAsia="맑은 고딕"/>
+          <w:sz w:val="21"/>
+        </w:rPr>
+        <w:t xml:space="preserve">V$LOGFILE</w:t>
+      </w:r>
+    </w:p>
+    <w:p>
+      <w:r>
+        <w:rPr>
+          <w:rFonts w:ascii="맑은 고딕" w:hAnsi="맑은 고딕" w:eastAsia="맑은 고딕"/>
+          <w:sz w:val="21"/>
+        </w:rPr>
+        <w:t xml:space="preserve">③ </w:t>
+      </w:r>
+      <w:r>
+        <w:rPr>
+          <w:rFonts w:ascii="Consolas" w:hAnsi="Consolas" w:eastAsia="맑은 고딕"/>
+          <w:sz w:val="21"/>
+        </w:rPr>
+        <w:t xml:space="preserve">V$ARCHIVE_DEST</w:t>
+      </w:r>
+      <w:r>
+        <w:rPr>
+          <w:rFonts w:ascii="맑은 고딕" w:hAnsi="맑은 고딕" w:eastAsia="맑은 고딕"/>
+          <w:sz w:val="21"/>
+        </w:rPr>
+        <w:t xml:space="preserve">의 </w:t>
+      </w:r>
+      <w:r>
+        <w:rPr>
+          <w:rFonts w:ascii="Consolas" w:hAnsi="Consolas" w:eastAsia="맑은 고딕"/>
+          <w:sz w:val="21"/>
+        </w:rPr>
+        <w:t xml:space="preserve">VALID_NOW</w:t>
+      </w:r>
+    </w:p>
+    <w:p>
+      <w:r>
+        <w:rPr>
+          <w:rFonts w:ascii="맑은 고딕" w:hAnsi="맑은 고딕" w:eastAsia="맑은 고딕"/>
+          <w:sz w:val="21"/>
+        </w:rPr>
+        <w:t>④ 데이터 파일 헤더</w:t>
       </w:r>
     </w:p>
     <w:p>
@@ -1346,34 +1626,48 @@
           <w:rFonts w:ascii="맑은 고딕" w:hAnsi="맑은 고딕" w:eastAsia="맑은 고딕"/>
           <w:sz w:val="21"/>
         </w:rPr>
-        <w:t>[중-05] `STATUS`가 DEFERRED와 DISABLED인 경우의 차이는?</w:t>
-      </w:r>
-    </w:p>
-    <w:p>
-      <w:r>
-        <w:rPr>
-          <w:rFonts w:ascii="맑은 고딕" w:hAnsi="맑은 고딕" w:eastAsia="맑은 고딕"/>
-          <w:sz w:val="21"/>
-        </w:rPr>
-        <w:t>① DEFERRED는 사람이 껐고 DISABLED는 오라클이 껐다</w:t>
-      </w:r>
-    </w:p>
-    <w:p>
-      <w:r>
-        <w:rPr>
-          <w:rFonts w:ascii="맑은 고딕" w:hAnsi="맑은 고딕" w:eastAsia="맑은 고딕"/>
-          <w:sz w:val="21"/>
-        </w:rPr>
-        <w:t>② 둘은 같은 뜻이다</w:t>
-      </w:r>
-    </w:p>
-    <w:p>
-      <w:r>
-        <w:rPr>
-          <w:rFonts w:ascii="맑은 고딕" w:hAnsi="맑은 고딕" w:eastAsia="맑은 고딕"/>
-          <w:sz w:val="21"/>
-        </w:rPr>
-        <w:t>③ DEFERRED는 오류 상태이고 DISABLED는 정상이다</w:t>
+        <w:t xml:space="preserve">[중-05] </w:t>
+      </w:r>
+      <w:r>
+        <w:rPr>
+          <w:rFonts w:ascii="Consolas" w:hAnsi="Consolas" w:eastAsia="맑은 고딕"/>
+          <w:sz w:val="21"/>
+        </w:rPr>
+        <w:t xml:space="preserve">STATUS</w:t>
+      </w:r>
+      <w:r>
+        <w:rPr>
+          <w:rFonts w:ascii="맑은 고딕" w:hAnsi="맑은 고딕" w:eastAsia="맑은 고딕"/>
+          <w:sz w:val="21"/>
+        </w:rPr>
+        <w:t xml:space="preserve">가 DEFERRED와 DISABLED인 경우의 차이는?</w:t>
+      </w:r>
+    </w:p>
+    <w:p>
+      <w:r>
+        <w:rPr>
+          <w:rFonts w:ascii="맑은 고딕" w:hAnsi="맑은 고딕" w:eastAsia="맑은 고딕"/>
+          <w:sz w:val="21"/>
+        </w:rPr>
+        <w:t>① 둘은 같은 뜻이다</w:t>
+      </w:r>
+    </w:p>
+    <w:p>
+      <w:r>
+        <w:rPr>
+          <w:rFonts w:ascii="맑은 고딕" w:hAnsi="맑은 고딕" w:eastAsia="맑은 고딕"/>
+          <w:sz w:val="21"/>
+        </w:rPr>
+        <w:t>② DEFERRED는 오류 상태이고 DISABLED는 정상이다</w:t>
+      </w:r>
+    </w:p>
+    <w:p>
+      <w:r>
+        <w:rPr>
+          <w:rFonts w:ascii="맑은 고딕" w:hAnsi="맑은 고딕" w:eastAsia="맑은 고딕"/>
+          <w:sz w:val="21"/>
+        </w:rPr>
+        <w:t>③ DEFERRED는 사람이 껐고 DISABLED는 오라클이 껐다</w:t>
       </w:r>
     </w:p>
     <w:p>
@@ -1400,7 +1694,21 @@
           <w:rFonts w:ascii="맑은 고딕" w:hAnsi="맑은 고딕" w:eastAsia="맑은 고딕"/>
           <w:sz w:val="21"/>
         </w:rPr>
-        <w:t>[중-06] 동기 전송으로 바꾼 뒤 `V$DATAGUARD_PROCESS`에서 기존 TTnn이 CLOSING으로 보인다. 올바른 판단은?</w:t>
+        <w:t xml:space="preserve">[중-06] 동기 전송으로 바꾼 뒤 </w:t>
+      </w:r>
+      <w:r>
+        <w:rPr>
+          <w:rFonts w:ascii="Consolas" w:hAnsi="Consolas" w:eastAsia="맑은 고딕"/>
+          <w:sz w:val="21"/>
+        </w:rPr>
+        <w:t xml:space="preserve">V$DATAGUARD_PROCESS</w:t>
+      </w:r>
+      <w:r>
+        <w:rPr>
+          <w:rFonts w:ascii="맑은 고딕" w:hAnsi="맑은 고딕" w:eastAsia="맑은 고딕"/>
+          <w:sz w:val="21"/>
+        </w:rPr>
+        <w:t xml:space="preserve">에서 기존 TTnn이 CLOSING으로 보인다. 올바른 판단은?</w:t>
       </w:r>
     </w:p>
     <w:p>
@@ -1454,43 +1762,57 @@
           <w:rFonts w:ascii="맑은 고딕" w:hAnsi="맑은 고딕" w:eastAsia="맑은 고딕"/>
           <w:sz w:val="21"/>
         </w:rPr>
-        <w:t>[중-07] `NET_TIMEOUT` 값이 실질적으로 결정하는 것은?</w:t>
-      </w:r>
-    </w:p>
-    <w:p>
-      <w:r>
-        <w:rPr>
-          <w:rFonts w:ascii="맑은 고딕" w:hAnsi="맑은 고딕" w:eastAsia="맑은 고딕"/>
-          <w:sz w:val="21"/>
-        </w:rPr>
-        <w:t>① 네트워크가 몇 초 흔들리면 목적지를 실패로 볼 것인가</w:t>
-      </w:r>
-    </w:p>
-    <w:p>
-      <w:r>
-        <w:rPr>
-          <w:rFonts w:ascii="맑은 고딕" w:hAnsi="맑은 고딕" w:eastAsia="맑은 고딕"/>
-          <w:sz w:val="21"/>
-        </w:rPr>
-        <w:t>② 아카이브 로그를 며칠 보관할 것인가</w:t>
-      </w:r>
-    </w:p>
-    <w:p>
-      <w:r>
-        <w:rPr>
-          <w:rFonts w:ascii="맑은 고딕" w:hAnsi="맑은 고딕" w:eastAsia="맑은 고딕"/>
-          <w:sz w:val="21"/>
-        </w:rPr>
-        <w:t>③ MRP가 몇 개의 슬레이브를 쓸 것인가</w:t>
-      </w:r>
-    </w:p>
-    <w:p>
-      <w:r>
-        <w:rPr>
-          <w:rFonts w:ascii="맑은 고딕" w:hAnsi="맑은 고딕" w:eastAsia="맑은 고딕"/>
-          <w:sz w:val="21"/>
-        </w:rPr>
-        <w:t>④ SRL을 몇 개 만들 것인가</w:t>
+        <w:t xml:space="preserve">[중-07] </w:t>
+      </w:r>
+      <w:r>
+        <w:rPr>
+          <w:rFonts w:ascii="Consolas" w:hAnsi="Consolas" w:eastAsia="맑은 고딕"/>
+          <w:sz w:val="21"/>
+        </w:rPr>
+        <w:t xml:space="preserve">NET_TIMEOUT</w:t>
+      </w:r>
+      <w:r>
+        <w:rPr>
+          <w:rFonts w:ascii="맑은 고딕" w:hAnsi="맑은 고딕" w:eastAsia="맑은 고딕"/>
+          <w:sz w:val="21"/>
+        </w:rPr>
+        <w:t xml:space="preserve"> 값이 실질적으로 결정하는 것은?</w:t>
+      </w:r>
+    </w:p>
+    <w:p>
+      <w:r>
+        <w:rPr>
+          <w:rFonts w:ascii="맑은 고딕" w:hAnsi="맑은 고딕" w:eastAsia="맑은 고딕"/>
+          <w:sz w:val="21"/>
+        </w:rPr>
+        <w:t>① 아카이브 로그를 며칠 보관할 것인가</w:t>
+      </w:r>
+    </w:p>
+    <w:p>
+      <w:r>
+        <w:rPr>
+          <w:rFonts w:ascii="맑은 고딕" w:hAnsi="맑은 고딕" w:eastAsia="맑은 고딕"/>
+          <w:sz w:val="21"/>
+        </w:rPr>
+        <w:t>② 네트워크가 몇 초 흔들리면 목적지를 실패로 볼 것인가</w:t>
+      </w:r>
+    </w:p>
+    <w:p>
+      <w:r>
+        <w:rPr>
+          <w:rFonts w:ascii="맑은 고딕" w:hAnsi="맑은 고딕" w:eastAsia="맑은 고딕"/>
+          <w:sz w:val="21"/>
+        </w:rPr>
+        <w:t>③ SRL을 몇 개 만들 것인가</w:t>
+      </w:r>
+    </w:p>
+    <w:p>
+      <w:r>
+        <w:rPr>
+          <w:rFonts w:ascii="맑은 고딕" w:hAnsi="맑은 고딕" w:eastAsia="맑은 고딕"/>
+          <w:sz w:val="21"/>
+        </w:rPr>
+        <w:t>④ MRP가 몇 개의 슬레이브를 쓸 것인가</w:t>
       </w:r>
     </w:p>
     <w:p>
@@ -1508,43 +1830,57 @@
           <w:rFonts w:ascii="맑은 고딕" w:hAnsi="맑은 고딕" w:eastAsia="맑은 고딕"/>
           <w:sz w:val="21"/>
         </w:rPr>
-        <w:t>[중-08] `DELAY` 속성의 목적과 상충하는 기능은?</w:t>
-      </w:r>
-    </w:p>
-    <w:p>
-      <w:r>
-        <w:rPr>
-          <w:rFonts w:ascii="맑은 고딕" w:hAnsi="맑은 고딕" w:eastAsia="맑은 고딕"/>
-          <w:sz w:val="21"/>
-        </w:rPr>
-        <w:t>① Active Data Guard의 실시간 조회</w:t>
-      </w:r>
-    </w:p>
-    <w:p>
-      <w:r>
-        <w:rPr>
-          <w:rFonts w:ascii="맑은 고딕" w:hAnsi="맑은 고딕" w:eastAsia="맑은 고딕"/>
-          <w:sz w:val="21"/>
-        </w:rPr>
-        <w:t>② 자동 갭 해소</w:t>
-      </w:r>
-    </w:p>
-    <w:p>
-      <w:r>
-        <w:rPr>
-          <w:rFonts w:ascii="맑은 고딕" w:hAnsi="맑은 고딕" w:eastAsia="맑은 고딕"/>
-          <w:sz w:val="21"/>
-        </w:rPr>
-        <w:t>③ Standby Redo Log</w:t>
-      </w:r>
-    </w:p>
-    <w:p>
-      <w:r>
-        <w:rPr>
-          <w:rFonts w:ascii="맑은 고딕" w:hAnsi="맑은 고딕" w:eastAsia="맑은 고딕"/>
-          <w:sz w:val="21"/>
-        </w:rPr>
-        <w:t>④ Force Logging</w:t>
+        <w:t xml:space="preserve">[중-08] </w:t>
+      </w:r>
+      <w:r>
+        <w:rPr>
+          <w:rFonts w:ascii="Consolas" w:hAnsi="Consolas" w:eastAsia="맑은 고딕"/>
+          <w:sz w:val="21"/>
+        </w:rPr>
+        <w:t xml:space="preserve">DELAY</w:t>
+      </w:r>
+      <w:r>
+        <w:rPr>
+          <w:rFonts w:ascii="맑은 고딕" w:hAnsi="맑은 고딕" w:eastAsia="맑은 고딕"/>
+          <w:sz w:val="21"/>
+        </w:rPr>
+        <w:t xml:space="preserve"> 속성의 목적과 상충하는 기능은?</w:t>
+      </w:r>
+    </w:p>
+    <w:p>
+      <w:r>
+        <w:rPr>
+          <w:rFonts w:ascii="맑은 고딕" w:hAnsi="맑은 고딕" w:eastAsia="맑은 고딕"/>
+          <w:sz w:val="21"/>
+        </w:rPr>
+        <w:t>① Force Logging</w:t>
+      </w:r>
+    </w:p>
+    <w:p>
+      <w:r>
+        <w:rPr>
+          <w:rFonts w:ascii="맑은 고딕" w:hAnsi="맑은 고딕" w:eastAsia="맑은 고딕"/>
+          <w:sz w:val="21"/>
+        </w:rPr>
+        <w:t>② Standby Redo Log</w:t>
+      </w:r>
+    </w:p>
+    <w:p>
+      <w:r>
+        <w:rPr>
+          <w:rFonts w:ascii="맑은 고딕" w:hAnsi="맑은 고딕" w:eastAsia="맑은 고딕"/>
+          <w:sz w:val="21"/>
+        </w:rPr>
+        <w:t>③ Active Data Guard의 실시간 조회</w:t>
+      </w:r>
+    </w:p>
+    <w:p>
+      <w:r>
+        <w:rPr>
+          <w:rFonts w:ascii="맑은 고딕" w:hAnsi="맑은 고딕" w:eastAsia="맑은 고딕"/>
+          <w:sz w:val="21"/>
+        </w:rPr>
+        <w:t>④ 자동 갭 해소</w:t>
       </w:r>
     </w:p>
     <w:p>
@@ -1580,25 +1916,25 @@
           <w:rFonts w:ascii="맑은 고딕" w:hAnsi="맑은 고딕" w:eastAsia="맑은 고딕"/>
           <w:sz w:val="21"/>
         </w:rPr>
-        <w:t>② Primary가 자기 리두를 SRL에 쓰기 때문</w:t>
-      </w:r>
-    </w:p>
-    <w:p>
-      <w:r>
-        <w:rPr>
-          <w:rFonts w:ascii="맑은 고딕" w:hAnsi="맑은 고딕" w:eastAsia="맑은 고딕"/>
-          <w:sz w:val="21"/>
-        </w:rPr>
-        <w:t>③ 아카이브 성능이 좋아지기 때문</w:t>
-      </w:r>
-    </w:p>
-    <w:p>
-      <w:r>
-        <w:rPr>
-          <w:rFonts w:ascii="맑은 고딕" w:hAnsi="맑은 고딕" w:eastAsia="맑은 고딕"/>
-          <w:sz w:val="21"/>
-        </w:rPr>
-        <w:t>④ 백업에 필요하기 때문</w:t>
+        <w:t>② 백업에 필요하기 때문</w:t>
+      </w:r>
+    </w:p>
+    <w:p>
+      <w:r>
+        <w:rPr>
+          <w:rFonts w:ascii="맑은 고딕" w:hAnsi="맑은 고딕" w:eastAsia="맑은 고딕"/>
+          <w:sz w:val="21"/>
+        </w:rPr>
+        <w:t>③ Primary가 자기 리두를 SRL에 쓰기 때문</w:t>
+      </w:r>
+    </w:p>
+    <w:p>
+      <w:r>
+        <w:rPr>
+          <w:rFonts w:ascii="맑은 고딕" w:hAnsi="맑은 고딕" w:eastAsia="맑은 고딕"/>
+          <w:sz w:val="21"/>
+        </w:rPr>
+        <w:t>④ 아카이브 성능이 좋아지기 때문</w:t>
       </w:r>
     </w:p>
     <w:p>
@@ -1625,34 +1961,34 @@
           <w:rFonts w:ascii="맑은 고딕" w:hAnsi="맑은 고딕" w:eastAsia="맑은 고딕"/>
           <w:sz w:val="21"/>
         </w:rPr>
-        <w:t>① physical standby는 자기 온라인 리두에 리두를 쓰지 않기 때문</w:t>
-      </w:r>
-    </w:p>
-    <w:p>
-      <w:r>
-        <w:rPr>
-          <w:rFonts w:ascii="맑은 고딕" w:hAnsi="맑은 고딕" w:eastAsia="맑은 고딕"/>
-          <w:sz w:val="21"/>
-        </w:rPr>
-        <w:t>② 로그 파일이 손상됐기 때문</w:t>
-      </w:r>
-    </w:p>
-    <w:p>
-      <w:r>
-        <w:rPr>
-          <w:rFonts w:ascii="맑은 고딕" w:hAnsi="맑은 고딕" w:eastAsia="맑은 고딕"/>
-          <w:sz w:val="21"/>
-        </w:rPr>
-        <w:t>③ 아직 생성되지 않았기 때문</w:t>
-      </w:r>
-    </w:p>
-    <w:p>
-      <w:r>
-        <w:rPr>
-          <w:rFonts w:ascii="맑은 고딕" w:hAnsi="맑은 고딕" w:eastAsia="맑은 고딕"/>
-          <w:sz w:val="21"/>
-        </w:rPr>
-        <w:t>④ 크기가 잘못 지정됐기 때문</w:t>
+        <w:t>① 로그 파일이 손상됐기 때문</w:t>
+      </w:r>
+    </w:p>
+    <w:p>
+      <w:r>
+        <w:rPr>
+          <w:rFonts w:ascii="맑은 고딕" w:hAnsi="맑은 고딕" w:eastAsia="맑은 고딕"/>
+          <w:sz w:val="21"/>
+        </w:rPr>
+        <w:t>② 아직 생성되지 않았기 때문</w:t>
+      </w:r>
+    </w:p>
+    <w:p>
+      <w:r>
+        <w:rPr>
+          <w:rFonts w:ascii="맑은 고딕" w:hAnsi="맑은 고딕" w:eastAsia="맑은 고딕"/>
+          <w:sz w:val="21"/>
+        </w:rPr>
+        <w:t>③ 크기가 잘못 지정됐기 때문</w:t>
+      </w:r>
+    </w:p>
+    <w:p>
+      <w:r>
+        <w:rPr>
+          <w:rFonts w:ascii="맑은 고딕" w:hAnsi="맑은 고딕" w:eastAsia="맑은 고딕"/>
+          <w:sz w:val="21"/>
+        </w:rPr>
+        <w:t>④ physical standby는 자기 온라인 리두에 리두를 쓰지 않기 때문</w:t>
       </w:r>
     </w:p>
     <w:p>
@@ -1679,16 +2015,16 @@
           <w:rFonts w:ascii="맑은 고딕" w:hAnsi="맑은 고딕" w:eastAsia="맑은 고딕"/>
           <w:sz w:val="21"/>
         </w:rPr>
-        <w:t>① ORA-01126으로 거부된다</w:t>
-      </w:r>
-    </w:p>
-    <w:p>
-      <w:r>
-        <w:rPr>
-          <w:rFonts w:ascii="맑은 고딕" w:hAnsi="맑은 고딕" w:eastAsia="맑은 고딕"/>
-          <w:sz w:val="21"/>
-        </w:rPr>
-        <w:t>② 그대로 전환된다</w:t>
+        <w:t>① 그대로 전환된다</w:t>
+      </w:r>
+    </w:p>
+    <w:p>
+      <w:r>
+        <w:rPr>
+          <w:rFonts w:ascii="맑은 고딕" w:hAnsi="맑은 고딕" w:eastAsia="맑은 고딕"/>
+          <w:sz w:val="21"/>
+        </w:rPr>
+        <w:t>② Standby가 재기동된다</w:t>
       </w:r>
     </w:p>
     <w:p>
@@ -1706,7 +2042,7 @@
           <w:rFonts w:ascii="맑은 고딕" w:hAnsi="맑은 고딕" w:eastAsia="맑은 고딕"/>
           <w:sz w:val="21"/>
         </w:rPr>
-        <w:t>④ Standby가 재기동된다</w:t>
+        <w:t>④ ORA-01126으로 거부된다</w:t>
       </w:r>
     </w:p>
     <w:p>
@@ -1724,43 +2060,57 @@
           <w:rFonts w:ascii="맑은 고딕" w:hAnsi="맑은 고딕" w:eastAsia="맑은 고딕"/>
           <w:sz w:val="21"/>
         </w:rPr>
-        <w:t>[중-12] `PROTECTION_LEVEL`이 RESYNCHRONIZATION인 상태에서 Maximum Protection으로 올리면?</w:t>
-      </w:r>
-    </w:p>
-    <w:p>
-      <w:r>
-        <w:rPr>
-          <w:rFonts w:ascii="맑은 고딕" w:hAnsi="맑은 고딕" w:eastAsia="맑은 고딕"/>
-          <w:sz w:val="21"/>
-        </w:rPr>
-        <w:t>① ORA-01126으로 거부된다</w:t>
-      </w:r>
-    </w:p>
-    <w:p>
-      <w:r>
-        <w:rPr>
-          <w:rFonts w:ascii="맑은 고딕" w:hAnsi="맑은 고딕" w:eastAsia="맑은 고딕"/>
-          <w:sz w:val="21"/>
-        </w:rPr>
-        <w:t>② 전환되고 LEVEL도 즉시 따라온다</w:t>
-      </w:r>
-    </w:p>
-    <w:p>
-      <w:r>
-        <w:rPr>
-          <w:rFonts w:ascii="맑은 고딕" w:hAnsi="맑은 고딕" w:eastAsia="맑은 고딕"/>
-          <w:sz w:val="21"/>
-        </w:rPr>
-        <w:t>③ 경고만 나고 전환된다</w:t>
-      </w:r>
-    </w:p>
-    <w:p>
-      <w:r>
-        <w:rPr>
-          <w:rFonts w:ascii="맑은 고딕" w:hAnsi="맑은 고딕" w:eastAsia="맑은 고딕"/>
-          <w:sz w:val="21"/>
-        </w:rPr>
-        <w:t>④ Standby가 자동 재기동된다</w:t>
+        <w:t xml:space="preserve">[중-12] </w:t>
+      </w:r>
+      <w:r>
+        <w:rPr>
+          <w:rFonts w:ascii="Consolas" w:hAnsi="Consolas" w:eastAsia="맑은 고딕"/>
+          <w:sz w:val="21"/>
+        </w:rPr>
+        <w:t xml:space="preserve">PROTECTION_LEVEL</w:t>
+      </w:r>
+      <w:r>
+        <w:rPr>
+          <w:rFonts w:ascii="맑은 고딕" w:hAnsi="맑은 고딕" w:eastAsia="맑은 고딕"/>
+          <w:sz w:val="21"/>
+        </w:rPr>
+        <w:t xml:space="preserve">이 RESYNCHRONIZATION인 상태에서 Maximum Protection으로 올리면?</w:t>
+      </w:r>
+    </w:p>
+    <w:p>
+      <w:r>
+        <w:rPr>
+          <w:rFonts w:ascii="맑은 고딕" w:hAnsi="맑은 고딕" w:eastAsia="맑은 고딕"/>
+          <w:sz w:val="21"/>
+        </w:rPr>
+        <w:t>① 경고만 나고 전환된다</w:t>
+      </w:r>
+    </w:p>
+    <w:p>
+      <w:r>
+        <w:rPr>
+          <w:rFonts w:ascii="맑은 고딕" w:hAnsi="맑은 고딕" w:eastAsia="맑은 고딕"/>
+          <w:sz w:val="21"/>
+        </w:rPr>
+        <w:t>② ORA-01126으로 거부된다</w:t>
+      </w:r>
+    </w:p>
+    <w:p>
+      <w:r>
+        <w:rPr>
+          <w:rFonts w:ascii="맑은 고딕" w:hAnsi="맑은 고딕" w:eastAsia="맑은 고딕"/>
+          <w:sz w:val="21"/>
+        </w:rPr>
+        <w:t>③ Standby가 자동 재기동된다</w:t>
+      </w:r>
+    </w:p>
+    <w:p>
+      <w:r>
+        <w:rPr>
+          <w:rFonts w:ascii="맑은 고딕" w:hAnsi="맑은 고딕" w:eastAsia="맑은 고딕"/>
+          <w:sz w:val="21"/>
+        </w:rPr>
+        <w:t>④ 전환되고 LEVEL도 즉시 따라온다</w:t>
       </w:r>
     </w:p>
     <w:p>
@@ -1778,7 +2128,22 @@
           <w:rFonts w:ascii="맑은 고딕" w:hAnsi="맑은 고딕" w:eastAsia="맑은 고딕"/>
           <w:sz w:val="21"/>
         </w:rPr>
-        <w:t>[중-13] 보호 모드를 **낮추는** 방향의 제약은?</w:t>
+        <w:t xml:space="preserve">[중-13] 보호 모드를 </w:t>
+      </w:r>
+      <w:r>
+        <w:rPr>
+          <w:rFonts w:ascii="맑은 고딕" w:hAnsi="맑은 고딕" w:eastAsia="맑은 고딕"/>
+          <w:b/>
+          <w:sz w:val="21"/>
+        </w:rPr>
+        <w:t xml:space="preserve">낮추는</w:t>
+      </w:r>
+      <w:r>
+        <w:rPr>
+          <w:rFonts w:ascii="맑은 고딕" w:hAnsi="맑은 고딕" w:eastAsia="맑은 고딕"/>
+          <w:sz w:val="21"/>
+        </w:rPr>
+        <w:t xml:space="preserve"> 방향의 제약은?</w:t>
       </w:r>
     </w:p>
     <w:p>
@@ -1796,7 +2161,7 @@
           <w:rFonts w:ascii="맑은 고딕" w:hAnsi="맑은 고딕" w:eastAsia="맑은 고딕"/>
           <w:sz w:val="21"/>
         </w:rPr>
-        <w:t>② 반드시 마운트해야 한다</w:t>
+        <w:t>② Broker로만 가능하다</w:t>
       </w:r>
     </w:p>
     <w:p>
@@ -1814,7 +2179,7 @@
           <w:rFonts w:ascii="맑은 고딕" w:hAnsi="맑은 고딕" w:eastAsia="맑은 고딕"/>
           <w:sz w:val="21"/>
         </w:rPr>
-        <w:t>④ Broker로만 가능하다</w:t>
+        <w:t>④ 반드시 마운트해야 한다</w:t>
       </w:r>
     </w:p>
     <w:p>
@@ -1841,7 +2206,7 @@
           <w:rFonts w:ascii="맑은 고딕" w:hAnsi="맑은 고딕" w:eastAsia="맑은 고딕"/>
           <w:sz w:val="21"/>
         </w:rPr>
-        <w:t>① 목적지가 ASYNC였기 때문</w:t>
+        <w:t>① 보호 모드가 지원되지 않기 때문</w:t>
       </w:r>
     </w:p>
     <w:p>
@@ -1868,7 +2233,7 @@
           <w:rFonts w:ascii="맑은 고딕" w:hAnsi="맑은 고딕" w:eastAsia="맑은 고딕"/>
           <w:sz w:val="21"/>
         </w:rPr>
-        <w:t>④ 보호 모드가 지원되지 않기 때문</w:t>
+        <w:t>④ 목적지가 ASYNC였기 때문</w:t>
       </w:r>
     </w:p>
     <w:p>
@@ -1886,43 +2251,71 @@
           <w:rFonts w:ascii="맑은 고딕" w:hAnsi="맑은 고딕" w:eastAsia="맑은 고딕"/>
           <w:sz w:val="21"/>
         </w:rPr>
-        <w:t>[중-15] `SYNC`만 쓰고 `AFFIRM`을 생략하면?</w:t>
-      </w:r>
-    </w:p>
-    <w:p>
-      <w:r>
-        <w:rPr>
-          <w:rFonts w:ascii="맑은 고딕" w:hAnsi="맑은 고딕" w:eastAsia="맑은 고딕"/>
-          <w:sz w:val="21"/>
-        </w:rPr>
-        <w:t>① NOAFFIRM이 적용된다</w:t>
-      </w:r>
-    </w:p>
-    <w:p>
-      <w:r>
-        <w:rPr>
-          <w:rFonts w:ascii="맑은 고딕" w:hAnsi="맑은 고딕" w:eastAsia="맑은 고딕"/>
-          <w:sz w:val="21"/>
-        </w:rPr>
-        <w:t>② AFFIRM이 기본으로 적용된다</w:t>
-      </w:r>
-    </w:p>
-    <w:p>
-      <w:r>
-        <w:rPr>
-          <w:rFonts w:ascii="맑은 고딕" w:hAnsi="맑은 고딕" w:eastAsia="맑은 고딕"/>
-          <w:sz w:val="21"/>
-        </w:rPr>
-        <w:t>③ 문법 오류가 난다</w:t>
-      </w:r>
-    </w:p>
-    <w:p>
-      <w:r>
-        <w:rPr>
-          <w:rFonts w:ascii="맑은 고딕" w:hAnsi="맑은 고딕" w:eastAsia="맑은 고딕"/>
-          <w:sz w:val="21"/>
-        </w:rPr>
-        <w:t>④ 목적지가 비활성화된다</w:t>
+        <w:t xml:space="preserve">[중-15] </w:t>
+      </w:r>
+      <w:r>
+        <w:rPr>
+          <w:rFonts w:ascii="Consolas" w:hAnsi="Consolas" w:eastAsia="맑은 고딕"/>
+          <w:sz w:val="21"/>
+        </w:rPr>
+        <w:t xml:space="preserve">SYNC</w:t>
+      </w:r>
+      <w:r>
+        <w:rPr>
+          <w:rFonts w:ascii="맑은 고딕" w:hAnsi="맑은 고딕" w:eastAsia="맑은 고딕"/>
+          <w:sz w:val="21"/>
+        </w:rPr>
+        <w:t xml:space="preserve">만 쓰고 </w:t>
+      </w:r>
+      <w:r>
+        <w:rPr>
+          <w:rFonts w:ascii="Consolas" w:hAnsi="Consolas" w:eastAsia="맑은 고딕"/>
+          <w:sz w:val="21"/>
+        </w:rPr>
+        <w:t xml:space="preserve">AFFIRM</w:t>
+      </w:r>
+      <w:r>
+        <w:rPr>
+          <w:rFonts w:ascii="맑은 고딕" w:hAnsi="맑은 고딕" w:eastAsia="맑은 고딕"/>
+          <w:sz w:val="21"/>
+        </w:rPr>
+        <w:t xml:space="preserve">을 생략하면?</w:t>
+      </w:r>
+    </w:p>
+    <w:p>
+      <w:r>
+        <w:rPr>
+          <w:rFonts w:ascii="맑은 고딕" w:hAnsi="맑은 고딕" w:eastAsia="맑은 고딕"/>
+          <w:sz w:val="21"/>
+        </w:rPr>
+        <w:t>① AFFIRM이 기본으로 적용된다</w:t>
+      </w:r>
+    </w:p>
+    <w:p>
+      <w:r>
+        <w:rPr>
+          <w:rFonts w:ascii="맑은 고딕" w:hAnsi="맑은 고딕" w:eastAsia="맑은 고딕"/>
+          <w:sz w:val="21"/>
+        </w:rPr>
+        <w:t>② NOAFFIRM이 적용된다</w:t>
+      </w:r>
+    </w:p>
+    <w:p>
+      <w:r>
+        <w:rPr>
+          <w:rFonts w:ascii="맑은 고딕" w:hAnsi="맑은 고딕" w:eastAsia="맑은 고딕"/>
+          <w:sz w:val="21"/>
+        </w:rPr>
+        <w:t>③ 목적지가 비활성화된다</w:t>
+      </w:r>
+    </w:p>
+    <w:p>
+      <w:r>
+        <w:rPr>
+          <w:rFonts w:ascii="맑은 고딕" w:hAnsi="맑은 고딕" w:eastAsia="맑은 고딕"/>
+          <w:sz w:val="21"/>
+        </w:rPr>
+        <w:t>④ 문법 오류가 난다</w:t>
       </w:r>
     </w:p>
     <w:p>
@@ -1940,25 +2333,53 @@
           <w:rFonts w:ascii="맑은 고딕" w:hAnsi="맑은 고딕" w:eastAsia="맑은 고딕"/>
           <w:sz w:val="21"/>
         </w:rPr>
-        <w:t>[중-16] Standby를 `SHUTDOWN ABORT`로 죽인 뒤 곧바로 `OPEN READ ONLY`를 시도하면?</w:t>
-      </w:r>
-    </w:p>
-    <w:p>
-      <w:r>
-        <w:rPr>
-          <w:rFonts w:ascii="맑은 고딕" w:hAnsi="맑은 고딕" w:eastAsia="맑은 고딕"/>
-          <w:sz w:val="21"/>
-        </w:rPr>
-        <w:t>① ORA-10458 / ORA-01196으로 거부된다</w:t>
-      </w:r>
-    </w:p>
-    <w:p>
-      <w:r>
-        <w:rPr>
-          <w:rFonts w:ascii="맑은 고딕" w:hAnsi="맑은 고딕" w:eastAsia="맑은 고딕"/>
-          <w:sz w:val="21"/>
-        </w:rPr>
-        <w:t>② 정상적으로 열린다</w:t>
+        <w:t xml:space="preserve">[중-16] Standby를 </w:t>
+      </w:r>
+      <w:r>
+        <w:rPr>
+          <w:rFonts w:ascii="Consolas" w:hAnsi="Consolas" w:eastAsia="맑은 고딕"/>
+          <w:sz w:val="21"/>
+        </w:rPr>
+        <w:t xml:space="preserve">SHUTDOWN ABORT</w:t>
+      </w:r>
+      <w:r>
+        <w:rPr>
+          <w:rFonts w:ascii="맑은 고딕" w:hAnsi="맑은 고딕" w:eastAsia="맑은 고딕"/>
+          <w:sz w:val="21"/>
+        </w:rPr>
+        <w:t xml:space="preserve">로 죽인 뒤 곧바로 </w:t>
+      </w:r>
+      <w:r>
+        <w:rPr>
+          <w:rFonts w:ascii="Consolas" w:hAnsi="Consolas" w:eastAsia="맑은 고딕"/>
+          <w:sz w:val="21"/>
+        </w:rPr>
+        <w:t xml:space="preserve">OPEN READ ONLY</w:t>
+      </w:r>
+      <w:r>
+        <w:rPr>
+          <w:rFonts w:ascii="맑은 고딕" w:hAnsi="맑은 고딕" w:eastAsia="맑은 고딕"/>
+          <w:sz w:val="21"/>
+        </w:rPr>
+        <w:t xml:space="preserve">를 시도하면?</w:t>
+      </w:r>
+    </w:p>
+    <w:p>
+      <w:r>
+        <w:rPr>
+          <w:rFonts w:ascii="맑은 고딕" w:hAnsi="맑은 고딕" w:eastAsia="맑은 고딕"/>
+          <w:sz w:val="21"/>
+        </w:rPr>
+        <w:t>① 정상적으로 열린다</w:t>
+      </w:r>
+    </w:p>
+    <w:p>
+      <w:r>
+        <w:rPr>
+          <w:rFonts w:ascii="맑은 고딕" w:hAnsi="맑은 고딕" w:eastAsia="맑은 고딕"/>
+          <w:sz w:val="21"/>
+        </w:rPr>
+        <w:t>② ORA-10458 / ORA-01196으로 거부된다</w:t>
       </w:r>
     </w:p>
     <w:p>
@@ -2003,7 +2424,7 @@
           <w:rFonts w:ascii="맑은 고딕" w:hAnsi="맑은 고딕" w:eastAsia="맑은 고딕"/>
           <w:sz w:val="21"/>
         </w:rPr>
-        <w:t>① STARTUP MOUNT → 보호 모드 하향 → OPEN</w:t>
+        <w:t>① OPEN → 보호 모드 하향 → 재기동</w:t>
       </w:r>
     </w:p>
     <w:p>
@@ -2021,7 +2442,7 @@
           <w:rFonts w:ascii="맑은 고딕" w:hAnsi="맑은 고딕" w:eastAsia="맑은 고딕"/>
           <w:sz w:val="21"/>
         </w:rPr>
-        <w:t>③ OPEN → 보호 모드 하향 → 재기동</w:t>
+        <w:t>③ STARTUP MOUNT → 보호 모드 하향 → OPEN</w:t>
       </w:r>
     </w:p>
     <w:p>
@@ -2057,25 +2478,25 @@
           <w:rFonts w:ascii="맑은 고딕" w:hAnsi="맑은 고딕" w:eastAsia="맑은 고딕"/>
           <w:sz w:val="21"/>
         </w:rPr>
-        <w:t>① LGWR</w:t>
-      </w:r>
-    </w:p>
-    <w:p>
-      <w:r>
-        <w:rPr>
-          <w:rFonts w:ascii="맑은 고딕" w:hAnsi="맑은 고딕" w:eastAsia="맑은 고딕"/>
-          <w:sz w:val="21"/>
-        </w:rPr>
-        <w:t>② PMON</w:t>
-      </w:r>
-    </w:p>
-    <w:p>
-      <w:r>
-        <w:rPr>
-          <w:rFonts w:ascii="맑은 고딕" w:hAnsi="맑은 고딕" w:eastAsia="맑은 고딕"/>
-          <w:sz w:val="21"/>
-        </w:rPr>
-        <w:t>③ SMON</w:t>
+        <w:t>① SMON</w:t>
+      </w:r>
+    </w:p>
+    <w:p>
+      <w:r>
+        <w:rPr>
+          <w:rFonts w:ascii="맑은 고딕" w:hAnsi="맑은 고딕" w:eastAsia="맑은 고딕"/>
+          <w:sz w:val="21"/>
+        </w:rPr>
+        <w:t>② LGWR</w:t>
+      </w:r>
+    </w:p>
+    <w:p>
+      <w:r>
+        <w:rPr>
+          <w:rFonts w:ascii="맑은 고딕" w:hAnsi="맑은 고딕" w:eastAsia="맑은 고딕"/>
+          <w:sz w:val="21"/>
+        </w:rPr>
+        <w:t>③ PMON</w:t>
       </w:r>
     </w:p>
     <w:p>
@@ -2102,7 +2523,21 @@
           <w:rFonts w:ascii="맑은 고딕" w:hAnsi="맑은 고딕" w:eastAsia="맑은 고딕"/>
           <w:sz w:val="21"/>
         </w:rPr>
-        <w:t>[중-19] 전송 설정을 바꿀 때 `SCOPE=MEMORY`를 쓰는 상황은?</w:t>
+        <w:t xml:space="preserve">[중-19] 전송 설정을 바꿀 때 </w:t>
+      </w:r>
+      <w:r>
+        <w:rPr>
+          <w:rFonts w:ascii="Consolas" w:hAnsi="Consolas" w:eastAsia="맑은 고딕"/>
+          <w:sz w:val="21"/>
+        </w:rPr>
+        <w:t xml:space="preserve">SCOPE=MEMORY</w:t>
+      </w:r>
+      <w:r>
+        <w:rPr>
+          <w:rFonts w:ascii="맑은 고딕" w:hAnsi="맑은 고딕" w:eastAsia="맑은 고딕"/>
+          <w:sz w:val="21"/>
+        </w:rPr>
+        <w:t xml:space="preserve">를 쓰는 상황은?</w:t>
       </w:r>
     </w:p>
     <w:p>
@@ -2165,16 +2600,16 @@
           <w:rFonts w:ascii="맑은 고딕" w:hAnsi="맑은 고딕" w:eastAsia="맑은 고딕"/>
           <w:sz w:val="21"/>
         </w:rPr>
-        <w:t>① 커밋 완료와 원격 확인 응답을 묶느냐 끊느냐</w:t>
-      </w:r>
-    </w:p>
-    <w:p>
-      <w:r>
-        <w:rPr>
-          <w:rFonts w:ascii="맑은 고딕" w:hAnsi="맑은 고딕" w:eastAsia="맑은 고딕"/>
-          <w:sz w:val="21"/>
-        </w:rPr>
-        <w:t>② 리두 레코드를 생성하는 방식</w:t>
+        <w:t>① 리두 레코드를 생성하는 방식</w:t>
+      </w:r>
+    </w:p>
+    <w:p>
+      <w:r>
+        <w:rPr>
+          <w:rFonts w:ascii="맑은 고딕" w:hAnsi="맑은 고딕" w:eastAsia="맑은 고딕"/>
+          <w:sz w:val="21"/>
+        </w:rPr>
+        <w:t>② 아카이브 파일 이름 규칙</w:t>
       </w:r>
     </w:p>
     <w:p>
@@ -2192,7 +2627,7 @@
           <w:rFonts w:ascii="맑은 고딕" w:hAnsi="맑은 고딕" w:eastAsia="맑은 고딕"/>
           <w:sz w:val="21"/>
         </w:rPr>
-        <w:t>④ 아카이브 파일 이름 규칙</w:t>
+        <w:t>④ 커밋 완료와 원격 확인 응답을 묶느냐 끊느냐</w:t>
       </w:r>
     </w:p>
     <w:p>
@@ -2227,7 +2662,7 @@
           <w:rFonts w:ascii="맑은 고딕" w:hAnsi="맑은 고딕" w:eastAsia="맑은 고딕"/>
           <w:sz w:val="21"/>
         </w:rPr>
-        <w:t>① 실제 원인은 보호 모드 요건 미충족이며, 요건만 갖추면 OPEN 상태에서도 전환된다</w:t>
+        <w:t>① Standby에서만 발생하는 오류이기 때문이다</w:t>
       </w:r>
     </w:p>
     <w:p>
@@ -2254,7 +2689,7 @@
           <w:rFonts w:ascii="맑은 고딕" w:hAnsi="맑은 고딕" w:eastAsia="맑은 고딕"/>
           <w:sz w:val="21"/>
         </w:rPr>
-        <w:t>④ Standby에서만 발생하는 오류이기 때문이다</w:t>
+        <w:t>④ 실제 원인은 보호 모드 요건 미충족이며, 요건만 갖추면 OPEN 상태에서도 전환된다</w:t>
       </w:r>
     </w:p>
     <w:p>
@@ -2281,7 +2716,7 @@
           <w:rFonts w:ascii="맑은 고딕" w:hAnsi="맑은 고딕" w:eastAsia="맑은 고딕"/>
           <w:sz w:val="21"/>
         </w:rPr>
-        <w:t>① 동기 전송 + SRL + PROTECTION_LEVEL이 이미 MAXIMUM AVAILABILITY일 것</w:t>
+        <w:t>① Standby가 MOUNT 상태일 것</w:t>
       </w:r>
     </w:p>
     <w:p>
@@ -2299,16 +2734,16 @@
           <w:rFonts w:ascii="맑은 고딕" w:hAnsi="맑은 고딕" w:eastAsia="맑은 고딕"/>
           <w:sz w:val="21"/>
         </w:rPr>
-        <w:t>③ Broker가 활성화되어 있을 것</w:t>
-      </w:r>
-    </w:p>
-    <w:p>
-      <w:r>
-        <w:rPr>
-          <w:rFonts w:ascii="맑은 고딕" w:hAnsi="맑은 고딕" w:eastAsia="맑은 고딕"/>
-          <w:sz w:val="21"/>
-        </w:rPr>
-        <w:t>④ Standby가 MOUNT 상태일 것</w:t>
+        <w:t>③ 동기 전송 + SRL + PROTECTION_LEVEL이 이미 MAXIMUM AVAILABILITY일 것</w:t>
+      </w:r>
+    </w:p>
+    <w:p>
+      <w:r>
+        <w:rPr>
+          <w:rFonts w:ascii="맑은 고딕" w:hAnsi="맑은 고딕" w:eastAsia="맑은 고딕"/>
+          <w:sz w:val="21"/>
+        </w:rPr>
+        <w:t>④ Broker가 활성화되어 있을 것</w:t>
       </w:r>
     </w:p>
     <w:p>
@@ -2335,25 +2770,25 @@
           <w:rFonts w:ascii="맑은 고딕" w:hAnsi="맑은 고딕" w:eastAsia="맑은 고딕"/>
           <w:sz w:val="21"/>
         </w:rPr>
-        <w:t>① 오라클이 Primary의 의존 관계를 알고 종료를 막은 것이다</w:t>
-      </w:r>
-    </w:p>
-    <w:p>
-      <w:r>
-        <w:rPr>
-          <w:rFonts w:ascii="맑은 고딕" w:hAnsi="맑은 고딕" w:eastAsia="맑은 고딕"/>
-          <w:sz w:val="21"/>
-        </w:rPr>
-        <w:t>② Standby에 진행 중인 트랜잭션이 있다는 뜻이다</w:t>
-      </w:r>
-    </w:p>
-    <w:p>
-      <w:r>
-        <w:rPr>
-          <w:rFonts w:ascii="맑은 고딕" w:hAnsi="맑은 고딕" w:eastAsia="맑은 고딕"/>
-          <w:sz w:val="21"/>
-        </w:rPr>
-        <w:t>③ MRP가 응답하지 않는다는 뜻이다</w:t>
+        <w:t>① MRP가 응답하지 않는다는 뜻이다</w:t>
+      </w:r>
+    </w:p>
+    <w:p>
+      <w:r>
+        <w:rPr>
+          <w:rFonts w:ascii="맑은 고딕" w:hAnsi="맑은 고딕" w:eastAsia="맑은 고딕"/>
+          <w:sz w:val="21"/>
+        </w:rPr>
+        <w:t>② 오라클이 Primary의 의존 관계를 알고 종료를 막은 것이다</w:t>
+      </w:r>
+    </w:p>
+    <w:p>
+      <w:r>
+        <w:rPr>
+          <w:rFonts w:ascii="맑은 고딕" w:hAnsi="맑은 고딕" w:eastAsia="맑은 고딕"/>
+          <w:sz w:val="21"/>
+        </w:rPr>
+        <w:t>③ Standby에 진행 중인 트랜잭션이 있다는 뜻이다</w:t>
       </w:r>
     </w:p>
     <w:p>
@@ -2398,25 +2833,25 @@
           <w:rFonts w:ascii="맑은 고딕" w:hAnsi="맑은 고딕" w:eastAsia="맑은 고딕"/>
           <w:sz w:val="21"/>
         </w:rPr>
-        <w:t>② 적용 성능이 두 배가 되기 때문</w:t>
-      </w:r>
-    </w:p>
-    <w:p>
-      <w:r>
-        <w:rPr>
-          <w:rFonts w:ascii="맑은 고딕" w:hAnsi="맑은 고딕" w:eastAsia="맑은 고딕"/>
-          <w:sz w:val="21"/>
-        </w:rPr>
-        <w:t>③ 라이선스 요건이기 때문</w:t>
-      </w:r>
-    </w:p>
-    <w:p>
-      <w:r>
-        <w:rPr>
-          <w:rFonts w:ascii="맑은 고딕" w:hAnsi="맑은 고딕" w:eastAsia="맑은 고딕"/>
-          <w:sz w:val="21"/>
-        </w:rPr>
-        <w:t>④ SRL 개수 제한 때문</w:t>
+        <w:t>② 라이선스 요건이기 때문</w:t>
+      </w:r>
+    </w:p>
+    <w:p>
+      <w:r>
+        <w:rPr>
+          <w:rFonts w:ascii="맑은 고딕" w:hAnsi="맑은 고딕" w:eastAsia="맑은 고딕"/>
+          <w:sz w:val="21"/>
+        </w:rPr>
+        <w:t>③ SRL 개수 제한 때문</w:t>
+      </w:r>
+    </w:p>
+    <w:p>
+      <w:r>
+        <w:rPr>
+          <w:rFonts w:ascii="맑은 고딕" w:hAnsi="맑은 고딕" w:eastAsia="맑은 고딕"/>
+          <w:sz w:val="21"/>
+        </w:rPr>
+        <w:t>④ 적용 성능이 두 배가 되기 때문</w:t>
       </w:r>
     </w:p>
     <w:p>
@@ -2443,34 +2878,90 @@
           <w:rFonts w:ascii="맑은 고딕" w:hAnsi="맑은 고딕" w:eastAsia="맑은 고딕"/>
           <w:sz w:val="21"/>
         </w:rPr>
-        <w:t>① `V$ARCHIVE_DEST_STATUS`의 `STATUS`와 `ERROR`를 함께 본다</w:t>
-      </w:r>
-    </w:p>
-    <w:p>
-      <w:r>
-        <w:rPr>
-          <w:rFonts w:ascii="맑은 고딕" w:hAnsi="맑은 고딕" w:eastAsia="맑은 고딕"/>
-          <w:sz w:val="21"/>
-        </w:rPr>
-        <w:t>② `PROTECTION_LEVEL` 값만으로 구분된다</w:t>
-      </w:r>
-    </w:p>
-    <w:p>
-      <w:r>
-        <w:rPr>
-          <w:rFonts w:ascii="맑은 고딕" w:hAnsi="맑은 고딕" w:eastAsia="맑은 고딕"/>
-          <w:sz w:val="21"/>
-        </w:rPr>
-        <w:t>③ 알림 로그로만 알 수 있다</w:t>
-      </w:r>
-    </w:p>
-    <w:p>
-      <w:r>
-        <w:rPr>
-          <w:rFonts w:ascii="맑은 고딕" w:hAnsi="맑은 고딕" w:eastAsia="맑은 고딕"/>
-          <w:sz w:val="21"/>
-        </w:rPr>
-        <w:t>④ 구분할 방법이 없다</w:t>
+        <w:t>① 알림 로그로만 알 수 있다</w:t>
+      </w:r>
+    </w:p>
+    <w:p>
+      <w:r>
+        <w:rPr>
+          <w:rFonts w:ascii="맑은 고딕" w:hAnsi="맑은 고딕" w:eastAsia="맑은 고딕"/>
+          <w:sz w:val="21"/>
+        </w:rPr>
+        <w:t>② 구분할 방법이 없다</w:t>
+      </w:r>
+    </w:p>
+    <w:p>
+      <w:r>
+        <w:rPr>
+          <w:rFonts w:ascii="맑은 고딕" w:hAnsi="맑은 고딕" w:eastAsia="맑은 고딕"/>
+          <w:sz w:val="21"/>
+        </w:rPr>
+        <w:t xml:space="preserve">③ </w:t>
+      </w:r>
+      <w:r>
+        <w:rPr>
+          <w:rFonts w:ascii="Consolas" w:hAnsi="Consolas" w:eastAsia="맑은 고딕"/>
+          <w:sz w:val="21"/>
+        </w:rPr>
+        <w:t xml:space="preserve">PROTECTION_LEVEL</w:t>
+      </w:r>
+      <w:r>
+        <w:rPr>
+          <w:rFonts w:ascii="맑은 고딕" w:hAnsi="맑은 고딕" w:eastAsia="맑은 고딕"/>
+          <w:sz w:val="21"/>
+        </w:rPr>
+        <w:t xml:space="preserve"> 값만으로 구분된다</w:t>
+      </w:r>
+    </w:p>
+    <w:p>
+      <w:r>
+        <w:rPr>
+          <w:rFonts w:ascii="맑은 고딕" w:hAnsi="맑은 고딕" w:eastAsia="맑은 고딕"/>
+          <w:sz w:val="21"/>
+        </w:rPr>
+        <w:t xml:space="preserve">④ </w:t>
+      </w:r>
+      <w:r>
+        <w:rPr>
+          <w:rFonts w:ascii="Consolas" w:hAnsi="Consolas" w:eastAsia="맑은 고딕"/>
+          <w:sz w:val="21"/>
+        </w:rPr>
+        <w:t xml:space="preserve">V$ARCHIVE_DEST_STATUS</w:t>
+      </w:r>
+      <w:r>
+        <w:rPr>
+          <w:rFonts w:ascii="맑은 고딕" w:hAnsi="맑은 고딕" w:eastAsia="맑은 고딕"/>
+          <w:sz w:val="21"/>
+        </w:rPr>
+        <w:t xml:space="preserve">의 </w:t>
+      </w:r>
+      <w:r>
+        <w:rPr>
+          <w:rFonts w:ascii="Consolas" w:hAnsi="Consolas" w:eastAsia="맑은 고딕"/>
+          <w:sz w:val="21"/>
+        </w:rPr>
+        <w:t xml:space="preserve">STATUS</w:t>
+      </w:r>
+      <w:r>
+        <w:rPr>
+          <w:rFonts w:ascii="맑은 고딕" w:hAnsi="맑은 고딕" w:eastAsia="맑은 고딕"/>
+          <w:sz w:val="21"/>
+        </w:rPr>
+        <w:t xml:space="preserve">와 </w:t>
+      </w:r>
+      <w:r>
+        <w:rPr>
+          <w:rFonts w:ascii="Consolas" w:hAnsi="Consolas" w:eastAsia="맑은 고딕"/>
+          <w:sz w:val="21"/>
+        </w:rPr>
+        <w:t xml:space="preserve">ERROR</w:t>
+      </w:r>
+      <w:r>
+        <w:rPr>
+          <w:rFonts w:ascii="맑은 고딕" w:hAnsi="맑은 고딕" w:eastAsia="맑은 고딕"/>
+          <w:sz w:val="21"/>
+        </w:rPr>
+        <w:t xml:space="preserve">를 함께 본다</w:t>
       </w:r>
     </w:p>
     <w:p>
@@ -2515,16 +3006,16 @@
           <w:rFonts w:ascii="맑은 고딕" w:hAnsi="맑은 고딕" w:eastAsia="맑은 고딕"/>
           <w:sz w:val="21"/>
         </w:rPr>
-        <w:t>③ 아카이브 파일 복사 시간</w:t>
-      </w:r>
-    </w:p>
-    <w:p>
-      <w:r>
-        <w:rPr>
-          <w:rFonts w:ascii="맑은 고딕" w:hAnsi="맑은 고딕" w:eastAsia="맑은 고딕"/>
-          <w:sz w:val="21"/>
-        </w:rPr>
-        <w:t>④ Standby의 조회 부하</w:t>
+        <w:t>③ Standby의 조회 부하</w:t>
+      </w:r>
+    </w:p>
+    <w:p>
+      <w:r>
+        <w:rPr>
+          <w:rFonts w:ascii="맑은 고딕" w:hAnsi="맑은 고딕" w:eastAsia="맑은 고딕"/>
+          <w:sz w:val="21"/>
+        </w:rPr>
+        <w:t>④ 아카이브 파일 복사 시간</w:t>
       </w:r>
     </w:p>
     <w:p>
@@ -2551,34 +3042,90 @@
           <w:rFonts w:ascii="맑은 고딕" w:hAnsi="맑은 고딕" w:eastAsia="맑은 고딕"/>
           <w:sz w:val="21"/>
         </w:rPr>
-        <w:t>① `V$DATAGUARD_STATS`의 transport lag</w:t>
-      </w:r>
-    </w:p>
-    <w:p>
-      <w:r>
-        <w:rPr>
-          <w:rFonts w:ascii="맑은 고딕" w:hAnsi="맑은 고딕" w:eastAsia="맑은 고딕"/>
-          <w:sz w:val="21"/>
-        </w:rPr>
-        <w:t>② `V$DATAGUARD_STATS`의 apply lag</w:t>
-      </w:r>
-    </w:p>
-    <w:p>
-      <w:r>
-        <w:rPr>
-          <w:rFonts w:ascii="맑은 고딕" w:hAnsi="맑은 고딕" w:eastAsia="맑은 고딕"/>
-          <w:sz w:val="21"/>
-        </w:rPr>
-        <w:t>③ `V$LOG`의 시퀀스 번호</w:t>
-      </w:r>
-    </w:p>
-    <w:p>
-      <w:r>
-        <w:rPr>
-          <w:rFonts w:ascii="맑은 고딕" w:hAnsi="맑은 고딕" w:eastAsia="맑은 고딕"/>
-          <w:sz w:val="21"/>
-        </w:rPr>
-        <w:t>④ `V$ARCHIVE_DEST`의 REOPEN</w:t>
+        <w:t xml:space="preserve">① </w:t>
+      </w:r>
+      <w:r>
+        <w:rPr>
+          <w:rFonts w:ascii="Consolas" w:hAnsi="Consolas" w:eastAsia="맑은 고딕"/>
+          <w:sz w:val="21"/>
+        </w:rPr>
+        <w:t xml:space="preserve">V$ARCHIVE_DEST</w:t>
+      </w:r>
+      <w:r>
+        <w:rPr>
+          <w:rFonts w:ascii="맑은 고딕" w:hAnsi="맑은 고딕" w:eastAsia="맑은 고딕"/>
+          <w:sz w:val="21"/>
+        </w:rPr>
+        <w:t xml:space="preserve">의 REOPEN</w:t>
+      </w:r>
+    </w:p>
+    <w:p>
+      <w:r>
+        <w:rPr>
+          <w:rFonts w:ascii="맑은 고딕" w:hAnsi="맑은 고딕" w:eastAsia="맑은 고딕"/>
+          <w:sz w:val="21"/>
+        </w:rPr>
+        <w:t xml:space="preserve">② </w:t>
+      </w:r>
+      <w:r>
+        <w:rPr>
+          <w:rFonts w:ascii="Consolas" w:hAnsi="Consolas" w:eastAsia="맑은 고딕"/>
+          <w:sz w:val="21"/>
+        </w:rPr>
+        <w:t xml:space="preserve">V$LOG</w:t>
+      </w:r>
+      <w:r>
+        <w:rPr>
+          <w:rFonts w:ascii="맑은 고딕" w:hAnsi="맑은 고딕" w:eastAsia="맑은 고딕"/>
+          <w:sz w:val="21"/>
+        </w:rPr>
+        <w:t xml:space="preserve">의 시퀀스 번호</w:t>
+      </w:r>
+    </w:p>
+    <w:p>
+      <w:r>
+        <w:rPr>
+          <w:rFonts w:ascii="맑은 고딕" w:hAnsi="맑은 고딕" w:eastAsia="맑은 고딕"/>
+          <w:sz w:val="21"/>
+        </w:rPr>
+        <w:t xml:space="preserve">③ </w:t>
+      </w:r>
+      <w:r>
+        <w:rPr>
+          <w:rFonts w:ascii="Consolas" w:hAnsi="Consolas" w:eastAsia="맑은 고딕"/>
+          <w:sz w:val="21"/>
+        </w:rPr>
+        <w:t xml:space="preserve">V$DATAGUARD_STATS</w:t>
+      </w:r>
+      <w:r>
+        <w:rPr>
+          <w:rFonts w:ascii="맑은 고딕" w:hAnsi="맑은 고딕" w:eastAsia="맑은 고딕"/>
+          <w:sz w:val="21"/>
+        </w:rPr>
+        <w:t xml:space="preserve">의 transport lag</w:t>
+      </w:r>
+    </w:p>
+    <w:p>
+      <w:r>
+        <w:rPr>
+          <w:rFonts w:ascii="맑은 고딕" w:hAnsi="맑은 고딕" w:eastAsia="맑은 고딕"/>
+          <w:sz w:val="21"/>
+        </w:rPr>
+        <w:t xml:space="preserve">④ </w:t>
+      </w:r>
+      <w:r>
+        <w:rPr>
+          <w:rFonts w:ascii="Consolas" w:hAnsi="Consolas" w:eastAsia="맑은 고딕"/>
+          <w:sz w:val="21"/>
+        </w:rPr>
+        <w:t xml:space="preserve">V$DATAGUARD_STATS</w:t>
+      </w:r>
+      <w:r>
+        <w:rPr>
+          <w:rFonts w:ascii="맑은 고딕" w:hAnsi="맑은 고딕" w:eastAsia="맑은 고딕"/>
+          <w:sz w:val="21"/>
+        </w:rPr>
+        <w:t xml:space="preserve">의 apply lag</w:t>
       </w:r>
     </w:p>
     <w:p>
@@ -2605,25 +3152,25 @@
           <w:rFonts w:ascii="맑은 고딕" w:hAnsi="맑은 고딕" w:eastAsia="맑은 고딕"/>
           <w:sz w:val="21"/>
         </w:rPr>
-        <w:t>① 무손실 보장을 유지한 채 서비스를 재개할 수 있다</w:t>
-      </w:r>
-    </w:p>
-    <w:p>
-      <w:r>
-        <w:rPr>
-          <w:rFonts w:ascii="맑은 고딕" w:hAnsi="맑은 고딕" w:eastAsia="맑은 고딕"/>
-          <w:sz w:val="21"/>
-        </w:rPr>
-        <w:t>② 복구 시간이 항상 더 짧다</w:t>
-      </w:r>
-    </w:p>
-    <w:p>
-      <w:r>
-        <w:rPr>
-          <w:rFonts w:ascii="맑은 고딕" w:hAnsi="맑은 고딕" w:eastAsia="맑은 고딕"/>
-          <w:sz w:val="21"/>
-        </w:rPr>
-        <w:t>③ 보호 모드를 자동으로 낮춰 준다</w:t>
+        <w:t>① 보호 모드를 자동으로 낮춰 준다</w:t>
+      </w:r>
+    </w:p>
+    <w:p>
+      <w:r>
+        <w:rPr>
+          <w:rFonts w:ascii="맑은 고딕" w:hAnsi="맑은 고딕" w:eastAsia="맑은 고딕"/>
+          <w:sz w:val="21"/>
+        </w:rPr>
+        <w:t>② 무손실 보장을 유지한 채 서비스를 재개할 수 있다</w:t>
+      </w:r>
+    </w:p>
+    <w:p>
+      <w:r>
+        <w:rPr>
+          <w:rFonts w:ascii="맑은 고딕" w:hAnsi="맑은 고딕" w:eastAsia="맑은 고딕"/>
+          <w:sz w:val="21"/>
+        </w:rPr>
+        <w:t>③ 복구 시간이 항상 더 짧다</w:t>
       </w:r>
     </w:p>
     <w:p>
@@ -2650,43 +3197,57 @@
           <w:rFonts w:ascii="맑은 고딕" w:hAnsi="맑은 고딕" w:eastAsia="맑은 고딕"/>
           <w:sz w:val="21"/>
         </w:rPr>
-        <w:t>[상-09] Broker 환경에서 `LOG_ARCHIVE_DEST_n`을 SQL로 직접 고치면?</w:t>
-      </w:r>
-    </w:p>
-    <w:p>
-      <w:r>
-        <w:rPr>
-          <w:rFonts w:ascii="맑은 고딕" w:hAnsi="맑은 고딕" w:eastAsia="맑은 고딕"/>
-          <w:sz w:val="21"/>
-        </w:rPr>
-        <w:t>① Broker가 되돌리거나 경고를 낸다</w:t>
-      </w:r>
-    </w:p>
-    <w:p>
-      <w:r>
-        <w:rPr>
-          <w:rFonts w:ascii="맑은 고딕" w:hAnsi="맑은 고딕" w:eastAsia="맑은 고딕"/>
-          <w:sz w:val="21"/>
-        </w:rPr>
-        <w:t>② 즉시 반영되고 Broker도 따라온다</w:t>
-      </w:r>
-    </w:p>
-    <w:p>
-      <w:r>
-        <w:rPr>
-          <w:rFonts w:ascii="맑은 고딕" w:hAnsi="맑은 고딕" w:eastAsia="맑은 고딕"/>
-          <w:sz w:val="21"/>
-        </w:rPr>
-        <w:t>③ 인스턴스가 종료된다</w:t>
-      </w:r>
-    </w:p>
-    <w:p>
-      <w:r>
-        <w:rPr>
-          <w:rFonts w:ascii="맑은 고딕" w:hAnsi="맑은 고딕" w:eastAsia="맑은 고딕"/>
-          <w:sz w:val="21"/>
-        </w:rPr>
-        <w:t>④ Standby에만 반영된다</w:t>
+        <w:t xml:space="preserve">[상-09] Broker 환경에서 </w:t>
+      </w:r>
+      <w:r>
+        <w:rPr>
+          <w:rFonts w:ascii="Consolas" w:hAnsi="Consolas" w:eastAsia="맑은 고딕"/>
+          <w:sz w:val="21"/>
+        </w:rPr>
+        <w:t xml:space="preserve">LOG_ARCHIVE_DEST_n</w:t>
+      </w:r>
+      <w:r>
+        <w:rPr>
+          <w:rFonts w:ascii="맑은 고딕" w:hAnsi="맑은 고딕" w:eastAsia="맑은 고딕"/>
+          <w:sz w:val="21"/>
+        </w:rPr>
+        <w:t xml:space="preserve">을 SQL로 직접 고치면?</w:t>
+      </w:r>
+    </w:p>
+    <w:p>
+      <w:r>
+        <w:rPr>
+          <w:rFonts w:ascii="맑은 고딕" w:hAnsi="맑은 고딕" w:eastAsia="맑은 고딕"/>
+          <w:sz w:val="21"/>
+        </w:rPr>
+        <w:t>① 즉시 반영되고 Broker도 따라온다</w:t>
+      </w:r>
+    </w:p>
+    <w:p>
+      <w:r>
+        <w:rPr>
+          <w:rFonts w:ascii="맑은 고딕" w:hAnsi="맑은 고딕" w:eastAsia="맑은 고딕"/>
+          <w:sz w:val="21"/>
+        </w:rPr>
+        <w:t>② Broker가 되돌리거나 경고를 낸다</w:t>
+      </w:r>
+    </w:p>
+    <w:p>
+      <w:r>
+        <w:rPr>
+          <w:rFonts w:ascii="맑은 고딕" w:hAnsi="맑은 고딕" w:eastAsia="맑은 고딕"/>
+          <w:sz w:val="21"/>
+        </w:rPr>
+        <w:t>③ Standby에만 반영된다</w:t>
+      </w:r>
+    </w:p>
+    <w:p>
+      <w:r>
+        <w:rPr>
+          <w:rFonts w:ascii="맑은 고딕" w:hAnsi="맑은 고딕" w:eastAsia="맑은 고딕"/>
+          <w:sz w:val="21"/>
+        </w:rPr>
+        <w:t>④ 인스턴스가 종료된다</w:t>
       </w:r>
     </w:p>
     <w:p>
@@ -2713,7 +3274,7 @@
           <w:rFonts w:ascii="맑은 고딕" w:hAnsi="맑은 고딕" w:eastAsia="맑은 고딕"/>
           <w:sz w:val="21"/>
         </w:rPr>
-        <w:t>① `PROTECTION_MODE`와 `PROTECTION_LEVEL`이 계속 일치하는지</w:t>
+        <w:t>① 리스너 로그 크기</w:t>
       </w:r>
     </w:p>
     <w:p>
@@ -2731,19 +3292,49 @@
           <w:rFonts w:ascii="맑은 고딕" w:hAnsi="맑은 고딕" w:eastAsia="맑은 고딕"/>
           <w:sz w:val="21"/>
         </w:rPr>
-        <w:t>③ SRL의 파일 이름 규칙</w:t>
-      </w:r>
-    </w:p>
-    <w:p>
-      <w:r>
-        <w:rPr>
-          <w:rFonts w:ascii="맑은 고딕" w:hAnsi="맑은 고딕" w:eastAsia="맑은 고딕"/>
-          <w:sz w:val="21"/>
-        </w:rPr>
-        <w:t>④ 리스너 로그 크기</w:t>
+        <w:t xml:space="preserve">③ </w:t>
+      </w:r>
+      <w:r>
+        <w:rPr>
+          <w:rFonts w:ascii="Consolas" w:hAnsi="Consolas" w:eastAsia="맑은 고딕"/>
+          <w:sz w:val="21"/>
+        </w:rPr>
+        <w:t xml:space="preserve">PROTECTION_MODE</w:t>
+      </w:r>
+      <w:r>
+        <w:rPr>
+          <w:rFonts w:ascii="맑은 고딕" w:hAnsi="맑은 고딕" w:eastAsia="맑은 고딕"/>
+          <w:sz w:val="21"/>
+        </w:rPr>
+        <w:t xml:space="preserve">와 </w:t>
+      </w:r>
+      <w:r>
+        <w:rPr>
+          <w:rFonts w:ascii="Consolas" w:hAnsi="Consolas" w:eastAsia="맑은 고딕"/>
+          <w:sz w:val="21"/>
+        </w:rPr>
+        <w:t xml:space="preserve">PROTECTION_LEVEL</w:t>
+      </w:r>
+      <w:r>
+        <w:rPr>
+          <w:rFonts w:ascii="맑은 고딕" w:hAnsi="맑은 고딕" w:eastAsia="맑은 고딕"/>
+          <w:sz w:val="21"/>
+        </w:rPr>
+        <w:t xml:space="preserve">이 계속 일치하는지</w:t>
+      </w:r>
+    </w:p>
+    <w:p>
+      <w:r>
+        <w:rPr>
+          <w:rFonts w:ascii="맑은 고딕" w:hAnsi="맑은 고딕" w:eastAsia="맑은 고딕"/>
+          <w:sz w:val="21"/>
+        </w:rPr>
+        <w:t>④ SRL의 파일 이름 규칙</w:t>
       </w:r>
     </w:p>
     <w:sectPr>
+      <w:headerReference w:type="default" r:id="rId9"/>
+      <w:footerReference w:type="default" r:id="rId10"/>
       <w:pgSz w:w="12240" w:h="15840"/>
       <w:pgMar w:top="1440" w:right="1800" w:bottom="1440" w:left="1800" w:header="720" w:footer="720" w:gutter="0"/>
       <w:cols w:space="720"/>
@@ -2751,6 +3342,26 @@
     </w:sectPr>
   </w:body>
 </w:document>
+</file>
+
+<file path=word/footer1.xml><?xml version="1.0" encoding="utf-8"?>
+<w:ftr xmlns:m="http://schemas.openxmlformats.org/officeDocument/2006/math" xmlns:mc="http://schemas.openxmlformats.org/markup-compatibility/2006" xmlns:mo="http://schemas.microsoft.com/office/mac/office/2008/main" xmlns:mv="urn:schemas-microsoft-com:mac:vml" xmlns:o="urn:schemas-microsoft-com:office:office" xmlns:r="http://schemas.openxmlformats.org/officeDocument/2006/relationships" xmlns:v="urn:schemas-microsoft-com:vml" xmlns:w10="urn:schemas-microsoft-com:office:word" xmlns:w14="http://schemas.microsoft.com/office/word/2010/wordml" xmlns:w="http://schemas.openxmlformats.org/wordprocessingml/2006/main" xmlns:wne="http://schemas.microsoft.com/office/word/2006/wordml" xmlns:wp14="http://schemas.microsoft.com/office/word/2010/wordprocessingDrawing" xmlns:wp="http://schemas.openxmlformats.org/drawingml/2006/wordprocessingDrawing" xmlns:wpc="http://schemas.microsoft.com/office/word/2010/wordprocessingCanvas" xmlns:wpg="http://schemas.microsoft.com/office/word/2010/wordprocessingGroup" xmlns:wpi="http://schemas.microsoft.com/office/word/2010/wordprocessingInk" xmlns:wps="http://schemas.microsoft.com/office/word/2010/wordprocessingShape" mc:Ignorable="w14 wp14">
+  <w:p>
+    <w:pPr>
+      <w:pStyle w:val="Footer"/>
+    </w:pPr>
+  </w:p>
+</w:ftr>
+</file>
+
+<file path=word/header1.xml><?xml version="1.0" encoding="utf-8"?>
+<w:hdr xmlns:m="http://schemas.openxmlformats.org/officeDocument/2006/math" xmlns:mc="http://schemas.openxmlformats.org/markup-compatibility/2006" xmlns:mo="http://schemas.microsoft.com/office/mac/office/2008/main" xmlns:mv="urn:schemas-microsoft-com:mac:vml" xmlns:o="urn:schemas-microsoft-com:office:office" xmlns:r="http://schemas.openxmlformats.org/officeDocument/2006/relationships" xmlns:v="urn:schemas-microsoft-com:vml" xmlns:w10="urn:schemas-microsoft-com:office:word" xmlns:w14="http://schemas.microsoft.com/office/word/2010/wordml" xmlns:w="http://schemas.openxmlformats.org/wordprocessingml/2006/main" xmlns:wne="http://schemas.microsoft.com/office/word/2006/wordml" xmlns:wp14="http://schemas.microsoft.com/office/word/2010/wordprocessingDrawing" xmlns:wp="http://schemas.openxmlformats.org/drawingml/2006/wordprocessingDrawing" xmlns:wpc="http://schemas.microsoft.com/office/word/2010/wordprocessingCanvas" xmlns:wpg="http://schemas.microsoft.com/office/word/2010/wordprocessingGroup" xmlns:wpi="http://schemas.microsoft.com/office/word/2010/wordprocessingInk" xmlns:wps="http://schemas.microsoft.com/office/word/2010/wordprocessingShape" mc:Ignorable="w14 wp14">
+  <w:p>
+    <w:pPr>
+      <w:pStyle w:val="Header"/>
+    </w:pPr>
+  </w:p>
+</w:hdr>
 </file>
 
 <file path=word/numbering.xml><?xml version="1.0" encoding="utf-8"?>
